--- a/安全作业承载力分析/承载力报告/承载力报告20260923/国网青岛供电公司2026年9月份安全承载力分析报告.docx
+++ b/安全作业承载力分析/承载力报告/承载力报告20260923/国网青岛供电公司2026年9月份安全承载力分析报告.docx
@@ -9,9 +9,7 @@
         <w:keepLines w:val="false"/>
         <w:pageBreakBefore w:val="false"/>
         <w:widowControl w:val="false"/>
-        <w:kinsoku w:val="true"/>
-        <w:overflowPunct w:val="true"/>
-        <w:autoSpaceDE w:val="true"/>
+        <w:overflowPunct w:val="false"/>
         <w:bidi w:val="0"/>
         <w:snapToGrid w:val="true"/>
         <w:spacing w:lineRule="exact" w:line="580"/>
@@ -40,9 +38,7 @@
         <w:keepLines w:val="false"/>
         <w:pageBreakBefore w:val="false"/>
         <w:widowControl w:val="false"/>
-        <w:kinsoku w:val="true"/>
-        <w:overflowPunct w:val="true"/>
-        <w:autoSpaceDE w:val="true"/>
+        <w:overflowPunct w:val="false"/>
         <w:bidi w:val="0"/>
         <w:snapToGrid w:val="true"/>
         <w:spacing w:lineRule="exact" w:line="580"/>
@@ -50,9 +46,11 @@
         <w:jc w:val="center"/>
         <w:textAlignment w:val="auto"/>
         <w:rPr>
-          <w:rFonts w:ascii="方正小标宋_GBK" w:hAnsi="方正小标宋_GBK" w:eastAsia="方正小标宋_GBK" w:cs="方正小标宋_GBK"/>
-          <w:sz w:val="44"/>
-          <w:szCs w:val="44"/>
+          <w:rFonts w:ascii="方正仿宋_GBK" w:hAnsi="方正仿宋_GBK" w:eastAsia="方正仿宋_GBK" w:cs="方正仿宋_GBK"/>
+          <w:color w:val="000000"/>
+          <w:sz w:val="32"/>
+          <w:szCs w:val="32"/>
+          <w:lang w:val="en-US" w:eastAsia="zh-CN"/>
         </w:rPr>
       </w:pPr>
       <w:r>
@@ -71,9 +69,7 @@
         <w:keepLines w:val="false"/>
         <w:pageBreakBefore w:val="false"/>
         <w:widowControl w:val="false"/>
-        <w:kinsoku w:val="true"/>
-        <w:overflowPunct w:val="true"/>
-        <w:autoSpaceDE w:val="true"/>
+        <w:overflowPunct w:val="false"/>
         <w:bidi w:val="0"/>
         <w:snapToGrid w:val="false"/>
         <w:spacing w:lineRule="exact" w:line="580"/>
@@ -84,7 +80,6 @@
           <w:color w:val="000000"/>
           <w:sz w:val="32"/>
           <w:szCs w:val="32"/>
-          <w:highlight w:val="none"/>
           <w:lang w:val="en-US" w:eastAsia="zh-CN"/>
         </w:rPr>
       </w:pPr>
@@ -104,7 +99,9 @@
         <w:spacing w:lineRule="exact" w:line="580"/>
         <w:ind w:firstLine="640" w:end="0"/>
         <w:rPr>
-          <w:rFonts w:ascii="方正仿宋_GBK" w:hAnsi="方正仿宋_GBK" w:eastAsia="方正仿宋_GBK" w:cs="方正仿宋_GBK"/>
+          <w:rFonts w:ascii="方正黑体_GBK" w:hAnsi="方正黑体_GBK" w:eastAsia="方正黑体_GBK" w:cs="方正黑体_GBK"/>
+          <w:b w:val="false"/>
+          <w:bCs w:val="false"/>
           <w:sz w:val="32"/>
           <w:szCs w:val="32"/>
           <w:lang w:val="en-US" w:eastAsia="zh-CN"/>
@@ -127,21 +124,20 @@
         <w:keepLines w:val="false"/>
         <w:pageBreakBefore w:val="false"/>
         <w:widowControl w:val="false"/>
-        <w:kinsoku w:val="true"/>
-        <w:overflowPunct w:val="true"/>
-        <w:autoSpaceDE w:val="true"/>
+        <w:overflowPunct w:val="false"/>
         <w:bidi w:val="0"/>
         <w:snapToGrid w:val="true"/>
         <w:spacing w:lineRule="exact" w:line="580"/>
         <w:ind w:firstLine="640" w:end="0"/>
         <w:textAlignment w:val="auto"/>
         <w:rPr>
-          <w:rFonts w:ascii="方正黑体_GBK" w:hAnsi="方正黑体_GBK" w:eastAsia="方正黑体_GBK" w:cs="方正黑体_GBK"/>
-          <w:b w:val="false"/>
-          <w:bCs w:val="false"/>
+          <w:rFonts w:cs="方正仿宋_GBK"/>
+          <w:color w:val="000000"/>
+          <w:spacing w:val="0"/>
+          <w:kern w:val="2"/>
           <w:sz w:val="32"/>
           <w:szCs w:val="32"/>
-          <w:lang w:val="en-US" w:eastAsia="zh-CN"/>
+          <w:lang w:val="en-US" w:eastAsia="zh-CN" w:bidi="ar-SA"/>
         </w:rPr>
       </w:pPr>
       <w:r>
@@ -163,23 +159,17 @@
         <w:keepLines w:val="false"/>
         <w:pageBreakBefore w:val="false"/>
         <w:widowControl w:val="false"/>
-        <w:kinsoku w:val="true"/>
-        <w:overflowPunct w:val="true"/>
-        <w:autoSpaceDE w:val="true"/>
+        <w:overflowPunct w:val="false"/>
         <w:bidi w:val="0"/>
         <w:snapToGrid w:val="false"/>
         <w:spacing w:lineRule="exact" w:line="580"/>
         <w:ind w:firstLine="640" w:end="0"/>
         <w:textAlignment w:val="auto"/>
         <w:rPr>
-          <w:rFonts w:cs="方正仿宋_GBK"/>
-          <w:color w:val="000000"/>
-          <w:spacing w:val="0"/>
-          <w:kern w:val="2"/>
-          <w:sz w:val="32"/>
-          <w:szCs w:val="32"/>
-          <w:highlight w:val="none"/>
-          <w:lang w:val="en-US" w:eastAsia="zh-CN" w:bidi="ar"/>
+          <w:rFonts w:ascii="方正仿宋_GBK" w:hAnsi="方正仿宋_GBK" w:cs="方正仿宋_GBK"/>
+          <w:sz w:val="24"/>
+          <w:szCs w:val="24"/>
+          <w:lang w:eastAsia="zh-CN"/>
         </w:rPr>
       </w:pPr>
       <w:r>
@@ -190,9 +180,9 @@
           <w:kern w:val="2"/>
           <w:sz w:val="32"/>
           <w:szCs w:val="32"/>
-          <w:lang w:val="en-US" w:eastAsia="zh-CN" w:bidi="ar"/>
+          <w:lang w:val="en-US" w:eastAsia="zh-CN" w:bidi="ar-SA"/>
         </w:rPr>
-        <w:t>9月份，公司各单位共安排日计划15236项，其中二级风险作业1项、三级风险作业47项。三级及以上风险工作明细表如下：</w:t>
+        <w:t>9月份，公司各单位共安排日计划15236项，其中三级风险作业47项、四级风险作业3123项、五级风险作业12060项。三级风险工作明细表如下：</w:t>
       </w:r>
     </w:p>
     <w:tbl>
@@ -241,9 +231,7 @@
               <w:keepNext w:val="false"/>
               <w:keepLines w:val="false"/>
               <w:widowControl w:val="false"/>
-              <w:kinsoku w:val="true"/>
-              <w:overflowPunct w:val="true"/>
-              <w:autoSpaceDE w:val="true"/>
+              <w:overflowPunct w:val="false"/>
               <w:bidi w:val="0"/>
               <w:snapToGrid w:val="false"/>
               <w:spacing w:lineRule="exact" w:line="320" w:before="0" w:after="0"/>
@@ -251,7 +239,7 @@
               <w:jc w:val="center"/>
               <w:textAlignment w:val="auto"/>
               <w:rPr>
-                <w:rFonts w:ascii="方正仿宋_GBK" w:hAnsi="方正仿宋_GBK" w:eastAsia="方正仿宋_GBK" w:cs="方正仿宋_GBK"/>
+                <w:rFonts w:ascii="方正仿宋_GBK" w:hAnsi="方正仿宋_GBK" w:cs="方正仿宋_GBK"/>
                 <w:sz w:val="24"/>
                 <w:szCs w:val="24"/>
                 <w:lang w:eastAsia="zh-CN"/>
@@ -286,9 +274,7 @@
               <w:keepNext w:val="false"/>
               <w:keepLines w:val="false"/>
               <w:widowControl w:val="false"/>
-              <w:kinsoku w:val="true"/>
-              <w:overflowPunct w:val="true"/>
-              <w:autoSpaceDE w:val="true"/>
+              <w:overflowPunct w:val="false"/>
               <w:bidi w:val="0"/>
               <w:snapToGrid w:val="false"/>
               <w:spacing w:lineRule="exact" w:line="320" w:before="0" w:after="0"/>
@@ -296,7 +282,7 @@
               <w:jc w:val="center"/>
               <w:textAlignment w:val="auto"/>
               <w:rPr>
-                <w:rFonts w:ascii="方正仿宋_GBK" w:hAnsi="方正仿宋_GBK" w:eastAsia="方正仿宋_GBK" w:cs="方正仿宋_GBK"/>
+                <w:rFonts w:ascii="方正仿宋_GBK" w:hAnsi="方正仿宋_GBK" w:cs="方正仿宋_GBK"/>
                 <w:sz w:val="24"/>
                 <w:szCs w:val="24"/>
                 <w:lang w:eastAsia="zh-CN"/>
@@ -331,9 +317,7 @@
               <w:keepNext w:val="false"/>
               <w:keepLines w:val="false"/>
               <w:widowControl w:val="false"/>
-              <w:kinsoku w:val="true"/>
-              <w:overflowPunct w:val="true"/>
-              <w:autoSpaceDE w:val="true"/>
+              <w:overflowPunct w:val="false"/>
               <w:bidi w:val="0"/>
               <w:snapToGrid w:val="false"/>
               <w:spacing w:lineRule="exact" w:line="320" w:before="0" w:after="0"/>
@@ -341,7 +325,7 @@
               <w:jc w:val="center"/>
               <w:textAlignment w:val="auto"/>
               <w:rPr>
-                <w:rFonts w:ascii="方正仿宋_GBK" w:hAnsi="方正仿宋_GBK" w:eastAsia="方正仿宋_GBK" w:cs="方正仿宋_GBK"/>
+                <w:rFonts w:ascii="方正仿宋_GBK" w:hAnsi="方正仿宋_GBK" w:cs="方正仿宋_GBK"/>
                 <w:sz w:val="24"/>
                 <w:szCs w:val="24"/>
                 <w:lang w:eastAsia="zh-CN"/>
@@ -376,9 +360,7 @@
               <w:keepNext w:val="false"/>
               <w:keepLines w:val="false"/>
               <w:widowControl w:val="false"/>
-              <w:kinsoku w:val="true"/>
-              <w:overflowPunct w:val="true"/>
-              <w:autoSpaceDE w:val="true"/>
+              <w:overflowPunct w:val="false"/>
               <w:bidi w:val="0"/>
               <w:snapToGrid w:val="false"/>
               <w:spacing w:lineRule="exact" w:line="320" w:before="0" w:after="0"/>
@@ -386,7 +368,7 @@
               <w:jc w:val="center"/>
               <w:textAlignment w:val="auto"/>
               <w:rPr>
-                <w:rFonts w:ascii="方正仿宋_GBK" w:hAnsi="方正仿宋_GBK" w:eastAsia="方正仿宋_GBK" w:cs="方正仿宋_GBK"/>
+                <w:rFonts w:ascii="方正仿宋_GBK" w:hAnsi="方正仿宋_GBK" w:cs="方正仿宋_GBK"/>
                 <w:sz w:val="24"/>
                 <w:szCs w:val="24"/>
                 <w:lang w:eastAsia="zh-CN"/>
@@ -421,9 +403,7 @@
               <w:keepNext w:val="false"/>
               <w:keepLines w:val="false"/>
               <w:widowControl w:val="false"/>
-              <w:kinsoku w:val="true"/>
-              <w:overflowPunct w:val="true"/>
-              <w:autoSpaceDE w:val="true"/>
+              <w:overflowPunct w:val="false"/>
               <w:bidi w:val="0"/>
               <w:snapToGrid w:val="false"/>
               <w:spacing w:lineRule="exact" w:line="320" w:before="0" w:after="0"/>
@@ -431,7 +411,7 @@
               <w:jc w:val="center"/>
               <w:textAlignment w:val="auto"/>
               <w:rPr>
-                <w:rFonts w:ascii="方正仿宋_GBK" w:hAnsi="方正仿宋_GBK" w:eastAsia="方正仿宋_GBK" w:cs="方正仿宋_GBK"/>
+                <w:rFonts w:ascii="方正仿宋_GBK" w:hAnsi="方正仿宋_GBK" w:cs="方正仿宋_GBK"/>
                 <w:sz w:val="24"/>
                 <w:szCs w:val="24"/>
                 <w:lang w:eastAsia="zh-CN"/>
@@ -5490,7 +5470,7 @@
                 <w:b w:val="0"/>
                 <w:sz w:val="21"/>
               </w:rPr>
-              <w:t>青岛劲松（科技城）220千伏输变电工程</w:t>
+              <w:t>青岛临空220千伏输变电工程</w:t>
             </w:r>
           </w:p>
         </w:tc>
@@ -5517,7 +5497,7 @@
                 <w:b w:val="0"/>
                 <w:sz w:val="21"/>
               </w:rPr>
-              <w:t>二级</w:t>
+              <w:t>三级</w:t>
             </w:r>
           </w:p>
         </w:tc>
@@ -5544,7 +5524,7 @@
                 <w:b w:val="0"/>
                 <w:sz w:val="21"/>
               </w:rPr>
-              <w:t>9月13日-14日</w:t>
+              <w:t>9月20日-21日</w:t>
               <w:br/>
             </w:r>
             <w:r>
@@ -5636,7 +5616,7 @@
                 <w:b w:val="0"/>
                 <w:sz w:val="21"/>
               </w:rPr>
-              <w:t>青岛临空220千伏输变电工程</w:t>
+              <w:t>国网山东青岛供电公司220kV德千线#61-#65、上海I线#83-#87杆塔维修</w:t>
             </w:r>
           </w:p>
         </w:tc>
@@ -5690,7 +5670,7 @@
                 <w:b w:val="0"/>
                 <w:sz w:val="21"/>
               </w:rPr>
-              <w:t>9月20日-21日</w:t>
+              <w:t>9月16日-21日</w:t>
               <w:br/>
             </w:r>
             <w:r>
@@ -5699,7 +5679,7 @@
                 <w:b w:val="0"/>
                 <w:sz w:val="21"/>
               </w:rPr>
-              <w:t>（2天）</w:t>
+              <w:t>（6天）</w:t>
             </w:r>
           </w:p>
         </w:tc>
@@ -5782,7 +5762,1321 @@
                 <w:b w:val="0"/>
                 <w:sz w:val="21"/>
               </w:rPr>
-              <w:t>国网山东青岛供电公司220kV德千线#61-#65、上海I线#83-#87杆塔维修</w:t>
+              <w:t>青岛城阳映月（红岛）220千伏输变电工程</w:t>
+            </w:r>
+          </w:p>
+        </w:tc>
+        <w:tc>
+          <w:tcPr>
+            <w:tcW w:type="dxa" w:w="720"/>
+            <w:vAlign w:val="center"/>
+            <w:tcBorders>
+              <w:top w:val="single" w:sz="4" w:space="0" w:color="000000"/>
+              <w:left w:val="single" w:sz="4" w:space="0" w:color="000000"/>
+              <w:bottom w:val="single" w:sz="4" w:space="0" w:color="000000"/>
+              <w:right w:val="single" w:sz="4" w:space="0" w:color="000000"/>
+            </w:tcBorders>
+          </w:tcPr>
+          <w:p>
+            <w:pPr>
+              <w:spacing w:before="0" w:after="0" w:lineRule="exact" w:line="320"/>
+              <w:jc w:val="center"/>
+              <w:ind w:firstLine="0" w:firstLineChars="0"/>
+            </w:pPr>
+            <w:r>
+              <w:rPr>
+                <w:rFonts w:ascii="宋体" w:hAnsi="宋体" w:eastAsia="宋体" w:cs="宋体"/>
+                <w:b w:val="0"/>
+                <w:sz w:val="21"/>
+              </w:rPr>
+              <w:t>三级</w:t>
+            </w:r>
+          </w:p>
+        </w:tc>
+        <w:tc>
+          <w:tcPr>
+            <w:tcW w:type="dxa" w:w="1760"/>
+            <w:vAlign w:val="center"/>
+            <w:tcBorders>
+              <w:top w:val="single" w:sz="4" w:space="0" w:color="000000"/>
+              <w:left w:val="single" w:sz="4" w:space="0" w:color="000000"/>
+              <w:bottom w:val="single" w:sz="4" w:space="0" w:color="000000"/>
+              <w:right w:val="single" w:sz="4" w:space="0" w:color="000000"/>
+            </w:tcBorders>
+          </w:tcPr>
+          <w:p>
+            <w:pPr>
+              <w:spacing w:before="0" w:after="0" w:lineRule="exact" w:line="320"/>
+              <w:jc w:val="center"/>
+              <w:ind w:firstLine="0" w:firstLineChars="0"/>
+            </w:pPr>
+            <w:r>
+              <w:rPr>
+                <w:rFonts w:ascii="宋体" w:hAnsi="宋体" w:eastAsia="宋体" w:cs="宋体"/>
+                <w:b w:val="0"/>
+                <w:sz w:val="21"/>
+              </w:rPr>
+              <w:t>9月28日-30日</w:t>
+              <w:br/>
+            </w:r>
+            <w:r>
+              <w:rPr>
+                <w:rFonts w:ascii="宋体" w:hAnsi="宋体" w:eastAsia="宋体" w:cs="宋体"/>
+                <w:b w:val="0"/>
+                <w:sz w:val="21"/>
+              </w:rPr>
+              <w:t>（3天）</w:t>
+            </w:r>
+          </w:p>
+        </w:tc>
+      </w:tr>
+      <w:tr>
+        <w:tc>
+          <w:tcPr>
+            <w:tcW w:type="dxa" w:w="560"/>
+            <w:vAlign w:val="center"/>
+            <w:tcBorders>
+              <w:top w:val="single" w:sz="4" w:space="0" w:color="000000"/>
+              <w:left w:val="single" w:sz="4" w:space="0" w:color="000000"/>
+              <w:bottom w:val="single" w:sz="4" w:space="0" w:color="000000"/>
+              <w:right w:val="single" w:sz="4" w:space="0" w:color="000000"/>
+            </w:tcBorders>
+          </w:tcPr>
+          <w:p>
+            <w:pPr>
+              <w:spacing w:before="0" w:after="0" w:lineRule="exact" w:line="320"/>
+              <w:jc w:val="center"/>
+              <w:ind w:firstLine="0" w:firstLineChars="0"/>
+            </w:pPr>
+            <w:r>
+              <w:rPr>
+                <w:rFonts w:ascii="宋体" w:hAnsi="宋体" w:eastAsia="宋体" w:cs="宋体"/>
+                <w:b w:val="0"/>
+                <w:sz w:val="21"/>
+              </w:rPr>
+              <w:t>38</w:t>
+            </w:r>
+          </w:p>
+        </w:tc>
+        <w:tc>
+          <w:tcPr>
+            <w:tcW w:type="dxa" w:w="1560"/>
+            <w:vAlign w:val="center"/>
+            <w:tcBorders>
+              <w:top w:val="single" w:sz="4" w:space="0" w:color="000000"/>
+              <w:left w:val="single" w:sz="4" w:space="0" w:color="000000"/>
+              <w:bottom w:val="single" w:sz="4" w:space="0" w:color="000000"/>
+              <w:right w:val="single" w:sz="4" w:space="0" w:color="000000"/>
+            </w:tcBorders>
+          </w:tcPr>
+          <w:p>
+            <w:pPr>
+              <w:spacing w:before="0" w:after="0" w:lineRule="exact" w:line="320"/>
+              <w:jc w:val="center"/>
+              <w:ind w:firstLine="0" w:firstLineChars="0"/>
+            </w:pPr>
+            <w:r>
+              <w:rPr>
+                <w:rFonts w:ascii="宋体" w:hAnsi="宋体" w:eastAsia="宋体" w:cs="宋体"/>
+                <w:b w:val="0"/>
+                <w:sz w:val="21"/>
+              </w:rPr>
+              <w:t>安装公司</w:t>
+            </w:r>
+          </w:p>
+        </w:tc>
+        <w:tc>
+          <w:tcPr>
+            <w:tcW w:type="dxa" w:w="3000"/>
+            <w:vAlign w:val="center"/>
+            <w:tcBorders>
+              <w:top w:val="single" w:sz="4" w:space="0" w:color="000000"/>
+              <w:left w:val="single" w:sz="4" w:space="0" w:color="000000"/>
+              <w:bottom w:val="single" w:sz="4" w:space="0" w:color="000000"/>
+              <w:right w:val="single" w:sz="4" w:space="0" w:color="000000"/>
+            </w:tcBorders>
+          </w:tcPr>
+          <w:p>
+            <w:pPr>
+              <w:spacing w:before="0" w:after="0" w:lineRule="exact" w:line="320"/>
+              <w:jc w:val="center"/>
+              <w:ind w:firstLine="0" w:firstLineChars="0"/>
+            </w:pPr>
+            <w:r>
+              <w:rPr>
+                <w:rFonts w:ascii="宋体" w:hAnsi="宋体" w:eastAsia="宋体" w:cs="宋体"/>
+                <w:b w:val="0"/>
+                <w:sz w:val="21"/>
+              </w:rPr>
+              <w:t>青岛城阳映月（红岛）220千伏输变电工程</w:t>
+            </w:r>
+          </w:p>
+        </w:tc>
+        <w:tc>
+          <w:tcPr>
+            <w:tcW w:type="dxa" w:w="720"/>
+            <w:vAlign w:val="center"/>
+            <w:tcBorders>
+              <w:top w:val="single" w:sz="4" w:space="0" w:color="000000"/>
+              <w:left w:val="single" w:sz="4" w:space="0" w:color="000000"/>
+              <w:bottom w:val="single" w:sz="4" w:space="0" w:color="000000"/>
+              <w:right w:val="single" w:sz="4" w:space="0" w:color="000000"/>
+            </w:tcBorders>
+          </w:tcPr>
+          <w:p>
+            <w:pPr>
+              <w:spacing w:before="0" w:after="0" w:lineRule="exact" w:line="320"/>
+              <w:jc w:val="center"/>
+              <w:ind w:firstLine="0" w:firstLineChars="0"/>
+            </w:pPr>
+            <w:r>
+              <w:rPr>
+                <w:rFonts w:ascii="宋体" w:hAnsi="宋体" w:eastAsia="宋体" w:cs="宋体"/>
+                <w:b w:val="0"/>
+                <w:sz w:val="21"/>
+              </w:rPr>
+              <w:t>三级</w:t>
+            </w:r>
+          </w:p>
+        </w:tc>
+        <w:tc>
+          <w:tcPr>
+            <w:tcW w:type="dxa" w:w="1760"/>
+            <w:vAlign w:val="center"/>
+            <w:tcBorders>
+              <w:top w:val="single" w:sz="4" w:space="0" w:color="000000"/>
+              <w:left w:val="single" w:sz="4" w:space="0" w:color="000000"/>
+              <w:bottom w:val="single" w:sz="4" w:space="0" w:color="000000"/>
+              <w:right w:val="single" w:sz="4" w:space="0" w:color="000000"/>
+            </w:tcBorders>
+          </w:tcPr>
+          <w:p>
+            <w:pPr>
+              <w:spacing w:before="0" w:after="0" w:lineRule="exact" w:line="320"/>
+              <w:jc w:val="center"/>
+              <w:ind w:firstLine="0" w:firstLineChars="0"/>
+            </w:pPr>
+            <w:r>
+              <w:rPr>
+                <w:rFonts w:ascii="宋体" w:hAnsi="宋体" w:eastAsia="宋体" w:cs="宋体"/>
+                <w:b w:val="0"/>
+                <w:sz w:val="21"/>
+              </w:rPr>
+              <w:t>9月7日-8日</w:t>
+              <w:br/>
+            </w:r>
+            <w:r>
+              <w:rPr>
+                <w:rFonts w:ascii="宋体" w:hAnsi="宋体" w:eastAsia="宋体" w:cs="宋体"/>
+                <w:b w:val="0"/>
+                <w:sz w:val="21"/>
+              </w:rPr>
+              <w:t>（2天）</w:t>
+            </w:r>
+          </w:p>
+        </w:tc>
+      </w:tr>
+      <w:tr>
+        <w:tc>
+          <w:tcPr>
+            <w:tcW w:type="dxa" w:w="560"/>
+            <w:vAlign w:val="center"/>
+            <w:tcBorders>
+              <w:top w:val="single" w:sz="4" w:space="0" w:color="000000"/>
+              <w:left w:val="single" w:sz="4" w:space="0" w:color="000000"/>
+              <w:bottom w:val="single" w:sz="4" w:space="0" w:color="000000"/>
+              <w:right w:val="single" w:sz="4" w:space="0" w:color="000000"/>
+            </w:tcBorders>
+          </w:tcPr>
+          <w:p>
+            <w:pPr>
+              <w:spacing w:before="0" w:after="0" w:lineRule="exact" w:line="320"/>
+              <w:jc w:val="center"/>
+              <w:ind w:firstLine="0" w:firstLineChars="0"/>
+            </w:pPr>
+            <w:r>
+              <w:rPr>
+                <w:rFonts w:ascii="宋体" w:hAnsi="宋体" w:eastAsia="宋体" w:cs="宋体"/>
+                <w:b w:val="0"/>
+                <w:sz w:val="21"/>
+              </w:rPr>
+              <w:t>39</w:t>
+            </w:r>
+          </w:p>
+        </w:tc>
+        <w:tc>
+          <w:tcPr>
+            <w:tcW w:type="dxa" w:w="1560"/>
+            <w:vAlign w:val="center"/>
+            <w:tcBorders>
+              <w:top w:val="single" w:sz="4" w:space="0" w:color="000000"/>
+              <w:left w:val="single" w:sz="4" w:space="0" w:color="000000"/>
+              <w:bottom w:val="single" w:sz="4" w:space="0" w:color="000000"/>
+              <w:right w:val="single" w:sz="4" w:space="0" w:color="000000"/>
+            </w:tcBorders>
+          </w:tcPr>
+          <w:p>
+            <w:pPr>
+              <w:spacing w:before="0" w:after="0" w:lineRule="exact" w:line="320"/>
+              <w:jc w:val="center"/>
+              <w:ind w:firstLine="0" w:firstLineChars="0"/>
+            </w:pPr>
+            <w:r>
+              <w:rPr>
+                <w:rFonts w:ascii="宋体" w:hAnsi="宋体" w:eastAsia="宋体" w:cs="宋体"/>
+                <w:b w:val="0"/>
+                <w:sz w:val="21"/>
+              </w:rPr>
+              <w:t>安装公司</w:t>
+            </w:r>
+          </w:p>
+        </w:tc>
+        <w:tc>
+          <w:tcPr>
+            <w:tcW w:type="dxa" w:w="3000"/>
+            <w:vAlign w:val="center"/>
+            <w:tcBorders>
+              <w:top w:val="single" w:sz="4" w:space="0" w:color="000000"/>
+              <w:left w:val="single" w:sz="4" w:space="0" w:color="000000"/>
+              <w:bottom w:val="single" w:sz="4" w:space="0" w:color="000000"/>
+              <w:right w:val="single" w:sz="4" w:space="0" w:color="000000"/>
+            </w:tcBorders>
+          </w:tcPr>
+          <w:p>
+            <w:pPr>
+              <w:spacing w:before="0" w:after="0" w:lineRule="exact" w:line="320"/>
+              <w:jc w:val="center"/>
+              <w:ind w:firstLine="0" w:firstLineChars="0"/>
+            </w:pPr>
+            <w:r>
+              <w:rPr>
+                <w:rFonts w:ascii="宋体" w:hAnsi="宋体" w:eastAsia="宋体" w:cs="宋体"/>
+                <w:b w:val="0"/>
+                <w:sz w:val="21"/>
+              </w:rPr>
+              <w:t>青岛城阳映月（红岛）220千伏输变电工程</w:t>
+            </w:r>
+          </w:p>
+        </w:tc>
+        <w:tc>
+          <w:tcPr>
+            <w:tcW w:type="dxa" w:w="720"/>
+            <w:vAlign w:val="center"/>
+            <w:tcBorders>
+              <w:top w:val="single" w:sz="4" w:space="0" w:color="000000"/>
+              <w:left w:val="single" w:sz="4" w:space="0" w:color="000000"/>
+              <w:bottom w:val="single" w:sz="4" w:space="0" w:color="000000"/>
+              <w:right w:val="single" w:sz="4" w:space="0" w:color="000000"/>
+            </w:tcBorders>
+          </w:tcPr>
+          <w:p>
+            <w:pPr>
+              <w:spacing w:before="0" w:after="0" w:lineRule="exact" w:line="320"/>
+              <w:jc w:val="center"/>
+              <w:ind w:firstLine="0" w:firstLineChars="0"/>
+            </w:pPr>
+            <w:r>
+              <w:rPr>
+                <w:rFonts w:ascii="宋体" w:hAnsi="宋体" w:eastAsia="宋体" w:cs="宋体"/>
+                <w:b w:val="0"/>
+                <w:sz w:val="21"/>
+              </w:rPr>
+              <w:t>三级</w:t>
+            </w:r>
+          </w:p>
+        </w:tc>
+        <w:tc>
+          <w:tcPr>
+            <w:tcW w:type="dxa" w:w="1760"/>
+            <w:vAlign w:val="center"/>
+            <w:tcBorders>
+              <w:top w:val="single" w:sz="4" w:space="0" w:color="000000"/>
+              <w:left w:val="single" w:sz="4" w:space="0" w:color="000000"/>
+              <w:bottom w:val="single" w:sz="4" w:space="0" w:color="000000"/>
+              <w:right w:val="single" w:sz="4" w:space="0" w:color="000000"/>
+            </w:tcBorders>
+          </w:tcPr>
+          <w:p>
+            <w:pPr>
+              <w:spacing w:before="0" w:after="0" w:lineRule="exact" w:line="320"/>
+              <w:jc w:val="center"/>
+              <w:ind w:firstLine="0" w:firstLineChars="0"/>
+            </w:pPr>
+            <w:r>
+              <w:rPr>
+                <w:rFonts w:ascii="宋体" w:hAnsi="宋体" w:eastAsia="宋体" w:cs="宋体"/>
+                <w:b w:val="0"/>
+                <w:sz w:val="21"/>
+              </w:rPr>
+              <w:t>9月30日</w:t>
+              <w:br/>
+            </w:r>
+            <w:r>
+              <w:rPr>
+                <w:rFonts w:ascii="宋体" w:hAnsi="宋体" w:eastAsia="宋体" w:cs="宋体"/>
+                <w:b w:val="0"/>
+                <w:sz w:val="21"/>
+              </w:rPr>
+              <w:t>（1天）</w:t>
+            </w:r>
+          </w:p>
+        </w:tc>
+      </w:tr>
+      <w:tr>
+        <w:tc>
+          <w:tcPr>
+            <w:tcW w:type="dxa" w:w="560"/>
+            <w:vAlign w:val="center"/>
+            <w:tcBorders>
+              <w:top w:val="single" w:sz="4" w:space="0" w:color="000000"/>
+              <w:left w:val="single" w:sz="4" w:space="0" w:color="000000"/>
+              <w:bottom w:val="single" w:sz="4" w:space="0" w:color="000000"/>
+              <w:right w:val="single" w:sz="4" w:space="0" w:color="000000"/>
+            </w:tcBorders>
+          </w:tcPr>
+          <w:p>
+            <w:pPr>
+              <w:spacing w:before="0" w:after="0" w:lineRule="exact" w:line="320"/>
+              <w:jc w:val="center"/>
+              <w:ind w:firstLine="0" w:firstLineChars="0"/>
+            </w:pPr>
+            <w:r>
+              <w:rPr>
+                <w:rFonts w:ascii="宋体" w:hAnsi="宋体" w:eastAsia="宋体" w:cs="宋体"/>
+                <w:b w:val="0"/>
+                <w:sz w:val="21"/>
+              </w:rPr>
+              <w:t>40</w:t>
+            </w:r>
+          </w:p>
+        </w:tc>
+        <w:tc>
+          <w:tcPr>
+            <w:tcW w:type="dxa" w:w="1560"/>
+            <w:vAlign w:val="center"/>
+            <w:tcBorders>
+              <w:top w:val="single" w:sz="4" w:space="0" w:color="000000"/>
+              <w:left w:val="single" w:sz="4" w:space="0" w:color="000000"/>
+              <w:bottom w:val="single" w:sz="4" w:space="0" w:color="000000"/>
+              <w:right w:val="single" w:sz="4" w:space="0" w:color="000000"/>
+            </w:tcBorders>
+          </w:tcPr>
+          <w:p>
+            <w:pPr>
+              <w:spacing w:before="0" w:after="0" w:lineRule="exact" w:line="320"/>
+              <w:jc w:val="center"/>
+              <w:ind w:firstLine="0" w:firstLineChars="0"/>
+            </w:pPr>
+            <w:r>
+              <w:rPr>
+                <w:rFonts w:ascii="宋体" w:hAnsi="宋体" w:eastAsia="宋体" w:cs="宋体"/>
+                <w:b w:val="0"/>
+                <w:sz w:val="21"/>
+              </w:rPr>
+              <w:t>安装公司</w:t>
+            </w:r>
+          </w:p>
+        </w:tc>
+        <w:tc>
+          <w:tcPr>
+            <w:tcW w:type="dxa" w:w="3000"/>
+            <w:vAlign w:val="center"/>
+            <w:tcBorders>
+              <w:top w:val="single" w:sz="4" w:space="0" w:color="000000"/>
+              <w:left w:val="single" w:sz="4" w:space="0" w:color="000000"/>
+              <w:bottom w:val="single" w:sz="4" w:space="0" w:color="000000"/>
+              <w:right w:val="single" w:sz="4" w:space="0" w:color="000000"/>
+            </w:tcBorders>
+          </w:tcPr>
+          <w:p>
+            <w:pPr>
+              <w:spacing w:before="0" w:after="0" w:lineRule="exact" w:line="320"/>
+              <w:jc w:val="center"/>
+              <w:ind w:firstLine="0" w:firstLineChars="0"/>
+            </w:pPr>
+            <w:r>
+              <w:rPr>
+                <w:rFonts w:ascii="宋体" w:hAnsi="宋体" w:eastAsia="宋体" w:cs="宋体"/>
+                <w:b w:val="0"/>
+                <w:sz w:val="21"/>
+              </w:rPr>
+              <w:t>青岛城阳映月（红岛）220千伏输变电工程</w:t>
+            </w:r>
+          </w:p>
+        </w:tc>
+        <w:tc>
+          <w:tcPr>
+            <w:tcW w:type="dxa" w:w="720"/>
+            <w:vAlign w:val="center"/>
+            <w:tcBorders>
+              <w:top w:val="single" w:sz="4" w:space="0" w:color="000000"/>
+              <w:left w:val="single" w:sz="4" w:space="0" w:color="000000"/>
+              <w:bottom w:val="single" w:sz="4" w:space="0" w:color="000000"/>
+              <w:right w:val="single" w:sz="4" w:space="0" w:color="000000"/>
+            </w:tcBorders>
+          </w:tcPr>
+          <w:p>
+            <w:pPr>
+              <w:spacing w:before="0" w:after="0" w:lineRule="exact" w:line="320"/>
+              <w:jc w:val="center"/>
+              <w:ind w:firstLine="0" w:firstLineChars="0"/>
+            </w:pPr>
+            <w:r>
+              <w:rPr>
+                <w:rFonts w:ascii="宋体" w:hAnsi="宋体" w:eastAsia="宋体" w:cs="宋体"/>
+                <w:b w:val="0"/>
+                <w:sz w:val="21"/>
+              </w:rPr>
+              <w:t>三级</w:t>
+            </w:r>
+          </w:p>
+        </w:tc>
+        <w:tc>
+          <w:tcPr>
+            <w:tcW w:type="dxa" w:w="1760"/>
+            <w:vAlign w:val="center"/>
+            <w:tcBorders>
+              <w:top w:val="single" w:sz="4" w:space="0" w:color="000000"/>
+              <w:left w:val="single" w:sz="4" w:space="0" w:color="000000"/>
+              <w:bottom w:val="single" w:sz="4" w:space="0" w:color="000000"/>
+              <w:right w:val="single" w:sz="4" w:space="0" w:color="000000"/>
+            </w:tcBorders>
+          </w:tcPr>
+          <w:p>
+            <w:pPr>
+              <w:spacing w:before="0" w:after="0" w:lineRule="exact" w:line="320"/>
+              <w:jc w:val="center"/>
+              <w:ind w:firstLine="0" w:firstLineChars="0"/>
+            </w:pPr>
+            <w:r>
+              <w:rPr>
+                <w:rFonts w:ascii="宋体" w:hAnsi="宋体" w:eastAsia="宋体" w:cs="宋体"/>
+                <w:b w:val="0"/>
+                <w:sz w:val="21"/>
+              </w:rPr>
+              <w:t>9月10日-11日</w:t>
+              <w:br/>
+            </w:r>
+            <w:r>
+              <w:rPr>
+                <w:rFonts w:ascii="宋体" w:hAnsi="宋体" w:eastAsia="宋体" w:cs="宋体"/>
+                <w:b w:val="0"/>
+                <w:sz w:val="21"/>
+              </w:rPr>
+              <w:t>（2天）</w:t>
+            </w:r>
+          </w:p>
+        </w:tc>
+      </w:tr>
+      <w:tr>
+        <w:tc>
+          <w:tcPr>
+            <w:tcW w:type="dxa" w:w="560"/>
+            <w:vAlign w:val="center"/>
+            <w:tcBorders>
+              <w:top w:val="single" w:sz="4" w:space="0" w:color="000000"/>
+              <w:left w:val="single" w:sz="4" w:space="0" w:color="000000"/>
+              <w:bottom w:val="single" w:sz="4" w:space="0" w:color="000000"/>
+              <w:right w:val="single" w:sz="4" w:space="0" w:color="000000"/>
+            </w:tcBorders>
+          </w:tcPr>
+          <w:p>
+            <w:pPr>
+              <w:spacing w:before="0" w:after="0" w:lineRule="exact" w:line="320"/>
+              <w:jc w:val="center"/>
+              <w:ind w:firstLine="0" w:firstLineChars="0"/>
+            </w:pPr>
+            <w:r>
+              <w:rPr>
+                <w:rFonts w:ascii="宋体" w:hAnsi="宋体" w:eastAsia="宋体" w:cs="宋体"/>
+                <w:b w:val="0"/>
+                <w:sz w:val="21"/>
+              </w:rPr>
+              <w:t>41</w:t>
+            </w:r>
+          </w:p>
+        </w:tc>
+        <w:tc>
+          <w:tcPr>
+            <w:tcW w:type="dxa" w:w="1560"/>
+            <w:vAlign w:val="center"/>
+            <w:tcBorders>
+              <w:top w:val="single" w:sz="4" w:space="0" w:color="000000"/>
+              <w:left w:val="single" w:sz="4" w:space="0" w:color="000000"/>
+              <w:bottom w:val="single" w:sz="4" w:space="0" w:color="000000"/>
+              <w:right w:val="single" w:sz="4" w:space="0" w:color="000000"/>
+            </w:tcBorders>
+          </w:tcPr>
+          <w:p>
+            <w:pPr>
+              <w:spacing w:before="0" w:after="0" w:lineRule="exact" w:line="320"/>
+              <w:jc w:val="center"/>
+              <w:ind w:firstLine="0" w:firstLineChars="0"/>
+            </w:pPr>
+            <w:r>
+              <w:rPr>
+                <w:rFonts w:ascii="宋体" w:hAnsi="宋体" w:eastAsia="宋体" w:cs="宋体"/>
+                <w:b w:val="0"/>
+                <w:sz w:val="21"/>
+              </w:rPr>
+              <w:t>安装公司</w:t>
+            </w:r>
+          </w:p>
+        </w:tc>
+        <w:tc>
+          <w:tcPr>
+            <w:tcW w:type="dxa" w:w="3000"/>
+            <w:vAlign w:val="center"/>
+            <w:tcBorders>
+              <w:top w:val="single" w:sz="4" w:space="0" w:color="000000"/>
+              <w:left w:val="single" w:sz="4" w:space="0" w:color="000000"/>
+              <w:bottom w:val="single" w:sz="4" w:space="0" w:color="000000"/>
+              <w:right w:val="single" w:sz="4" w:space="0" w:color="000000"/>
+            </w:tcBorders>
+          </w:tcPr>
+          <w:p>
+            <w:pPr>
+              <w:spacing w:before="0" w:after="0" w:lineRule="exact" w:line="320"/>
+              <w:jc w:val="center"/>
+              <w:ind w:firstLine="0" w:firstLineChars="0"/>
+            </w:pPr>
+            <w:r>
+              <w:rPr>
+                <w:rFonts w:ascii="宋体" w:hAnsi="宋体" w:eastAsia="宋体" w:cs="宋体"/>
+                <w:b w:val="0"/>
+                <w:sz w:val="21"/>
+              </w:rPr>
+              <w:t>青岛城阳映月（红岛）220千伏输变电工程</w:t>
+            </w:r>
+          </w:p>
+        </w:tc>
+        <w:tc>
+          <w:tcPr>
+            <w:tcW w:type="dxa" w:w="720"/>
+            <w:vAlign w:val="center"/>
+            <w:tcBorders>
+              <w:top w:val="single" w:sz="4" w:space="0" w:color="000000"/>
+              <w:left w:val="single" w:sz="4" w:space="0" w:color="000000"/>
+              <w:bottom w:val="single" w:sz="4" w:space="0" w:color="000000"/>
+              <w:right w:val="single" w:sz="4" w:space="0" w:color="000000"/>
+            </w:tcBorders>
+          </w:tcPr>
+          <w:p>
+            <w:pPr>
+              <w:spacing w:before="0" w:after="0" w:lineRule="exact" w:line="320"/>
+              <w:jc w:val="center"/>
+              <w:ind w:firstLine="0" w:firstLineChars="0"/>
+            </w:pPr>
+            <w:r>
+              <w:rPr>
+                <w:rFonts w:ascii="宋体" w:hAnsi="宋体" w:eastAsia="宋体" w:cs="宋体"/>
+                <w:b w:val="0"/>
+                <w:sz w:val="21"/>
+              </w:rPr>
+              <w:t>三级</w:t>
+            </w:r>
+          </w:p>
+        </w:tc>
+        <w:tc>
+          <w:tcPr>
+            <w:tcW w:type="dxa" w:w="1760"/>
+            <w:vAlign w:val="center"/>
+            <w:tcBorders>
+              <w:top w:val="single" w:sz="4" w:space="0" w:color="000000"/>
+              <w:left w:val="single" w:sz="4" w:space="0" w:color="000000"/>
+              <w:bottom w:val="single" w:sz="4" w:space="0" w:color="000000"/>
+              <w:right w:val="single" w:sz="4" w:space="0" w:color="000000"/>
+            </w:tcBorders>
+          </w:tcPr>
+          <w:p>
+            <w:pPr>
+              <w:spacing w:before="0" w:after="0" w:lineRule="exact" w:line="320"/>
+              <w:jc w:val="center"/>
+              <w:ind w:firstLine="0" w:firstLineChars="0"/>
+            </w:pPr>
+            <w:r>
+              <w:rPr>
+                <w:rFonts w:ascii="宋体" w:hAnsi="宋体" w:eastAsia="宋体" w:cs="宋体"/>
+                <w:b w:val="0"/>
+                <w:sz w:val="21"/>
+              </w:rPr>
+              <w:t>9月22日-23日</w:t>
+              <w:br/>
+            </w:r>
+            <w:r>
+              <w:rPr>
+                <w:rFonts w:ascii="宋体" w:hAnsi="宋体" w:eastAsia="宋体" w:cs="宋体"/>
+                <w:b w:val="0"/>
+                <w:sz w:val="21"/>
+              </w:rPr>
+              <w:t>（2天）</w:t>
+            </w:r>
+          </w:p>
+        </w:tc>
+      </w:tr>
+      <w:tr>
+        <w:tc>
+          <w:tcPr>
+            <w:tcW w:type="dxa" w:w="560"/>
+            <w:vAlign w:val="center"/>
+            <w:tcBorders>
+              <w:top w:val="single" w:sz="4" w:space="0" w:color="000000"/>
+              <w:left w:val="single" w:sz="4" w:space="0" w:color="000000"/>
+              <w:bottom w:val="single" w:sz="4" w:space="0" w:color="000000"/>
+              <w:right w:val="single" w:sz="4" w:space="0" w:color="000000"/>
+            </w:tcBorders>
+          </w:tcPr>
+          <w:p>
+            <w:pPr>
+              <w:spacing w:before="0" w:after="0" w:lineRule="exact" w:line="320"/>
+              <w:jc w:val="center"/>
+              <w:ind w:firstLine="0" w:firstLineChars="0"/>
+            </w:pPr>
+            <w:r>
+              <w:rPr>
+                <w:rFonts w:ascii="宋体" w:hAnsi="宋体" w:eastAsia="宋体" w:cs="宋体"/>
+                <w:b w:val="0"/>
+                <w:sz w:val="21"/>
+              </w:rPr>
+              <w:t>42</w:t>
+            </w:r>
+          </w:p>
+        </w:tc>
+        <w:tc>
+          <w:tcPr>
+            <w:tcW w:type="dxa" w:w="1560"/>
+            <w:vAlign w:val="center"/>
+            <w:tcBorders>
+              <w:top w:val="single" w:sz="4" w:space="0" w:color="000000"/>
+              <w:left w:val="single" w:sz="4" w:space="0" w:color="000000"/>
+              <w:bottom w:val="single" w:sz="4" w:space="0" w:color="000000"/>
+              <w:right w:val="single" w:sz="4" w:space="0" w:color="000000"/>
+            </w:tcBorders>
+          </w:tcPr>
+          <w:p>
+            <w:pPr>
+              <w:spacing w:before="0" w:after="0" w:lineRule="exact" w:line="320"/>
+              <w:jc w:val="center"/>
+              <w:ind w:firstLine="0" w:firstLineChars="0"/>
+            </w:pPr>
+            <w:r>
+              <w:rPr>
+                <w:rFonts w:ascii="宋体" w:hAnsi="宋体" w:eastAsia="宋体" w:cs="宋体"/>
+                <w:b w:val="0"/>
+                <w:sz w:val="21"/>
+              </w:rPr>
+              <w:t>安装公司</w:t>
+            </w:r>
+          </w:p>
+        </w:tc>
+        <w:tc>
+          <w:tcPr>
+            <w:tcW w:type="dxa" w:w="3000"/>
+            <w:vAlign w:val="center"/>
+            <w:tcBorders>
+              <w:top w:val="single" w:sz="4" w:space="0" w:color="000000"/>
+              <w:left w:val="single" w:sz="4" w:space="0" w:color="000000"/>
+              <w:bottom w:val="single" w:sz="4" w:space="0" w:color="000000"/>
+              <w:right w:val="single" w:sz="4" w:space="0" w:color="000000"/>
+            </w:tcBorders>
+          </w:tcPr>
+          <w:p>
+            <w:pPr>
+              <w:spacing w:before="0" w:after="0" w:lineRule="exact" w:line="320"/>
+              <w:jc w:val="center"/>
+              <w:ind w:firstLine="0" w:firstLineChars="0"/>
+            </w:pPr>
+            <w:r>
+              <w:rPr>
+                <w:rFonts w:ascii="宋体" w:hAnsi="宋体" w:eastAsia="宋体" w:cs="宋体"/>
+                <w:b w:val="0"/>
+                <w:sz w:val="21"/>
+              </w:rPr>
+              <w:t>青岛城阳映月（红岛）220千伏输变电工程</w:t>
+            </w:r>
+          </w:p>
+        </w:tc>
+        <w:tc>
+          <w:tcPr>
+            <w:tcW w:type="dxa" w:w="720"/>
+            <w:vAlign w:val="center"/>
+            <w:tcBorders>
+              <w:top w:val="single" w:sz="4" w:space="0" w:color="000000"/>
+              <w:left w:val="single" w:sz="4" w:space="0" w:color="000000"/>
+              <w:bottom w:val="single" w:sz="4" w:space="0" w:color="000000"/>
+              <w:right w:val="single" w:sz="4" w:space="0" w:color="000000"/>
+            </w:tcBorders>
+          </w:tcPr>
+          <w:p>
+            <w:pPr>
+              <w:spacing w:before="0" w:after="0" w:lineRule="exact" w:line="320"/>
+              <w:jc w:val="center"/>
+              <w:ind w:firstLine="0" w:firstLineChars="0"/>
+            </w:pPr>
+            <w:r>
+              <w:rPr>
+                <w:rFonts w:ascii="宋体" w:hAnsi="宋体" w:eastAsia="宋体" w:cs="宋体"/>
+                <w:b w:val="0"/>
+                <w:sz w:val="21"/>
+              </w:rPr>
+              <w:t>三级</w:t>
+            </w:r>
+          </w:p>
+        </w:tc>
+        <w:tc>
+          <w:tcPr>
+            <w:tcW w:type="dxa" w:w="1760"/>
+            <w:vAlign w:val="center"/>
+            <w:tcBorders>
+              <w:top w:val="single" w:sz="4" w:space="0" w:color="000000"/>
+              <w:left w:val="single" w:sz="4" w:space="0" w:color="000000"/>
+              <w:bottom w:val="single" w:sz="4" w:space="0" w:color="000000"/>
+              <w:right w:val="single" w:sz="4" w:space="0" w:color="000000"/>
+            </w:tcBorders>
+          </w:tcPr>
+          <w:p>
+            <w:pPr>
+              <w:spacing w:before="0" w:after="0" w:lineRule="exact" w:line="320"/>
+              <w:jc w:val="center"/>
+              <w:ind w:firstLine="0" w:firstLineChars="0"/>
+            </w:pPr>
+            <w:r>
+              <w:rPr>
+                <w:rFonts w:ascii="宋体" w:hAnsi="宋体" w:eastAsia="宋体" w:cs="宋体"/>
+                <w:b w:val="0"/>
+                <w:sz w:val="21"/>
+              </w:rPr>
+              <w:t>9月10日-11日</w:t>
+              <w:br/>
+            </w:r>
+            <w:r>
+              <w:rPr>
+                <w:rFonts w:ascii="宋体" w:hAnsi="宋体" w:eastAsia="宋体" w:cs="宋体"/>
+                <w:b w:val="0"/>
+                <w:sz w:val="21"/>
+              </w:rPr>
+              <w:t>（2天）</w:t>
+            </w:r>
+          </w:p>
+        </w:tc>
+      </w:tr>
+      <w:tr>
+        <w:tc>
+          <w:tcPr>
+            <w:tcW w:type="dxa" w:w="560"/>
+            <w:vAlign w:val="center"/>
+            <w:tcBorders>
+              <w:top w:val="single" w:sz="4" w:space="0" w:color="000000"/>
+              <w:left w:val="single" w:sz="4" w:space="0" w:color="000000"/>
+              <w:bottom w:val="single" w:sz="4" w:space="0" w:color="000000"/>
+              <w:right w:val="single" w:sz="4" w:space="0" w:color="000000"/>
+            </w:tcBorders>
+          </w:tcPr>
+          <w:p>
+            <w:pPr>
+              <w:spacing w:before="0" w:after="0" w:lineRule="exact" w:line="320"/>
+              <w:jc w:val="center"/>
+              <w:ind w:firstLine="0" w:firstLineChars="0"/>
+            </w:pPr>
+            <w:r>
+              <w:rPr>
+                <w:rFonts w:ascii="宋体" w:hAnsi="宋体" w:eastAsia="宋体" w:cs="宋体"/>
+                <w:b w:val="0"/>
+                <w:sz w:val="21"/>
+              </w:rPr>
+              <w:t>43</w:t>
+            </w:r>
+          </w:p>
+        </w:tc>
+        <w:tc>
+          <w:tcPr>
+            <w:tcW w:type="dxa" w:w="1560"/>
+            <w:vAlign w:val="center"/>
+            <w:tcBorders>
+              <w:top w:val="single" w:sz="4" w:space="0" w:color="000000"/>
+              <w:left w:val="single" w:sz="4" w:space="0" w:color="000000"/>
+              <w:bottom w:val="single" w:sz="4" w:space="0" w:color="000000"/>
+              <w:right w:val="single" w:sz="4" w:space="0" w:color="000000"/>
+            </w:tcBorders>
+          </w:tcPr>
+          <w:p>
+            <w:pPr>
+              <w:spacing w:before="0" w:after="0" w:lineRule="exact" w:line="320"/>
+              <w:jc w:val="center"/>
+              <w:ind w:firstLine="0" w:firstLineChars="0"/>
+            </w:pPr>
+            <w:r>
+              <w:rPr>
+                <w:rFonts w:ascii="宋体" w:hAnsi="宋体" w:eastAsia="宋体" w:cs="宋体"/>
+                <w:b w:val="0"/>
+                <w:sz w:val="21"/>
+              </w:rPr>
+              <w:t>安装公司</w:t>
+            </w:r>
+          </w:p>
+        </w:tc>
+        <w:tc>
+          <w:tcPr>
+            <w:tcW w:type="dxa" w:w="3000"/>
+            <w:vAlign w:val="center"/>
+            <w:tcBorders>
+              <w:top w:val="single" w:sz="4" w:space="0" w:color="000000"/>
+              <w:left w:val="single" w:sz="4" w:space="0" w:color="000000"/>
+              <w:bottom w:val="single" w:sz="4" w:space="0" w:color="000000"/>
+              <w:right w:val="single" w:sz="4" w:space="0" w:color="000000"/>
+            </w:tcBorders>
+          </w:tcPr>
+          <w:p>
+            <w:pPr>
+              <w:spacing w:before="0" w:after="0" w:lineRule="exact" w:line="320"/>
+              <w:jc w:val="center"/>
+              <w:ind w:firstLine="0" w:firstLineChars="0"/>
+            </w:pPr>
+            <w:r>
+              <w:rPr>
+                <w:rFonts w:ascii="宋体" w:hAnsi="宋体" w:eastAsia="宋体" w:cs="宋体"/>
+                <w:b w:val="0"/>
+                <w:sz w:val="21"/>
+              </w:rPr>
+              <w:t>青岛城阳映月（红岛）220千伏输变电工程</w:t>
+            </w:r>
+          </w:p>
+        </w:tc>
+        <w:tc>
+          <w:tcPr>
+            <w:tcW w:type="dxa" w:w="720"/>
+            <w:vAlign w:val="center"/>
+            <w:tcBorders>
+              <w:top w:val="single" w:sz="4" w:space="0" w:color="000000"/>
+              <w:left w:val="single" w:sz="4" w:space="0" w:color="000000"/>
+              <w:bottom w:val="single" w:sz="4" w:space="0" w:color="000000"/>
+              <w:right w:val="single" w:sz="4" w:space="0" w:color="000000"/>
+            </w:tcBorders>
+          </w:tcPr>
+          <w:p>
+            <w:pPr>
+              <w:spacing w:before="0" w:after="0" w:lineRule="exact" w:line="320"/>
+              <w:jc w:val="center"/>
+              <w:ind w:firstLine="0" w:firstLineChars="0"/>
+            </w:pPr>
+            <w:r>
+              <w:rPr>
+                <w:rFonts w:ascii="宋体" w:hAnsi="宋体" w:eastAsia="宋体" w:cs="宋体"/>
+                <w:b w:val="0"/>
+                <w:sz w:val="21"/>
+              </w:rPr>
+              <w:t>三级</w:t>
+            </w:r>
+          </w:p>
+        </w:tc>
+        <w:tc>
+          <w:tcPr>
+            <w:tcW w:type="dxa" w:w="1760"/>
+            <w:vAlign w:val="center"/>
+            <w:tcBorders>
+              <w:top w:val="single" w:sz="4" w:space="0" w:color="000000"/>
+              <w:left w:val="single" w:sz="4" w:space="0" w:color="000000"/>
+              <w:bottom w:val="single" w:sz="4" w:space="0" w:color="000000"/>
+              <w:right w:val="single" w:sz="4" w:space="0" w:color="000000"/>
+            </w:tcBorders>
+          </w:tcPr>
+          <w:p>
+            <w:pPr>
+              <w:spacing w:before="0" w:after="0" w:lineRule="exact" w:line="320"/>
+              <w:jc w:val="center"/>
+              <w:ind w:firstLine="0" w:firstLineChars="0"/>
+            </w:pPr>
+            <w:r>
+              <w:rPr>
+                <w:rFonts w:ascii="宋体" w:hAnsi="宋体" w:eastAsia="宋体" w:cs="宋体"/>
+                <w:b w:val="0"/>
+                <w:sz w:val="21"/>
+              </w:rPr>
+              <w:t>9月11日-12日</w:t>
+              <w:br/>
+            </w:r>
+            <w:r>
+              <w:rPr>
+                <w:rFonts w:ascii="宋体" w:hAnsi="宋体" w:eastAsia="宋体" w:cs="宋体"/>
+                <w:b w:val="0"/>
+                <w:sz w:val="21"/>
+              </w:rPr>
+              <w:t>（2天）</w:t>
+            </w:r>
+          </w:p>
+        </w:tc>
+      </w:tr>
+      <w:tr>
+        <w:tc>
+          <w:tcPr>
+            <w:tcW w:type="dxa" w:w="560"/>
+            <w:vAlign w:val="center"/>
+            <w:tcBorders>
+              <w:top w:val="single" w:sz="4" w:space="0" w:color="000000"/>
+              <w:left w:val="single" w:sz="4" w:space="0" w:color="000000"/>
+              <w:bottom w:val="single" w:sz="4" w:space="0" w:color="000000"/>
+              <w:right w:val="single" w:sz="4" w:space="0" w:color="000000"/>
+            </w:tcBorders>
+          </w:tcPr>
+          <w:p>
+            <w:pPr>
+              <w:spacing w:before="0" w:after="0" w:lineRule="exact" w:line="320"/>
+              <w:jc w:val="center"/>
+              <w:ind w:firstLine="0" w:firstLineChars="0"/>
+            </w:pPr>
+            <w:r>
+              <w:rPr>
+                <w:rFonts w:ascii="宋体" w:hAnsi="宋体" w:eastAsia="宋体" w:cs="宋体"/>
+                <w:b w:val="0"/>
+                <w:sz w:val="21"/>
+              </w:rPr>
+              <w:t>44</w:t>
+            </w:r>
+          </w:p>
+        </w:tc>
+        <w:tc>
+          <w:tcPr>
+            <w:tcW w:type="dxa" w:w="1560"/>
+            <w:vAlign w:val="center"/>
+            <w:tcBorders>
+              <w:top w:val="single" w:sz="4" w:space="0" w:color="000000"/>
+              <w:left w:val="single" w:sz="4" w:space="0" w:color="000000"/>
+              <w:bottom w:val="single" w:sz="4" w:space="0" w:color="000000"/>
+              <w:right w:val="single" w:sz="4" w:space="0" w:color="000000"/>
+            </w:tcBorders>
+          </w:tcPr>
+          <w:p>
+            <w:pPr>
+              <w:spacing w:before="0" w:after="0" w:lineRule="exact" w:line="320"/>
+              <w:jc w:val="center"/>
+              <w:ind w:firstLine="0" w:firstLineChars="0"/>
+            </w:pPr>
+            <w:r>
+              <w:rPr>
+                <w:rFonts w:ascii="宋体" w:hAnsi="宋体" w:eastAsia="宋体" w:cs="宋体"/>
+                <w:b w:val="0"/>
+                <w:sz w:val="21"/>
+              </w:rPr>
+              <w:t>安装公司</w:t>
+            </w:r>
+          </w:p>
+        </w:tc>
+        <w:tc>
+          <w:tcPr>
+            <w:tcW w:type="dxa" w:w="3000"/>
+            <w:vAlign w:val="center"/>
+            <w:tcBorders>
+              <w:top w:val="single" w:sz="4" w:space="0" w:color="000000"/>
+              <w:left w:val="single" w:sz="4" w:space="0" w:color="000000"/>
+              <w:bottom w:val="single" w:sz="4" w:space="0" w:color="000000"/>
+              <w:right w:val="single" w:sz="4" w:space="0" w:color="000000"/>
+            </w:tcBorders>
+          </w:tcPr>
+          <w:p>
+            <w:pPr>
+              <w:spacing w:before="0" w:after="0" w:lineRule="exact" w:line="320"/>
+              <w:jc w:val="center"/>
+              <w:ind w:firstLine="0" w:firstLineChars="0"/>
+            </w:pPr>
+            <w:r>
+              <w:rPr>
+                <w:rFonts w:ascii="宋体" w:hAnsi="宋体" w:eastAsia="宋体" w:cs="宋体"/>
+                <w:b w:val="0"/>
+                <w:sz w:val="21"/>
+              </w:rPr>
+              <w:t>青岛城阳映月（红岛）220千伏输变电工程</w:t>
+            </w:r>
+          </w:p>
+        </w:tc>
+        <w:tc>
+          <w:tcPr>
+            <w:tcW w:type="dxa" w:w="720"/>
+            <w:vAlign w:val="center"/>
+            <w:tcBorders>
+              <w:top w:val="single" w:sz="4" w:space="0" w:color="000000"/>
+              <w:left w:val="single" w:sz="4" w:space="0" w:color="000000"/>
+              <w:bottom w:val="single" w:sz="4" w:space="0" w:color="000000"/>
+              <w:right w:val="single" w:sz="4" w:space="0" w:color="000000"/>
+            </w:tcBorders>
+          </w:tcPr>
+          <w:p>
+            <w:pPr>
+              <w:spacing w:before="0" w:after="0" w:lineRule="exact" w:line="320"/>
+              <w:jc w:val="center"/>
+              <w:ind w:firstLine="0" w:firstLineChars="0"/>
+            </w:pPr>
+            <w:r>
+              <w:rPr>
+                <w:rFonts w:ascii="宋体" w:hAnsi="宋体" w:eastAsia="宋体" w:cs="宋体"/>
+                <w:b w:val="0"/>
+                <w:sz w:val="21"/>
+              </w:rPr>
+              <w:t>三级</w:t>
+            </w:r>
+          </w:p>
+        </w:tc>
+        <w:tc>
+          <w:tcPr>
+            <w:tcW w:type="dxa" w:w="1760"/>
+            <w:vAlign w:val="center"/>
+            <w:tcBorders>
+              <w:top w:val="single" w:sz="4" w:space="0" w:color="000000"/>
+              <w:left w:val="single" w:sz="4" w:space="0" w:color="000000"/>
+              <w:bottom w:val="single" w:sz="4" w:space="0" w:color="000000"/>
+              <w:right w:val="single" w:sz="4" w:space="0" w:color="000000"/>
+            </w:tcBorders>
+          </w:tcPr>
+          <w:p>
+            <w:pPr>
+              <w:spacing w:before="0" w:after="0" w:lineRule="exact" w:line="320"/>
+              <w:jc w:val="center"/>
+              <w:ind w:firstLine="0" w:firstLineChars="0"/>
+            </w:pPr>
+            <w:r>
+              <w:rPr>
+                <w:rFonts w:ascii="宋体" w:hAnsi="宋体" w:eastAsia="宋体" w:cs="宋体"/>
+                <w:b w:val="0"/>
+                <w:sz w:val="21"/>
+              </w:rPr>
+              <w:t>9月16日-17日</w:t>
+              <w:br/>
+            </w:r>
+            <w:r>
+              <w:rPr>
+                <w:rFonts w:ascii="宋体" w:hAnsi="宋体" w:eastAsia="宋体" w:cs="宋体"/>
+                <w:b w:val="0"/>
+                <w:sz w:val="21"/>
+              </w:rPr>
+              <w:t>（2天）</w:t>
+            </w:r>
+          </w:p>
+        </w:tc>
+      </w:tr>
+      <w:tr>
+        <w:tc>
+          <w:tcPr>
+            <w:tcW w:type="dxa" w:w="560"/>
+            <w:vAlign w:val="center"/>
+            <w:tcBorders>
+              <w:top w:val="single" w:sz="4" w:space="0" w:color="000000"/>
+              <w:left w:val="single" w:sz="4" w:space="0" w:color="000000"/>
+              <w:bottom w:val="single" w:sz="4" w:space="0" w:color="000000"/>
+              <w:right w:val="single" w:sz="4" w:space="0" w:color="000000"/>
+            </w:tcBorders>
+          </w:tcPr>
+          <w:p>
+            <w:pPr>
+              <w:spacing w:before="0" w:after="0" w:lineRule="exact" w:line="320"/>
+              <w:jc w:val="center"/>
+              <w:ind w:firstLine="0" w:firstLineChars="0"/>
+            </w:pPr>
+            <w:r>
+              <w:rPr>
+                <w:rFonts w:ascii="宋体" w:hAnsi="宋体" w:eastAsia="宋体" w:cs="宋体"/>
+                <w:b w:val="0"/>
+                <w:sz w:val="21"/>
+              </w:rPr>
+              <w:t>45</w:t>
+            </w:r>
+          </w:p>
+        </w:tc>
+        <w:tc>
+          <w:tcPr>
+            <w:tcW w:type="dxa" w:w="1560"/>
+            <w:vAlign w:val="center"/>
+            <w:tcBorders>
+              <w:top w:val="single" w:sz="4" w:space="0" w:color="000000"/>
+              <w:left w:val="single" w:sz="4" w:space="0" w:color="000000"/>
+              <w:bottom w:val="single" w:sz="4" w:space="0" w:color="000000"/>
+              <w:right w:val="single" w:sz="4" w:space="0" w:color="000000"/>
+            </w:tcBorders>
+          </w:tcPr>
+          <w:p>
+            <w:pPr>
+              <w:spacing w:before="0" w:after="0" w:lineRule="exact" w:line="320"/>
+              <w:jc w:val="center"/>
+              <w:ind w:firstLine="0" w:firstLineChars="0"/>
+            </w:pPr>
+            <w:r>
+              <w:rPr>
+                <w:rFonts w:ascii="宋体" w:hAnsi="宋体" w:eastAsia="宋体" w:cs="宋体"/>
+                <w:b w:val="0"/>
+                <w:sz w:val="21"/>
+              </w:rPr>
+              <w:t>安装公司</w:t>
+            </w:r>
+          </w:p>
+        </w:tc>
+        <w:tc>
+          <w:tcPr>
+            <w:tcW w:type="dxa" w:w="3000"/>
+            <w:vAlign w:val="center"/>
+            <w:tcBorders>
+              <w:top w:val="single" w:sz="4" w:space="0" w:color="000000"/>
+              <w:left w:val="single" w:sz="4" w:space="0" w:color="000000"/>
+              <w:bottom w:val="single" w:sz="4" w:space="0" w:color="000000"/>
+              <w:right w:val="single" w:sz="4" w:space="0" w:color="000000"/>
+            </w:tcBorders>
+          </w:tcPr>
+          <w:p>
+            <w:pPr>
+              <w:spacing w:before="0" w:after="0" w:lineRule="exact" w:line="320"/>
+              <w:jc w:val="center"/>
+              <w:ind w:firstLine="0" w:firstLineChars="0"/>
+            </w:pPr>
+            <w:r>
+              <w:rPr>
+                <w:rFonts w:ascii="宋体" w:hAnsi="宋体" w:eastAsia="宋体" w:cs="宋体"/>
+                <w:b w:val="0"/>
+                <w:sz w:val="21"/>
+              </w:rPr>
+              <w:t>青岛浦里220千伏输变电工程</w:t>
+            </w:r>
+          </w:p>
+        </w:tc>
+        <w:tc>
+          <w:tcPr>
+            <w:tcW w:type="dxa" w:w="720"/>
+            <w:vAlign w:val="center"/>
+            <w:tcBorders>
+              <w:top w:val="single" w:sz="4" w:space="0" w:color="000000"/>
+              <w:left w:val="single" w:sz="4" w:space="0" w:color="000000"/>
+              <w:bottom w:val="single" w:sz="4" w:space="0" w:color="000000"/>
+              <w:right w:val="single" w:sz="4" w:space="0" w:color="000000"/>
+            </w:tcBorders>
+          </w:tcPr>
+          <w:p>
+            <w:pPr>
+              <w:spacing w:before="0" w:after="0" w:lineRule="exact" w:line="320"/>
+              <w:jc w:val="center"/>
+              <w:ind w:firstLine="0" w:firstLineChars="0"/>
+            </w:pPr>
+            <w:r>
+              <w:rPr>
+                <w:rFonts w:ascii="宋体" w:hAnsi="宋体" w:eastAsia="宋体" w:cs="宋体"/>
+                <w:b w:val="0"/>
+                <w:sz w:val="21"/>
+              </w:rPr>
+              <w:t>三级</w:t>
+            </w:r>
+          </w:p>
+        </w:tc>
+        <w:tc>
+          <w:tcPr>
+            <w:tcW w:type="dxa" w:w="1760"/>
+            <w:vAlign w:val="center"/>
+            <w:tcBorders>
+              <w:top w:val="single" w:sz="4" w:space="0" w:color="000000"/>
+              <w:left w:val="single" w:sz="4" w:space="0" w:color="000000"/>
+              <w:bottom w:val="single" w:sz="4" w:space="0" w:color="000000"/>
+              <w:right w:val="single" w:sz="4" w:space="0" w:color="000000"/>
+            </w:tcBorders>
+          </w:tcPr>
+          <w:p>
+            <w:pPr>
+              <w:spacing w:before="0" w:after="0" w:lineRule="exact" w:line="320"/>
+              <w:jc w:val="center"/>
+              <w:ind w:firstLine="0" w:firstLineChars="0"/>
+            </w:pPr>
+            <w:r>
+              <w:rPr>
+                <w:rFonts w:ascii="宋体" w:hAnsi="宋体" w:eastAsia="宋体" w:cs="宋体"/>
+                <w:b w:val="0"/>
+                <w:sz w:val="21"/>
+              </w:rPr>
+              <w:t>9月24日</w:t>
+              <w:br/>
+            </w:r>
+            <w:r>
+              <w:rPr>
+                <w:rFonts w:ascii="宋体" w:hAnsi="宋体" w:eastAsia="宋体" w:cs="宋体"/>
+                <w:b w:val="0"/>
+                <w:sz w:val="21"/>
+              </w:rPr>
+              <w:t>（1天）</w:t>
+            </w:r>
+          </w:p>
+        </w:tc>
+      </w:tr>
+      <w:tr>
+        <w:tc>
+          <w:tcPr>
+            <w:tcW w:type="dxa" w:w="560"/>
+            <w:vAlign w:val="center"/>
+            <w:tcBorders>
+              <w:top w:val="single" w:sz="4" w:space="0" w:color="000000"/>
+              <w:left w:val="single" w:sz="4" w:space="0" w:color="000000"/>
+              <w:bottom w:val="single" w:sz="4" w:space="0" w:color="000000"/>
+              <w:right w:val="single" w:sz="4" w:space="0" w:color="000000"/>
+            </w:tcBorders>
+          </w:tcPr>
+          <w:p>
+            <w:pPr>
+              <w:spacing w:before="0" w:after="0" w:lineRule="exact" w:line="320"/>
+              <w:jc w:val="center"/>
+              <w:ind w:firstLine="0" w:firstLineChars="0"/>
+            </w:pPr>
+            <w:r>
+              <w:rPr>
+                <w:rFonts w:ascii="宋体" w:hAnsi="宋体" w:eastAsia="宋体" w:cs="宋体"/>
+                <w:b w:val="0"/>
+                <w:sz w:val="21"/>
+              </w:rPr>
+              <w:t>46</w:t>
+            </w:r>
+          </w:p>
+        </w:tc>
+        <w:tc>
+          <w:tcPr>
+            <w:tcW w:type="dxa" w:w="1560"/>
+            <w:vAlign w:val="center"/>
+            <w:tcBorders>
+              <w:top w:val="single" w:sz="4" w:space="0" w:color="000000"/>
+              <w:left w:val="single" w:sz="4" w:space="0" w:color="000000"/>
+              <w:bottom w:val="single" w:sz="4" w:space="0" w:color="000000"/>
+              <w:right w:val="single" w:sz="4" w:space="0" w:color="000000"/>
+            </w:tcBorders>
+          </w:tcPr>
+          <w:p>
+            <w:pPr>
+              <w:spacing w:before="0" w:after="0" w:lineRule="exact" w:line="320"/>
+              <w:jc w:val="center"/>
+              <w:ind w:firstLine="0" w:firstLineChars="0"/>
+            </w:pPr>
+            <w:r>
+              <w:rPr>
+                <w:rFonts w:ascii="宋体" w:hAnsi="宋体" w:eastAsia="宋体" w:cs="宋体"/>
+                <w:b w:val="0"/>
+                <w:sz w:val="21"/>
+              </w:rPr>
+              <w:t>安装公司</w:t>
+            </w:r>
+          </w:p>
+        </w:tc>
+        <w:tc>
+          <w:tcPr>
+            <w:tcW w:type="dxa" w:w="3000"/>
+            <w:vAlign w:val="center"/>
+            <w:tcBorders>
+              <w:top w:val="single" w:sz="4" w:space="0" w:color="000000"/>
+              <w:left w:val="single" w:sz="4" w:space="0" w:color="000000"/>
+              <w:bottom w:val="single" w:sz="4" w:space="0" w:color="000000"/>
+              <w:right w:val="single" w:sz="4" w:space="0" w:color="000000"/>
+            </w:tcBorders>
+          </w:tcPr>
+          <w:p>
+            <w:pPr>
+              <w:spacing w:before="0" w:after="0" w:lineRule="exact" w:line="320"/>
+              <w:jc w:val="center"/>
+              <w:ind w:firstLine="0" w:firstLineChars="0"/>
+            </w:pPr>
+            <w:r>
+              <w:rPr>
+                <w:rFonts w:ascii="宋体" w:hAnsi="宋体" w:eastAsia="宋体" w:cs="宋体"/>
+                <w:b w:val="0"/>
+                <w:sz w:val="21"/>
+              </w:rPr>
+              <w:t>青兰高速公路河套至黄岛段改扩建工程220kV德千线、上海I线电力迁改</w:t>
             </w:r>
           </w:p>
         </w:tc>
@@ -5874,1467 +7168,7 @@
                 <w:b w:val="0"/>
                 <w:sz w:val="21"/>
               </w:rPr>
-              <w:t>38</w:t>
-            </w:r>
-          </w:p>
-        </w:tc>
-        <w:tc>
-          <w:tcPr>
-            <w:tcW w:type="dxa" w:w="1560"/>
-            <w:vAlign w:val="center"/>
-            <w:tcBorders>
-              <w:top w:val="single" w:sz="4" w:space="0" w:color="000000"/>
-              <w:left w:val="single" w:sz="4" w:space="0" w:color="000000"/>
-              <w:bottom w:val="single" w:sz="4" w:space="0" w:color="000000"/>
-              <w:right w:val="single" w:sz="4" w:space="0" w:color="000000"/>
-            </w:tcBorders>
-          </w:tcPr>
-          <w:p>
-            <w:pPr>
-              <w:spacing w:before="0" w:after="0" w:lineRule="exact" w:line="320"/>
-              <w:jc w:val="center"/>
-              <w:ind w:firstLine="0" w:firstLineChars="0"/>
-            </w:pPr>
-            <w:r>
-              <w:rPr>
-                <w:rFonts w:ascii="宋体" w:hAnsi="宋体" w:eastAsia="宋体" w:cs="宋体"/>
-                <w:b w:val="0"/>
-                <w:sz w:val="21"/>
-              </w:rPr>
-              <w:t>安装公司</w:t>
-            </w:r>
-          </w:p>
-        </w:tc>
-        <w:tc>
-          <w:tcPr>
-            <w:tcW w:type="dxa" w:w="3000"/>
-            <w:vAlign w:val="center"/>
-            <w:tcBorders>
-              <w:top w:val="single" w:sz="4" w:space="0" w:color="000000"/>
-              <w:left w:val="single" w:sz="4" w:space="0" w:color="000000"/>
-              <w:bottom w:val="single" w:sz="4" w:space="0" w:color="000000"/>
-              <w:right w:val="single" w:sz="4" w:space="0" w:color="000000"/>
-            </w:tcBorders>
-          </w:tcPr>
-          <w:p>
-            <w:pPr>
-              <w:spacing w:before="0" w:after="0" w:lineRule="exact" w:line="320"/>
-              <w:jc w:val="center"/>
-              <w:ind w:firstLine="0" w:firstLineChars="0"/>
-            </w:pPr>
-            <w:r>
-              <w:rPr>
-                <w:rFonts w:ascii="宋体" w:hAnsi="宋体" w:eastAsia="宋体" w:cs="宋体"/>
-                <w:b w:val="0"/>
-                <w:sz w:val="21"/>
-              </w:rPr>
-              <w:t>青岛城阳映月（红岛）220千伏输变电工程</w:t>
-            </w:r>
-          </w:p>
-        </w:tc>
-        <w:tc>
-          <w:tcPr>
-            <w:tcW w:type="dxa" w:w="720"/>
-            <w:vAlign w:val="center"/>
-            <w:tcBorders>
-              <w:top w:val="single" w:sz="4" w:space="0" w:color="000000"/>
-              <w:left w:val="single" w:sz="4" w:space="0" w:color="000000"/>
-              <w:bottom w:val="single" w:sz="4" w:space="0" w:color="000000"/>
-              <w:right w:val="single" w:sz="4" w:space="0" w:color="000000"/>
-            </w:tcBorders>
-          </w:tcPr>
-          <w:p>
-            <w:pPr>
-              <w:spacing w:before="0" w:after="0" w:lineRule="exact" w:line="320"/>
-              <w:jc w:val="center"/>
-              <w:ind w:firstLine="0" w:firstLineChars="0"/>
-            </w:pPr>
-            <w:r>
-              <w:rPr>
-                <w:rFonts w:ascii="宋体" w:hAnsi="宋体" w:eastAsia="宋体" w:cs="宋体"/>
-                <w:b w:val="0"/>
-                <w:sz w:val="21"/>
-              </w:rPr>
-              <w:t>三级</w:t>
-            </w:r>
-          </w:p>
-        </w:tc>
-        <w:tc>
-          <w:tcPr>
-            <w:tcW w:type="dxa" w:w="1760"/>
-            <w:vAlign w:val="center"/>
-            <w:tcBorders>
-              <w:top w:val="single" w:sz="4" w:space="0" w:color="000000"/>
-              <w:left w:val="single" w:sz="4" w:space="0" w:color="000000"/>
-              <w:bottom w:val="single" w:sz="4" w:space="0" w:color="000000"/>
-              <w:right w:val="single" w:sz="4" w:space="0" w:color="000000"/>
-            </w:tcBorders>
-          </w:tcPr>
-          <w:p>
-            <w:pPr>
-              <w:spacing w:before="0" w:after="0" w:lineRule="exact" w:line="320"/>
-              <w:jc w:val="center"/>
-              <w:ind w:firstLine="0" w:firstLineChars="0"/>
-            </w:pPr>
-            <w:r>
-              <w:rPr>
-                <w:rFonts w:ascii="宋体" w:hAnsi="宋体" w:eastAsia="宋体" w:cs="宋体"/>
-                <w:b w:val="0"/>
-                <w:sz w:val="21"/>
-              </w:rPr>
-              <w:t>9月28日-30日</w:t>
-              <w:br/>
-            </w:r>
-            <w:r>
-              <w:rPr>
-                <w:rFonts w:ascii="宋体" w:hAnsi="宋体" w:eastAsia="宋体" w:cs="宋体"/>
-                <w:b w:val="0"/>
-                <w:sz w:val="21"/>
-              </w:rPr>
-              <w:t>（3天）</w:t>
-            </w:r>
-          </w:p>
-        </w:tc>
-      </w:tr>
-      <w:tr>
-        <w:tc>
-          <w:tcPr>
-            <w:tcW w:type="dxa" w:w="560"/>
-            <w:vAlign w:val="center"/>
-            <w:tcBorders>
-              <w:top w:val="single" w:sz="4" w:space="0" w:color="000000"/>
-              <w:left w:val="single" w:sz="4" w:space="0" w:color="000000"/>
-              <w:bottom w:val="single" w:sz="4" w:space="0" w:color="000000"/>
-              <w:right w:val="single" w:sz="4" w:space="0" w:color="000000"/>
-            </w:tcBorders>
-          </w:tcPr>
-          <w:p>
-            <w:pPr>
-              <w:spacing w:before="0" w:after="0" w:lineRule="exact" w:line="320"/>
-              <w:jc w:val="center"/>
-              <w:ind w:firstLine="0" w:firstLineChars="0"/>
-            </w:pPr>
-            <w:r>
-              <w:rPr>
-                <w:rFonts w:ascii="宋体" w:hAnsi="宋体" w:eastAsia="宋体" w:cs="宋体"/>
-                <w:b w:val="0"/>
-                <w:sz w:val="21"/>
-              </w:rPr>
-              <w:t>39</w:t>
-            </w:r>
-          </w:p>
-        </w:tc>
-        <w:tc>
-          <w:tcPr>
-            <w:tcW w:type="dxa" w:w="1560"/>
-            <w:vAlign w:val="center"/>
-            <w:tcBorders>
-              <w:top w:val="single" w:sz="4" w:space="0" w:color="000000"/>
-              <w:left w:val="single" w:sz="4" w:space="0" w:color="000000"/>
-              <w:bottom w:val="single" w:sz="4" w:space="0" w:color="000000"/>
-              <w:right w:val="single" w:sz="4" w:space="0" w:color="000000"/>
-            </w:tcBorders>
-          </w:tcPr>
-          <w:p>
-            <w:pPr>
-              <w:spacing w:before="0" w:after="0" w:lineRule="exact" w:line="320"/>
-              <w:jc w:val="center"/>
-              <w:ind w:firstLine="0" w:firstLineChars="0"/>
-            </w:pPr>
-            <w:r>
-              <w:rPr>
-                <w:rFonts w:ascii="宋体" w:hAnsi="宋体" w:eastAsia="宋体" w:cs="宋体"/>
-                <w:b w:val="0"/>
-                <w:sz w:val="21"/>
-              </w:rPr>
-              <w:t>安装公司</w:t>
-            </w:r>
-          </w:p>
-        </w:tc>
-        <w:tc>
-          <w:tcPr>
-            <w:tcW w:type="dxa" w:w="3000"/>
-            <w:vAlign w:val="center"/>
-            <w:tcBorders>
-              <w:top w:val="single" w:sz="4" w:space="0" w:color="000000"/>
-              <w:left w:val="single" w:sz="4" w:space="0" w:color="000000"/>
-              <w:bottom w:val="single" w:sz="4" w:space="0" w:color="000000"/>
-              <w:right w:val="single" w:sz="4" w:space="0" w:color="000000"/>
-            </w:tcBorders>
-          </w:tcPr>
-          <w:p>
-            <w:pPr>
-              <w:spacing w:before="0" w:after="0" w:lineRule="exact" w:line="320"/>
-              <w:jc w:val="center"/>
-              <w:ind w:firstLine="0" w:firstLineChars="0"/>
-            </w:pPr>
-            <w:r>
-              <w:rPr>
-                <w:rFonts w:ascii="宋体" w:hAnsi="宋体" w:eastAsia="宋体" w:cs="宋体"/>
-                <w:b w:val="0"/>
-                <w:sz w:val="21"/>
-              </w:rPr>
-              <w:t>青岛城阳映月（红岛）220千伏输变电工程</w:t>
-            </w:r>
-          </w:p>
-        </w:tc>
-        <w:tc>
-          <w:tcPr>
-            <w:tcW w:type="dxa" w:w="720"/>
-            <w:vAlign w:val="center"/>
-            <w:tcBorders>
-              <w:top w:val="single" w:sz="4" w:space="0" w:color="000000"/>
-              <w:left w:val="single" w:sz="4" w:space="0" w:color="000000"/>
-              <w:bottom w:val="single" w:sz="4" w:space="0" w:color="000000"/>
-              <w:right w:val="single" w:sz="4" w:space="0" w:color="000000"/>
-            </w:tcBorders>
-          </w:tcPr>
-          <w:p>
-            <w:pPr>
-              <w:spacing w:before="0" w:after="0" w:lineRule="exact" w:line="320"/>
-              <w:jc w:val="center"/>
-              <w:ind w:firstLine="0" w:firstLineChars="0"/>
-            </w:pPr>
-            <w:r>
-              <w:rPr>
-                <w:rFonts w:ascii="宋体" w:hAnsi="宋体" w:eastAsia="宋体" w:cs="宋体"/>
-                <w:b w:val="0"/>
-                <w:sz w:val="21"/>
-              </w:rPr>
-              <w:t>三级</w:t>
-            </w:r>
-          </w:p>
-        </w:tc>
-        <w:tc>
-          <w:tcPr>
-            <w:tcW w:type="dxa" w:w="1760"/>
-            <w:vAlign w:val="center"/>
-            <w:tcBorders>
-              <w:top w:val="single" w:sz="4" w:space="0" w:color="000000"/>
-              <w:left w:val="single" w:sz="4" w:space="0" w:color="000000"/>
-              <w:bottom w:val="single" w:sz="4" w:space="0" w:color="000000"/>
-              <w:right w:val="single" w:sz="4" w:space="0" w:color="000000"/>
-            </w:tcBorders>
-          </w:tcPr>
-          <w:p>
-            <w:pPr>
-              <w:spacing w:before="0" w:after="0" w:lineRule="exact" w:line="320"/>
-              <w:jc w:val="center"/>
-              <w:ind w:firstLine="0" w:firstLineChars="0"/>
-            </w:pPr>
-            <w:r>
-              <w:rPr>
-                <w:rFonts w:ascii="宋体" w:hAnsi="宋体" w:eastAsia="宋体" w:cs="宋体"/>
-                <w:b w:val="0"/>
-                <w:sz w:val="21"/>
-              </w:rPr>
-              <w:t>9月7日-8日</w:t>
-              <w:br/>
-            </w:r>
-            <w:r>
-              <w:rPr>
-                <w:rFonts w:ascii="宋体" w:hAnsi="宋体" w:eastAsia="宋体" w:cs="宋体"/>
-                <w:b w:val="0"/>
-                <w:sz w:val="21"/>
-              </w:rPr>
-              <w:t>（2天）</w:t>
-            </w:r>
-          </w:p>
-        </w:tc>
-      </w:tr>
-      <w:tr>
-        <w:tc>
-          <w:tcPr>
-            <w:tcW w:type="dxa" w:w="560"/>
-            <w:vAlign w:val="center"/>
-            <w:tcBorders>
-              <w:top w:val="single" w:sz="4" w:space="0" w:color="000000"/>
-              <w:left w:val="single" w:sz="4" w:space="0" w:color="000000"/>
-              <w:bottom w:val="single" w:sz="4" w:space="0" w:color="000000"/>
-              <w:right w:val="single" w:sz="4" w:space="0" w:color="000000"/>
-            </w:tcBorders>
-          </w:tcPr>
-          <w:p>
-            <w:pPr>
-              <w:spacing w:before="0" w:after="0" w:lineRule="exact" w:line="320"/>
-              <w:jc w:val="center"/>
-              <w:ind w:firstLine="0" w:firstLineChars="0"/>
-            </w:pPr>
-            <w:r>
-              <w:rPr>
-                <w:rFonts w:ascii="宋体" w:hAnsi="宋体" w:eastAsia="宋体" w:cs="宋体"/>
-                <w:b w:val="0"/>
-                <w:sz w:val="21"/>
-              </w:rPr>
-              <w:t>40</w:t>
-            </w:r>
-          </w:p>
-        </w:tc>
-        <w:tc>
-          <w:tcPr>
-            <w:tcW w:type="dxa" w:w="1560"/>
-            <w:vAlign w:val="center"/>
-            <w:tcBorders>
-              <w:top w:val="single" w:sz="4" w:space="0" w:color="000000"/>
-              <w:left w:val="single" w:sz="4" w:space="0" w:color="000000"/>
-              <w:bottom w:val="single" w:sz="4" w:space="0" w:color="000000"/>
-              <w:right w:val="single" w:sz="4" w:space="0" w:color="000000"/>
-            </w:tcBorders>
-          </w:tcPr>
-          <w:p>
-            <w:pPr>
-              <w:spacing w:before="0" w:after="0" w:lineRule="exact" w:line="320"/>
-              <w:jc w:val="center"/>
-              <w:ind w:firstLine="0" w:firstLineChars="0"/>
-            </w:pPr>
-            <w:r>
-              <w:rPr>
-                <w:rFonts w:ascii="宋体" w:hAnsi="宋体" w:eastAsia="宋体" w:cs="宋体"/>
-                <w:b w:val="0"/>
-                <w:sz w:val="21"/>
-              </w:rPr>
-              <w:t>安装公司</w:t>
-            </w:r>
-          </w:p>
-        </w:tc>
-        <w:tc>
-          <w:tcPr>
-            <w:tcW w:type="dxa" w:w="3000"/>
-            <w:vAlign w:val="center"/>
-            <w:tcBorders>
-              <w:top w:val="single" w:sz="4" w:space="0" w:color="000000"/>
-              <w:left w:val="single" w:sz="4" w:space="0" w:color="000000"/>
-              <w:bottom w:val="single" w:sz="4" w:space="0" w:color="000000"/>
-              <w:right w:val="single" w:sz="4" w:space="0" w:color="000000"/>
-            </w:tcBorders>
-          </w:tcPr>
-          <w:p>
-            <w:pPr>
-              <w:spacing w:before="0" w:after="0" w:lineRule="exact" w:line="320"/>
-              <w:jc w:val="center"/>
-              <w:ind w:firstLine="0" w:firstLineChars="0"/>
-            </w:pPr>
-            <w:r>
-              <w:rPr>
-                <w:rFonts w:ascii="宋体" w:hAnsi="宋体" w:eastAsia="宋体" w:cs="宋体"/>
-                <w:b w:val="0"/>
-                <w:sz w:val="21"/>
-              </w:rPr>
-              <w:t>青岛城阳映月（红岛）220千伏输变电工程</w:t>
-            </w:r>
-          </w:p>
-        </w:tc>
-        <w:tc>
-          <w:tcPr>
-            <w:tcW w:type="dxa" w:w="720"/>
-            <w:vAlign w:val="center"/>
-            <w:tcBorders>
-              <w:top w:val="single" w:sz="4" w:space="0" w:color="000000"/>
-              <w:left w:val="single" w:sz="4" w:space="0" w:color="000000"/>
-              <w:bottom w:val="single" w:sz="4" w:space="0" w:color="000000"/>
-              <w:right w:val="single" w:sz="4" w:space="0" w:color="000000"/>
-            </w:tcBorders>
-          </w:tcPr>
-          <w:p>
-            <w:pPr>
-              <w:spacing w:before="0" w:after="0" w:lineRule="exact" w:line="320"/>
-              <w:jc w:val="center"/>
-              <w:ind w:firstLine="0" w:firstLineChars="0"/>
-            </w:pPr>
-            <w:r>
-              <w:rPr>
-                <w:rFonts w:ascii="宋体" w:hAnsi="宋体" w:eastAsia="宋体" w:cs="宋体"/>
-                <w:b w:val="0"/>
-                <w:sz w:val="21"/>
-              </w:rPr>
-              <w:t>三级</w:t>
-            </w:r>
-          </w:p>
-        </w:tc>
-        <w:tc>
-          <w:tcPr>
-            <w:tcW w:type="dxa" w:w="1760"/>
-            <w:vAlign w:val="center"/>
-            <w:tcBorders>
-              <w:top w:val="single" w:sz="4" w:space="0" w:color="000000"/>
-              <w:left w:val="single" w:sz="4" w:space="0" w:color="000000"/>
-              <w:bottom w:val="single" w:sz="4" w:space="0" w:color="000000"/>
-              <w:right w:val="single" w:sz="4" w:space="0" w:color="000000"/>
-            </w:tcBorders>
-          </w:tcPr>
-          <w:p>
-            <w:pPr>
-              <w:spacing w:before="0" w:after="0" w:lineRule="exact" w:line="320"/>
-              <w:jc w:val="center"/>
-              <w:ind w:firstLine="0" w:firstLineChars="0"/>
-            </w:pPr>
-            <w:r>
-              <w:rPr>
-                <w:rFonts w:ascii="宋体" w:hAnsi="宋体" w:eastAsia="宋体" w:cs="宋体"/>
-                <w:b w:val="0"/>
-                <w:sz w:val="21"/>
-              </w:rPr>
-              <w:t>9月30日</w:t>
-              <w:br/>
-            </w:r>
-            <w:r>
-              <w:rPr>
-                <w:rFonts w:ascii="宋体" w:hAnsi="宋体" w:eastAsia="宋体" w:cs="宋体"/>
-                <w:b w:val="0"/>
-                <w:sz w:val="21"/>
-              </w:rPr>
-              <w:t>（1天）</w:t>
-            </w:r>
-          </w:p>
-        </w:tc>
-      </w:tr>
-      <w:tr>
-        <w:tc>
-          <w:tcPr>
-            <w:tcW w:type="dxa" w:w="560"/>
-            <w:vAlign w:val="center"/>
-            <w:tcBorders>
-              <w:top w:val="single" w:sz="4" w:space="0" w:color="000000"/>
-              <w:left w:val="single" w:sz="4" w:space="0" w:color="000000"/>
-              <w:bottom w:val="single" w:sz="4" w:space="0" w:color="000000"/>
-              <w:right w:val="single" w:sz="4" w:space="0" w:color="000000"/>
-            </w:tcBorders>
-          </w:tcPr>
-          <w:p>
-            <w:pPr>
-              <w:spacing w:before="0" w:after="0" w:lineRule="exact" w:line="320"/>
-              <w:jc w:val="center"/>
-              <w:ind w:firstLine="0" w:firstLineChars="0"/>
-            </w:pPr>
-            <w:r>
-              <w:rPr>
-                <w:rFonts w:ascii="宋体" w:hAnsi="宋体" w:eastAsia="宋体" w:cs="宋体"/>
-                <w:b w:val="0"/>
-                <w:sz w:val="21"/>
-              </w:rPr>
-              <w:t>41</w:t>
-            </w:r>
-          </w:p>
-        </w:tc>
-        <w:tc>
-          <w:tcPr>
-            <w:tcW w:type="dxa" w:w="1560"/>
-            <w:vAlign w:val="center"/>
-            <w:tcBorders>
-              <w:top w:val="single" w:sz="4" w:space="0" w:color="000000"/>
-              <w:left w:val="single" w:sz="4" w:space="0" w:color="000000"/>
-              <w:bottom w:val="single" w:sz="4" w:space="0" w:color="000000"/>
-              <w:right w:val="single" w:sz="4" w:space="0" w:color="000000"/>
-            </w:tcBorders>
-          </w:tcPr>
-          <w:p>
-            <w:pPr>
-              <w:spacing w:before="0" w:after="0" w:lineRule="exact" w:line="320"/>
-              <w:jc w:val="center"/>
-              <w:ind w:firstLine="0" w:firstLineChars="0"/>
-            </w:pPr>
-            <w:r>
-              <w:rPr>
-                <w:rFonts w:ascii="宋体" w:hAnsi="宋体" w:eastAsia="宋体" w:cs="宋体"/>
-                <w:b w:val="0"/>
-                <w:sz w:val="21"/>
-              </w:rPr>
-              <w:t>安装公司</w:t>
-            </w:r>
-          </w:p>
-        </w:tc>
-        <w:tc>
-          <w:tcPr>
-            <w:tcW w:type="dxa" w:w="3000"/>
-            <w:vAlign w:val="center"/>
-            <w:tcBorders>
-              <w:top w:val="single" w:sz="4" w:space="0" w:color="000000"/>
-              <w:left w:val="single" w:sz="4" w:space="0" w:color="000000"/>
-              <w:bottom w:val="single" w:sz="4" w:space="0" w:color="000000"/>
-              <w:right w:val="single" w:sz="4" w:space="0" w:color="000000"/>
-            </w:tcBorders>
-          </w:tcPr>
-          <w:p>
-            <w:pPr>
-              <w:spacing w:before="0" w:after="0" w:lineRule="exact" w:line="320"/>
-              <w:jc w:val="center"/>
-              <w:ind w:firstLine="0" w:firstLineChars="0"/>
-            </w:pPr>
-            <w:r>
-              <w:rPr>
-                <w:rFonts w:ascii="宋体" w:hAnsi="宋体" w:eastAsia="宋体" w:cs="宋体"/>
-                <w:b w:val="0"/>
-                <w:sz w:val="21"/>
-              </w:rPr>
-              <w:t>青岛城阳映月（红岛）220千伏输变电工程</w:t>
-            </w:r>
-          </w:p>
-        </w:tc>
-        <w:tc>
-          <w:tcPr>
-            <w:tcW w:type="dxa" w:w="720"/>
-            <w:vAlign w:val="center"/>
-            <w:tcBorders>
-              <w:top w:val="single" w:sz="4" w:space="0" w:color="000000"/>
-              <w:left w:val="single" w:sz="4" w:space="0" w:color="000000"/>
-              <w:bottom w:val="single" w:sz="4" w:space="0" w:color="000000"/>
-              <w:right w:val="single" w:sz="4" w:space="0" w:color="000000"/>
-            </w:tcBorders>
-          </w:tcPr>
-          <w:p>
-            <w:pPr>
-              <w:spacing w:before="0" w:after="0" w:lineRule="exact" w:line="320"/>
-              <w:jc w:val="center"/>
-              <w:ind w:firstLine="0" w:firstLineChars="0"/>
-            </w:pPr>
-            <w:r>
-              <w:rPr>
-                <w:rFonts w:ascii="宋体" w:hAnsi="宋体" w:eastAsia="宋体" w:cs="宋体"/>
-                <w:b w:val="0"/>
-                <w:sz w:val="21"/>
-              </w:rPr>
-              <w:t>三级</w:t>
-            </w:r>
-          </w:p>
-        </w:tc>
-        <w:tc>
-          <w:tcPr>
-            <w:tcW w:type="dxa" w:w="1760"/>
-            <w:vAlign w:val="center"/>
-            <w:tcBorders>
-              <w:top w:val="single" w:sz="4" w:space="0" w:color="000000"/>
-              <w:left w:val="single" w:sz="4" w:space="0" w:color="000000"/>
-              <w:bottom w:val="single" w:sz="4" w:space="0" w:color="000000"/>
-              <w:right w:val="single" w:sz="4" w:space="0" w:color="000000"/>
-            </w:tcBorders>
-          </w:tcPr>
-          <w:p>
-            <w:pPr>
-              <w:spacing w:before="0" w:after="0" w:lineRule="exact" w:line="320"/>
-              <w:jc w:val="center"/>
-              <w:ind w:firstLine="0" w:firstLineChars="0"/>
-            </w:pPr>
-            <w:r>
-              <w:rPr>
-                <w:rFonts w:ascii="宋体" w:hAnsi="宋体" w:eastAsia="宋体" w:cs="宋体"/>
-                <w:b w:val="0"/>
-                <w:sz w:val="21"/>
-              </w:rPr>
-              <w:t>9月10日-11日</w:t>
-              <w:br/>
-            </w:r>
-            <w:r>
-              <w:rPr>
-                <w:rFonts w:ascii="宋体" w:hAnsi="宋体" w:eastAsia="宋体" w:cs="宋体"/>
-                <w:b w:val="0"/>
-                <w:sz w:val="21"/>
-              </w:rPr>
-              <w:t>（2天）</w:t>
-            </w:r>
-          </w:p>
-        </w:tc>
-      </w:tr>
-      <w:tr>
-        <w:tc>
-          <w:tcPr>
-            <w:tcW w:type="dxa" w:w="560"/>
-            <w:vAlign w:val="center"/>
-            <w:tcBorders>
-              <w:top w:val="single" w:sz="4" w:space="0" w:color="000000"/>
-              <w:left w:val="single" w:sz="4" w:space="0" w:color="000000"/>
-              <w:bottom w:val="single" w:sz="4" w:space="0" w:color="000000"/>
-              <w:right w:val="single" w:sz="4" w:space="0" w:color="000000"/>
-            </w:tcBorders>
-          </w:tcPr>
-          <w:p>
-            <w:pPr>
-              <w:spacing w:before="0" w:after="0" w:lineRule="exact" w:line="320"/>
-              <w:jc w:val="center"/>
-              <w:ind w:firstLine="0" w:firstLineChars="0"/>
-            </w:pPr>
-            <w:r>
-              <w:rPr>
-                <w:rFonts w:ascii="宋体" w:hAnsi="宋体" w:eastAsia="宋体" w:cs="宋体"/>
-                <w:b w:val="0"/>
-                <w:sz w:val="21"/>
-              </w:rPr>
-              <w:t>42</w:t>
-            </w:r>
-          </w:p>
-        </w:tc>
-        <w:tc>
-          <w:tcPr>
-            <w:tcW w:type="dxa" w:w="1560"/>
-            <w:vAlign w:val="center"/>
-            <w:tcBorders>
-              <w:top w:val="single" w:sz="4" w:space="0" w:color="000000"/>
-              <w:left w:val="single" w:sz="4" w:space="0" w:color="000000"/>
-              <w:bottom w:val="single" w:sz="4" w:space="0" w:color="000000"/>
-              <w:right w:val="single" w:sz="4" w:space="0" w:color="000000"/>
-            </w:tcBorders>
-          </w:tcPr>
-          <w:p>
-            <w:pPr>
-              <w:spacing w:before="0" w:after="0" w:lineRule="exact" w:line="320"/>
-              <w:jc w:val="center"/>
-              <w:ind w:firstLine="0" w:firstLineChars="0"/>
-            </w:pPr>
-            <w:r>
-              <w:rPr>
-                <w:rFonts w:ascii="宋体" w:hAnsi="宋体" w:eastAsia="宋体" w:cs="宋体"/>
-                <w:b w:val="0"/>
-                <w:sz w:val="21"/>
-              </w:rPr>
-              <w:t>安装公司</w:t>
-            </w:r>
-          </w:p>
-        </w:tc>
-        <w:tc>
-          <w:tcPr>
-            <w:tcW w:type="dxa" w:w="3000"/>
-            <w:vAlign w:val="center"/>
-            <w:tcBorders>
-              <w:top w:val="single" w:sz="4" w:space="0" w:color="000000"/>
-              <w:left w:val="single" w:sz="4" w:space="0" w:color="000000"/>
-              <w:bottom w:val="single" w:sz="4" w:space="0" w:color="000000"/>
-              <w:right w:val="single" w:sz="4" w:space="0" w:color="000000"/>
-            </w:tcBorders>
-          </w:tcPr>
-          <w:p>
-            <w:pPr>
-              <w:spacing w:before="0" w:after="0" w:lineRule="exact" w:line="320"/>
-              <w:jc w:val="center"/>
-              <w:ind w:firstLine="0" w:firstLineChars="0"/>
-            </w:pPr>
-            <w:r>
-              <w:rPr>
-                <w:rFonts w:ascii="宋体" w:hAnsi="宋体" w:eastAsia="宋体" w:cs="宋体"/>
-                <w:b w:val="0"/>
-                <w:sz w:val="21"/>
-              </w:rPr>
-              <w:t>青岛城阳映月（红岛）220千伏输变电工程</w:t>
-            </w:r>
-          </w:p>
-        </w:tc>
-        <w:tc>
-          <w:tcPr>
-            <w:tcW w:type="dxa" w:w="720"/>
-            <w:vAlign w:val="center"/>
-            <w:tcBorders>
-              <w:top w:val="single" w:sz="4" w:space="0" w:color="000000"/>
-              <w:left w:val="single" w:sz="4" w:space="0" w:color="000000"/>
-              <w:bottom w:val="single" w:sz="4" w:space="0" w:color="000000"/>
-              <w:right w:val="single" w:sz="4" w:space="0" w:color="000000"/>
-            </w:tcBorders>
-          </w:tcPr>
-          <w:p>
-            <w:pPr>
-              <w:spacing w:before="0" w:after="0" w:lineRule="exact" w:line="320"/>
-              <w:jc w:val="center"/>
-              <w:ind w:firstLine="0" w:firstLineChars="0"/>
-            </w:pPr>
-            <w:r>
-              <w:rPr>
-                <w:rFonts w:ascii="宋体" w:hAnsi="宋体" w:eastAsia="宋体" w:cs="宋体"/>
-                <w:b w:val="0"/>
-                <w:sz w:val="21"/>
-              </w:rPr>
-              <w:t>三级</w:t>
-            </w:r>
-          </w:p>
-        </w:tc>
-        <w:tc>
-          <w:tcPr>
-            <w:tcW w:type="dxa" w:w="1760"/>
-            <w:vAlign w:val="center"/>
-            <w:tcBorders>
-              <w:top w:val="single" w:sz="4" w:space="0" w:color="000000"/>
-              <w:left w:val="single" w:sz="4" w:space="0" w:color="000000"/>
-              <w:bottom w:val="single" w:sz="4" w:space="0" w:color="000000"/>
-              <w:right w:val="single" w:sz="4" w:space="0" w:color="000000"/>
-            </w:tcBorders>
-          </w:tcPr>
-          <w:p>
-            <w:pPr>
-              <w:spacing w:before="0" w:after="0" w:lineRule="exact" w:line="320"/>
-              <w:jc w:val="center"/>
-              <w:ind w:firstLine="0" w:firstLineChars="0"/>
-            </w:pPr>
-            <w:r>
-              <w:rPr>
-                <w:rFonts w:ascii="宋体" w:hAnsi="宋体" w:eastAsia="宋体" w:cs="宋体"/>
-                <w:b w:val="0"/>
-                <w:sz w:val="21"/>
-              </w:rPr>
-              <w:t>9月22日-23日</w:t>
-              <w:br/>
-            </w:r>
-            <w:r>
-              <w:rPr>
-                <w:rFonts w:ascii="宋体" w:hAnsi="宋体" w:eastAsia="宋体" w:cs="宋体"/>
-                <w:b w:val="0"/>
-                <w:sz w:val="21"/>
-              </w:rPr>
-              <w:t>（2天）</w:t>
-            </w:r>
-          </w:p>
-        </w:tc>
-      </w:tr>
-      <w:tr>
-        <w:tc>
-          <w:tcPr>
-            <w:tcW w:type="dxa" w:w="560"/>
-            <w:vAlign w:val="center"/>
-            <w:tcBorders>
-              <w:top w:val="single" w:sz="4" w:space="0" w:color="000000"/>
-              <w:left w:val="single" w:sz="4" w:space="0" w:color="000000"/>
-              <w:bottom w:val="single" w:sz="4" w:space="0" w:color="000000"/>
-              <w:right w:val="single" w:sz="4" w:space="0" w:color="000000"/>
-            </w:tcBorders>
-          </w:tcPr>
-          <w:p>
-            <w:pPr>
-              <w:spacing w:before="0" w:after="0" w:lineRule="exact" w:line="320"/>
-              <w:jc w:val="center"/>
-              <w:ind w:firstLine="0" w:firstLineChars="0"/>
-            </w:pPr>
-            <w:r>
-              <w:rPr>
-                <w:rFonts w:ascii="宋体" w:hAnsi="宋体" w:eastAsia="宋体" w:cs="宋体"/>
-                <w:b w:val="0"/>
-                <w:sz w:val="21"/>
-              </w:rPr>
-              <w:t>43</w:t>
-            </w:r>
-          </w:p>
-        </w:tc>
-        <w:tc>
-          <w:tcPr>
-            <w:tcW w:type="dxa" w:w="1560"/>
-            <w:vAlign w:val="center"/>
-            <w:tcBorders>
-              <w:top w:val="single" w:sz="4" w:space="0" w:color="000000"/>
-              <w:left w:val="single" w:sz="4" w:space="0" w:color="000000"/>
-              <w:bottom w:val="single" w:sz="4" w:space="0" w:color="000000"/>
-              <w:right w:val="single" w:sz="4" w:space="0" w:color="000000"/>
-            </w:tcBorders>
-          </w:tcPr>
-          <w:p>
-            <w:pPr>
-              <w:spacing w:before="0" w:after="0" w:lineRule="exact" w:line="320"/>
-              <w:jc w:val="center"/>
-              <w:ind w:firstLine="0" w:firstLineChars="0"/>
-            </w:pPr>
-            <w:r>
-              <w:rPr>
-                <w:rFonts w:ascii="宋体" w:hAnsi="宋体" w:eastAsia="宋体" w:cs="宋体"/>
-                <w:b w:val="0"/>
-                <w:sz w:val="21"/>
-              </w:rPr>
-              <w:t>安装公司</w:t>
-            </w:r>
-          </w:p>
-        </w:tc>
-        <w:tc>
-          <w:tcPr>
-            <w:tcW w:type="dxa" w:w="3000"/>
-            <w:vAlign w:val="center"/>
-            <w:tcBorders>
-              <w:top w:val="single" w:sz="4" w:space="0" w:color="000000"/>
-              <w:left w:val="single" w:sz="4" w:space="0" w:color="000000"/>
-              <w:bottom w:val="single" w:sz="4" w:space="0" w:color="000000"/>
-              <w:right w:val="single" w:sz="4" w:space="0" w:color="000000"/>
-            </w:tcBorders>
-          </w:tcPr>
-          <w:p>
-            <w:pPr>
-              <w:spacing w:before="0" w:after="0" w:lineRule="exact" w:line="320"/>
-              <w:jc w:val="center"/>
-              <w:ind w:firstLine="0" w:firstLineChars="0"/>
-            </w:pPr>
-            <w:r>
-              <w:rPr>
-                <w:rFonts w:ascii="宋体" w:hAnsi="宋体" w:eastAsia="宋体" w:cs="宋体"/>
-                <w:b w:val="0"/>
-                <w:sz w:val="21"/>
-              </w:rPr>
-              <w:t>青岛城阳映月（红岛）220千伏输变电工程</w:t>
-            </w:r>
-          </w:p>
-        </w:tc>
-        <w:tc>
-          <w:tcPr>
-            <w:tcW w:type="dxa" w:w="720"/>
-            <w:vAlign w:val="center"/>
-            <w:tcBorders>
-              <w:top w:val="single" w:sz="4" w:space="0" w:color="000000"/>
-              <w:left w:val="single" w:sz="4" w:space="0" w:color="000000"/>
-              <w:bottom w:val="single" w:sz="4" w:space="0" w:color="000000"/>
-              <w:right w:val="single" w:sz="4" w:space="0" w:color="000000"/>
-            </w:tcBorders>
-          </w:tcPr>
-          <w:p>
-            <w:pPr>
-              <w:spacing w:before="0" w:after="0" w:lineRule="exact" w:line="320"/>
-              <w:jc w:val="center"/>
-              <w:ind w:firstLine="0" w:firstLineChars="0"/>
-            </w:pPr>
-            <w:r>
-              <w:rPr>
-                <w:rFonts w:ascii="宋体" w:hAnsi="宋体" w:eastAsia="宋体" w:cs="宋体"/>
-                <w:b w:val="0"/>
-                <w:sz w:val="21"/>
-              </w:rPr>
-              <w:t>三级</w:t>
-            </w:r>
-          </w:p>
-        </w:tc>
-        <w:tc>
-          <w:tcPr>
-            <w:tcW w:type="dxa" w:w="1760"/>
-            <w:vAlign w:val="center"/>
-            <w:tcBorders>
-              <w:top w:val="single" w:sz="4" w:space="0" w:color="000000"/>
-              <w:left w:val="single" w:sz="4" w:space="0" w:color="000000"/>
-              <w:bottom w:val="single" w:sz="4" w:space="0" w:color="000000"/>
-              <w:right w:val="single" w:sz="4" w:space="0" w:color="000000"/>
-            </w:tcBorders>
-          </w:tcPr>
-          <w:p>
-            <w:pPr>
-              <w:spacing w:before="0" w:after="0" w:lineRule="exact" w:line="320"/>
-              <w:jc w:val="center"/>
-              <w:ind w:firstLine="0" w:firstLineChars="0"/>
-            </w:pPr>
-            <w:r>
-              <w:rPr>
-                <w:rFonts w:ascii="宋体" w:hAnsi="宋体" w:eastAsia="宋体" w:cs="宋体"/>
-                <w:b w:val="0"/>
-                <w:sz w:val="21"/>
-              </w:rPr>
-              <w:t>9月10日-11日</w:t>
-              <w:br/>
-            </w:r>
-            <w:r>
-              <w:rPr>
-                <w:rFonts w:ascii="宋体" w:hAnsi="宋体" w:eastAsia="宋体" w:cs="宋体"/>
-                <w:b w:val="0"/>
-                <w:sz w:val="21"/>
-              </w:rPr>
-              <w:t>（2天）</w:t>
-            </w:r>
-          </w:p>
-        </w:tc>
-      </w:tr>
-      <w:tr>
-        <w:tc>
-          <w:tcPr>
-            <w:tcW w:type="dxa" w:w="560"/>
-            <w:vAlign w:val="center"/>
-            <w:tcBorders>
-              <w:top w:val="single" w:sz="4" w:space="0" w:color="000000"/>
-              <w:left w:val="single" w:sz="4" w:space="0" w:color="000000"/>
-              <w:bottom w:val="single" w:sz="4" w:space="0" w:color="000000"/>
-              <w:right w:val="single" w:sz="4" w:space="0" w:color="000000"/>
-            </w:tcBorders>
-          </w:tcPr>
-          <w:p>
-            <w:pPr>
-              <w:spacing w:before="0" w:after="0" w:lineRule="exact" w:line="320"/>
-              <w:jc w:val="center"/>
-              <w:ind w:firstLine="0" w:firstLineChars="0"/>
-            </w:pPr>
-            <w:r>
-              <w:rPr>
-                <w:rFonts w:ascii="宋体" w:hAnsi="宋体" w:eastAsia="宋体" w:cs="宋体"/>
-                <w:b w:val="0"/>
-                <w:sz w:val="21"/>
-              </w:rPr>
-              <w:t>44</w:t>
-            </w:r>
-          </w:p>
-        </w:tc>
-        <w:tc>
-          <w:tcPr>
-            <w:tcW w:type="dxa" w:w="1560"/>
-            <w:vAlign w:val="center"/>
-            <w:tcBorders>
-              <w:top w:val="single" w:sz="4" w:space="0" w:color="000000"/>
-              <w:left w:val="single" w:sz="4" w:space="0" w:color="000000"/>
-              <w:bottom w:val="single" w:sz="4" w:space="0" w:color="000000"/>
-              <w:right w:val="single" w:sz="4" w:space="0" w:color="000000"/>
-            </w:tcBorders>
-          </w:tcPr>
-          <w:p>
-            <w:pPr>
-              <w:spacing w:before="0" w:after="0" w:lineRule="exact" w:line="320"/>
-              <w:jc w:val="center"/>
-              <w:ind w:firstLine="0" w:firstLineChars="0"/>
-            </w:pPr>
-            <w:r>
-              <w:rPr>
-                <w:rFonts w:ascii="宋体" w:hAnsi="宋体" w:eastAsia="宋体" w:cs="宋体"/>
-                <w:b w:val="0"/>
-                <w:sz w:val="21"/>
-              </w:rPr>
-              <w:t>安装公司</w:t>
-            </w:r>
-          </w:p>
-        </w:tc>
-        <w:tc>
-          <w:tcPr>
-            <w:tcW w:type="dxa" w:w="3000"/>
-            <w:vAlign w:val="center"/>
-            <w:tcBorders>
-              <w:top w:val="single" w:sz="4" w:space="0" w:color="000000"/>
-              <w:left w:val="single" w:sz="4" w:space="0" w:color="000000"/>
-              <w:bottom w:val="single" w:sz="4" w:space="0" w:color="000000"/>
-              <w:right w:val="single" w:sz="4" w:space="0" w:color="000000"/>
-            </w:tcBorders>
-          </w:tcPr>
-          <w:p>
-            <w:pPr>
-              <w:spacing w:before="0" w:after="0" w:lineRule="exact" w:line="320"/>
-              <w:jc w:val="center"/>
-              <w:ind w:firstLine="0" w:firstLineChars="0"/>
-            </w:pPr>
-            <w:r>
-              <w:rPr>
-                <w:rFonts w:ascii="宋体" w:hAnsi="宋体" w:eastAsia="宋体" w:cs="宋体"/>
-                <w:b w:val="0"/>
-                <w:sz w:val="21"/>
-              </w:rPr>
-              <w:t>青岛城阳映月（红岛）220千伏输变电工程</w:t>
-            </w:r>
-          </w:p>
-        </w:tc>
-        <w:tc>
-          <w:tcPr>
-            <w:tcW w:type="dxa" w:w="720"/>
-            <w:vAlign w:val="center"/>
-            <w:tcBorders>
-              <w:top w:val="single" w:sz="4" w:space="0" w:color="000000"/>
-              <w:left w:val="single" w:sz="4" w:space="0" w:color="000000"/>
-              <w:bottom w:val="single" w:sz="4" w:space="0" w:color="000000"/>
-              <w:right w:val="single" w:sz="4" w:space="0" w:color="000000"/>
-            </w:tcBorders>
-          </w:tcPr>
-          <w:p>
-            <w:pPr>
-              <w:spacing w:before="0" w:after="0" w:lineRule="exact" w:line="320"/>
-              <w:jc w:val="center"/>
-              <w:ind w:firstLine="0" w:firstLineChars="0"/>
-            </w:pPr>
-            <w:r>
-              <w:rPr>
-                <w:rFonts w:ascii="宋体" w:hAnsi="宋体" w:eastAsia="宋体" w:cs="宋体"/>
-                <w:b w:val="0"/>
-                <w:sz w:val="21"/>
-              </w:rPr>
-              <w:t>三级</w:t>
-            </w:r>
-          </w:p>
-        </w:tc>
-        <w:tc>
-          <w:tcPr>
-            <w:tcW w:type="dxa" w:w="1760"/>
-            <w:vAlign w:val="center"/>
-            <w:tcBorders>
-              <w:top w:val="single" w:sz="4" w:space="0" w:color="000000"/>
-              <w:left w:val="single" w:sz="4" w:space="0" w:color="000000"/>
-              <w:bottom w:val="single" w:sz="4" w:space="0" w:color="000000"/>
-              <w:right w:val="single" w:sz="4" w:space="0" w:color="000000"/>
-            </w:tcBorders>
-          </w:tcPr>
-          <w:p>
-            <w:pPr>
-              <w:spacing w:before="0" w:after="0" w:lineRule="exact" w:line="320"/>
-              <w:jc w:val="center"/>
-              <w:ind w:firstLine="0" w:firstLineChars="0"/>
-            </w:pPr>
-            <w:r>
-              <w:rPr>
-                <w:rFonts w:ascii="宋体" w:hAnsi="宋体" w:eastAsia="宋体" w:cs="宋体"/>
-                <w:b w:val="0"/>
-                <w:sz w:val="21"/>
-              </w:rPr>
-              <w:t>9月11日-12日</w:t>
-              <w:br/>
-            </w:r>
-            <w:r>
-              <w:rPr>
-                <w:rFonts w:ascii="宋体" w:hAnsi="宋体" w:eastAsia="宋体" w:cs="宋体"/>
-                <w:b w:val="0"/>
-                <w:sz w:val="21"/>
-              </w:rPr>
-              <w:t>（2天）</w:t>
-            </w:r>
-          </w:p>
-        </w:tc>
-      </w:tr>
-      <w:tr>
-        <w:tc>
-          <w:tcPr>
-            <w:tcW w:type="dxa" w:w="560"/>
-            <w:vAlign w:val="center"/>
-            <w:tcBorders>
-              <w:top w:val="single" w:sz="4" w:space="0" w:color="000000"/>
-              <w:left w:val="single" w:sz="4" w:space="0" w:color="000000"/>
-              <w:bottom w:val="single" w:sz="4" w:space="0" w:color="000000"/>
-              <w:right w:val="single" w:sz="4" w:space="0" w:color="000000"/>
-            </w:tcBorders>
-          </w:tcPr>
-          <w:p>
-            <w:pPr>
-              <w:spacing w:before="0" w:after="0" w:lineRule="exact" w:line="320"/>
-              <w:jc w:val="center"/>
-              <w:ind w:firstLine="0" w:firstLineChars="0"/>
-            </w:pPr>
-            <w:r>
-              <w:rPr>
-                <w:rFonts w:ascii="宋体" w:hAnsi="宋体" w:eastAsia="宋体" w:cs="宋体"/>
-                <w:b w:val="0"/>
-                <w:sz w:val="21"/>
-              </w:rPr>
-              <w:t>45</w:t>
-            </w:r>
-          </w:p>
-        </w:tc>
-        <w:tc>
-          <w:tcPr>
-            <w:tcW w:type="dxa" w:w="1560"/>
-            <w:vAlign w:val="center"/>
-            <w:tcBorders>
-              <w:top w:val="single" w:sz="4" w:space="0" w:color="000000"/>
-              <w:left w:val="single" w:sz="4" w:space="0" w:color="000000"/>
-              <w:bottom w:val="single" w:sz="4" w:space="0" w:color="000000"/>
-              <w:right w:val="single" w:sz="4" w:space="0" w:color="000000"/>
-            </w:tcBorders>
-          </w:tcPr>
-          <w:p>
-            <w:pPr>
-              <w:spacing w:before="0" w:after="0" w:lineRule="exact" w:line="320"/>
-              <w:jc w:val="center"/>
-              <w:ind w:firstLine="0" w:firstLineChars="0"/>
-            </w:pPr>
-            <w:r>
-              <w:rPr>
-                <w:rFonts w:ascii="宋体" w:hAnsi="宋体" w:eastAsia="宋体" w:cs="宋体"/>
-                <w:b w:val="0"/>
-                <w:sz w:val="21"/>
-              </w:rPr>
-              <w:t>安装公司</w:t>
-            </w:r>
-          </w:p>
-        </w:tc>
-        <w:tc>
-          <w:tcPr>
-            <w:tcW w:type="dxa" w:w="3000"/>
-            <w:vAlign w:val="center"/>
-            <w:tcBorders>
-              <w:top w:val="single" w:sz="4" w:space="0" w:color="000000"/>
-              <w:left w:val="single" w:sz="4" w:space="0" w:color="000000"/>
-              <w:bottom w:val="single" w:sz="4" w:space="0" w:color="000000"/>
-              <w:right w:val="single" w:sz="4" w:space="0" w:color="000000"/>
-            </w:tcBorders>
-          </w:tcPr>
-          <w:p>
-            <w:pPr>
-              <w:spacing w:before="0" w:after="0" w:lineRule="exact" w:line="320"/>
-              <w:jc w:val="center"/>
-              <w:ind w:firstLine="0" w:firstLineChars="0"/>
-            </w:pPr>
-            <w:r>
-              <w:rPr>
-                <w:rFonts w:ascii="宋体" w:hAnsi="宋体" w:eastAsia="宋体" w:cs="宋体"/>
-                <w:b w:val="0"/>
-                <w:sz w:val="21"/>
-              </w:rPr>
-              <w:t>青岛城阳映月（红岛）220千伏输变电工程</w:t>
-            </w:r>
-          </w:p>
-        </w:tc>
-        <w:tc>
-          <w:tcPr>
-            <w:tcW w:type="dxa" w:w="720"/>
-            <w:vAlign w:val="center"/>
-            <w:tcBorders>
-              <w:top w:val="single" w:sz="4" w:space="0" w:color="000000"/>
-              <w:left w:val="single" w:sz="4" w:space="0" w:color="000000"/>
-              <w:bottom w:val="single" w:sz="4" w:space="0" w:color="000000"/>
-              <w:right w:val="single" w:sz="4" w:space="0" w:color="000000"/>
-            </w:tcBorders>
-          </w:tcPr>
-          <w:p>
-            <w:pPr>
-              <w:spacing w:before="0" w:after="0" w:lineRule="exact" w:line="320"/>
-              <w:jc w:val="center"/>
-              <w:ind w:firstLine="0" w:firstLineChars="0"/>
-            </w:pPr>
-            <w:r>
-              <w:rPr>
-                <w:rFonts w:ascii="宋体" w:hAnsi="宋体" w:eastAsia="宋体" w:cs="宋体"/>
-                <w:b w:val="0"/>
-                <w:sz w:val="21"/>
-              </w:rPr>
-              <w:t>三级</w:t>
-            </w:r>
-          </w:p>
-        </w:tc>
-        <w:tc>
-          <w:tcPr>
-            <w:tcW w:type="dxa" w:w="1760"/>
-            <w:vAlign w:val="center"/>
-            <w:tcBorders>
-              <w:top w:val="single" w:sz="4" w:space="0" w:color="000000"/>
-              <w:left w:val="single" w:sz="4" w:space="0" w:color="000000"/>
-              <w:bottom w:val="single" w:sz="4" w:space="0" w:color="000000"/>
-              <w:right w:val="single" w:sz="4" w:space="0" w:color="000000"/>
-            </w:tcBorders>
-          </w:tcPr>
-          <w:p>
-            <w:pPr>
-              <w:spacing w:before="0" w:after="0" w:lineRule="exact" w:line="320"/>
-              <w:jc w:val="center"/>
-              <w:ind w:firstLine="0" w:firstLineChars="0"/>
-            </w:pPr>
-            <w:r>
-              <w:rPr>
-                <w:rFonts w:ascii="宋体" w:hAnsi="宋体" w:eastAsia="宋体" w:cs="宋体"/>
-                <w:b w:val="0"/>
-                <w:sz w:val="21"/>
-              </w:rPr>
-              <w:t>9月16日-17日</w:t>
-              <w:br/>
-            </w:r>
-            <w:r>
-              <w:rPr>
-                <w:rFonts w:ascii="宋体" w:hAnsi="宋体" w:eastAsia="宋体" w:cs="宋体"/>
-                <w:b w:val="0"/>
-                <w:sz w:val="21"/>
-              </w:rPr>
-              <w:t>（2天）</w:t>
-            </w:r>
-          </w:p>
-        </w:tc>
-      </w:tr>
-      <w:tr>
-        <w:tc>
-          <w:tcPr>
-            <w:tcW w:type="dxa" w:w="560"/>
-            <w:vAlign w:val="center"/>
-            <w:tcBorders>
-              <w:top w:val="single" w:sz="4" w:space="0" w:color="000000"/>
-              <w:left w:val="single" w:sz="4" w:space="0" w:color="000000"/>
-              <w:bottom w:val="single" w:sz="4" w:space="0" w:color="000000"/>
-              <w:right w:val="single" w:sz="4" w:space="0" w:color="000000"/>
-            </w:tcBorders>
-          </w:tcPr>
-          <w:p>
-            <w:pPr>
-              <w:spacing w:before="0" w:after="0" w:lineRule="exact" w:line="320"/>
-              <w:jc w:val="center"/>
-              <w:ind w:firstLine="0" w:firstLineChars="0"/>
-            </w:pPr>
-            <w:r>
-              <w:rPr>
-                <w:rFonts w:ascii="宋体" w:hAnsi="宋体" w:eastAsia="宋体" w:cs="宋体"/>
-                <w:b w:val="0"/>
-                <w:sz w:val="21"/>
-              </w:rPr>
-              <w:t>46</w:t>
-            </w:r>
-          </w:p>
-        </w:tc>
-        <w:tc>
-          <w:tcPr>
-            <w:tcW w:type="dxa" w:w="1560"/>
-            <w:vAlign w:val="center"/>
-            <w:tcBorders>
-              <w:top w:val="single" w:sz="4" w:space="0" w:color="000000"/>
-              <w:left w:val="single" w:sz="4" w:space="0" w:color="000000"/>
-              <w:bottom w:val="single" w:sz="4" w:space="0" w:color="000000"/>
-              <w:right w:val="single" w:sz="4" w:space="0" w:color="000000"/>
-            </w:tcBorders>
-          </w:tcPr>
-          <w:p>
-            <w:pPr>
-              <w:spacing w:before="0" w:after="0" w:lineRule="exact" w:line="320"/>
-              <w:jc w:val="center"/>
-              <w:ind w:firstLine="0" w:firstLineChars="0"/>
-            </w:pPr>
-            <w:r>
-              <w:rPr>
-                <w:rFonts w:ascii="宋体" w:hAnsi="宋体" w:eastAsia="宋体" w:cs="宋体"/>
-                <w:b w:val="0"/>
-                <w:sz w:val="21"/>
-              </w:rPr>
-              <w:t>安装公司</w:t>
-            </w:r>
-          </w:p>
-        </w:tc>
-        <w:tc>
-          <w:tcPr>
-            <w:tcW w:type="dxa" w:w="3000"/>
-            <w:vAlign w:val="center"/>
-            <w:tcBorders>
-              <w:top w:val="single" w:sz="4" w:space="0" w:color="000000"/>
-              <w:left w:val="single" w:sz="4" w:space="0" w:color="000000"/>
-              <w:bottom w:val="single" w:sz="4" w:space="0" w:color="000000"/>
-              <w:right w:val="single" w:sz="4" w:space="0" w:color="000000"/>
-            </w:tcBorders>
-          </w:tcPr>
-          <w:p>
-            <w:pPr>
-              <w:spacing w:before="0" w:after="0" w:lineRule="exact" w:line="320"/>
-              <w:jc w:val="center"/>
-              <w:ind w:firstLine="0" w:firstLineChars="0"/>
-            </w:pPr>
-            <w:r>
-              <w:rPr>
-                <w:rFonts w:ascii="宋体" w:hAnsi="宋体" w:eastAsia="宋体" w:cs="宋体"/>
-                <w:b w:val="0"/>
-                <w:sz w:val="21"/>
-              </w:rPr>
-              <w:t>青岛浦里220千伏输变电工程</w:t>
-            </w:r>
-          </w:p>
-        </w:tc>
-        <w:tc>
-          <w:tcPr>
-            <w:tcW w:type="dxa" w:w="720"/>
-            <w:vAlign w:val="center"/>
-            <w:tcBorders>
-              <w:top w:val="single" w:sz="4" w:space="0" w:color="000000"/>
-              <w:left w:val="single" w:sz="4" w:space="0" w:color="000000"/>
-              <w:bottom w:val="single" w:sz="4" w:space="0" w:color="000000"/>
-              <w:right w:val="single" w:sz="4" w:space="0" w:color="000000"/>
-            </w:tcBorders>
-          </w:tcPr>
-          <w:p>
-            <w:pPr>
-              <w:spacing w:before="0" w:after="0" w:lineRule="exact" w:line="320"/>
-              <w:jc w:val="center"/>
-              <w:ind w:firstLine="0" w:firstLineChars="0"/>
-            </w:pPr>
-            <w:r>
-              <w:rPr>
-                <w:rFonts w:ascii="宋体" w:hAnsi="宋体" w:eastAsia="宋体" w:cs="宋体"/>
-                <w:b w:val="0"/>
-                <w:sz w:val="21"/>
-              </w:rPr>
-              <w:t>三级</w:t>
-            </w:r>
-          </w:p>
-        </w:tc>
-        <w:tc>
-          <w:tcPr>
-            <w:tcW w:type="dxa" w:w="1760"/>
-            <w:vAlign w:val="center"/>
-            <w:tcBorders>
-              <w:top w:val="single" w:sz="4" w:space="0" w:color="000000"/>
-              <w:left w:val="single" w:sz="4" w:space="0" w:color="000000"/>
-              <w:bottom w:val="single" w:sz="4" w:space="0" w:color="000000"/>
-              <w:right w:val="single" w:sz="4" w:space="0" w:color="000000"/>
-            </w:tcBorders>
-          </w:tcPr>
-          <w:p>
-            <w:pPr>
-              <w:spacing w:before="0" w:after="0" w:lineRule="exact" w:line="320"/>
-              <w:jc w:val="center"/>
-              <w:ind w:firstLine="0" w:firstLineChars="0"/>
-            </w:pPr>
-            <w:r>
-              <w:rPr>
-                <w:rFonts w:ascii="宋体" w:hAnsi="宋体" w:eastAsia="宋体" w:cs="宋体"/>
-                <w:b w:val="0"/>
-                <w:sz w:val="21"/>
-              </w:rPr>
-              <w:t>9月24日</w:t>
-              <w:br/>
-            </w:r>
-            <w:r>
-              <w:rPr>
-                <w:rFonts w:ascii="宋体" w:hAnsi="宋体" w:eastAsia="宋体" w:cs="宋体"/>
-                <w:b w:val="0"/>
-                <w:sz w:val="21"/>
-              </w:rPr>
-              <w:t>（1天）</w:t>
-            </w:r>
-          </w:p>
-        </w:tc>
-      </w:tr>
-      <w:tr>
-        <w:tc>
-          <w:tcPr>
-            <w:tcW w:type="dxa" w:w="560"/>
-            <w:vAlign w:val="center"/>
-            <w:tcBorders>
-              <w:top w:val="single" w:sz="4" w:space="0" w:color="000000"/>
-              <w:left w:val="single" w:sz="4" w:space="0" w:color="000000"/>
-              <w:bottom w:val="single" w:sz="4" w:space="0" w:color="000000"/>
-              <w:right w:val="single" w:sz="4" w:space="0" w:color="000000"/>
-            </w:tcBorders>
-          </w:tcPr>
-          <w:p>
-            <w:pPr>
-              <w:spacing w:before="0" w:after="0" w:lineRule="exact" w:line="320"/>
-              <w:jc w:val="center"/>
-              <w:ind w:firstLine="0" w:firstLineChars="0"/>
-            </w:pPr>
-            <w:r>
-              <w:rPr>
-                <w:rFonts w:ascii="宋体" w:hAnsi="宋体" w:eastAsia="宋体" w:cs="宋体"/>
-                <w:b w:val="0"/>
-                <w:sz w:val="21"/>
-              </w:rPr>
               <w:t>47</w:t>
-            </w:r>
-          </w:p>
-        </w:tc>
-        <w:tc>
-          <w:tcPr>
-            <w:tcW w:type="dxa" w:w="1560"/>
-            <w:vAlign w:val="center"/>
-            <w:tcBorders>
-              <w:top w:val="single" w:sz="4" w:space="0" w:color="000000"/>
-              <w:left w:val="single" w:sz="4" w:space="0" w:color="000000"/>
-              <w:bottom w:val="single" w:sz="4" w:space="0" w:color="000000"/>
-              <w:right w:val="single" w:sz="4" w:space="0" w:color="000000"/>
-            </w:tcBorders>
-          </w:tcPr>
-          <w:p>
-            <w:pPr>
-              <w:spacing w:before="0" w:after="0" w:lineRule="exact" w:line="320"/>
-              <w:jc w:val="center"/>
-              <w:ind w:firstLine="0" w:firstLineChars="0"/>
-            </w:pPr>
-            <w:r>
-              <w:rPr>
-                <w:rFonts w:ascii="宋体" w:hAnsi="宋体" w:eastAsia="宋体" w:cs="宋体"/>
-                <w:b w:val="0"/>
-                <w:sz w:val="21"/>
-              </w:rPr>
-              <w:t>安装公司</w:t>
-            </w:r>
-          </w:p>
-        </w:tc>
-        <w:tc>
-          <w:tcPr>
-            <w:tcW w:type="dxa" w:w="3000"/>
-            <w:vAlign w:val="center"/>
-            <w:tcBorders>
-              <w:top w:val="single" w:sz="4" w:space="0" w:color="000000"/>
-              <w:left w:val="single" w:sz="4" w:space="0" w:color="000000"/>
-              <w:bottom w:val="single" w:sz="4" w:space="0" w:color="000000"/>
-              <w:right w:val="single" w:sz="4" w:space="0" w:color="000000"/>
-            </w:tcBorders>
-          </w:tcPr>
-          <w:p>
-            <w:pPr>
-              <w:spacing w:before="0" w:after="0" w:lineRule="exact" w:line="320"/>
-              <w:jc w:val="center"/>
-              <w:ind w:firstLine="0" w:firstLineChars="0"/>
-            </w:pPr>
-            <w:r>
-              <w:rPr>
-                <w:rFonts w:ascii="宋体" w:hAnsi="宋体" w:eastAsia="宋体" w:cs="宋体"/>
-                <w:b w:val="0"/>
-                <w:sz w:val="21"/>
-              </w:rPr>
-              <w:t>青兰高速公路河套至黄岛段改扩建工程220kV德千线、上海I线电力迁改</w:t>
-            </w:r>
-          </w:p>
-        </w:tc>
-        <w:tc>
-          <w:tcPr>
-            <w:tcW w:type="dxa" w:w="720"/>
-            <w:vAlign w:val="center"/>
-            <w:tcBorders>
-              <w:top w:val="single" w:sz="4" w:space="0" w:color="000000"/>
-              <w:left w:val="single" w:sz="4" w:space="0" w:color="000000"/>
-              <w:bottom w:val="single" w:sz="4" w:space="0" w:color="000000"/>
-              <w:right w:val="single" w:sz="4" w:space="0" w:color="000000"/>
-            </w:tcBorders>
-          </w:tcPr>
-          <w:p>
-            <w:pPr>
-              <w:spacing w:before="0" w:after="0" w:lineRule="exact" w:line="320"/>
-              <w:jc w:val="center"/>
-              <w:ind w:firstLine="0" w:firstLineChars="0"/>
-            </w:pPr>
-            <w:r>
-              <w:rPr>
-                <w:rFonts w:ascii="宋体" w:hAnsi="宋体" w:eastAsia="宋体" w:cs="宋体"/>
-                <w:b w:val="0"/>
-                <w:sz w:val="21"/>
-              </w:rPr>
-              <w:t>三级</w:t>
-            </w:r>
-          </w:p>
-        </w:tc>
-        <w:tc>
-          <w:tcPr>
-            <w:tcW w:type="dxa" w:w="1760"/>
-            <w:vAlign w:val="center"/>
-            <w:tcBorders>
-              <w:top w:val="single" w:sz="4" w:space="0" w:color="000000"/>
-              <w:left w:val="single" w:sz="4" w:space="0" w:color="000000"/>
-              <w:bottom w:val="single" w:sz="4" w:space="0" w:color="000000"/>
-              <w:right w:val="single" w:sz="4" w:space="0" w:color="000000"/>
-            </w:tcBorders>
-          </w:tcPr>
-          <w:p>
-            <w:pPr>
-              <w:spacing w:before="0" w:after="0" w:lineRule="exact" w:line="320"/>
-              <w:jc w:val="center"/>
-              <w:ind w:firstLine="0" w:firstLineChars="0"/>
-            </w:pPr>
-            <w:r>
-              <w:rPr>
-                <w:rFonts w:ascii="宋体" w:hAnsi="宋体" w:eastAsia="宋体" w:cs="宋体"/>
-                <w:b w:val="0"/>
-                <w:sz w:val="21"/>
-              </w:rPr>
-              <w:t>9月16日-21日</w:t>
-              <w:br/>
-            </w:r>
-            <w:r>
-              <w:rPr>
-                <w:rFonts w:ascii="宋体" w:hAnsi="宋体" w:eastAsia="宋体" w:cs="宋体"/>
-                <w:b w:val="0"/>
-                <w:sz w:val="21"/>
-              </w:rPr>
-              <w:t>（6天）</w:t>
-            </w:r>
-          </w:p>
-        </w:tc>
-      </w:tr>
-      <w:tr>
-        <w:tc>
-          <w:tcPr>
-            <w:tcW w:type="dxa" w:w="560"/>
-            <w:vAlign w:val="center"/>
-            <w:tcBorders>
-              <w:top w:val="single" w:sz="4" w:space="0" w:color="000000"/>
-              <w:left w:val="single" w:sz="4" w:space="0" w:color="000000"/>
-              <w:bottom w:val="single" w:sz="4" w:space="0" w:color="000000"/>
-              <w:right w:val="single" w:sz="4" w:space="0" w:color="000000"/>
-            </w:tcBorders>
-          </w:tcPr>
-          <w:p>
-            <w:pPr>
-              <w:spacing w:before="0" w:after="0" w:lineRule="exact" w:line="320"/>
-              <w:jc w:val="center"/>
-              <w:ind w:firstLine="0" w:firstLineChars="0"/>
-            </w:pPr>
-            <w:r>
-              <w:rPr>
-                <w:rFonts w:ascii="宋体" w:hAnsi="宋体" w:eastAsia="宋体" w:cs="宋体"/>
-                <w:b w:val="0"/>
-                <w:sz w:val="21"/>
-              </w:rPr>
-              <w:t>48</w:t>
             </w:r>
           </w:p>
         </w:tc>
@@ -7465,19 +7299,18 @@
         <w:spacing w:before="0" w:after="0" w:line="580" w:lineRule="exact"/>
         <w:ind w:firstLine="0" w:firstLineChars="0"/>
         <w:pStyle w:val="Style15"/>
-        <w:kinsoku w:val="true"/>
-        <w:overflowPunct w:val="true"/>
-        <w:autoSpaceDE w:val="true"/>
+        <w:overflowPunct w:val="false"/>
         <w:bidi w:val="0"/>
         <w:snapToGrid w:val="false"/>
         <w:textAlignment w:val="auto"/>
         <w:rPr>
-          <w:rFonts w:cs="方正仿宋_GBK"/>
+          <w:rFonts w:ascii="方正黑体_GBK" w:hAnsi="方正黑体_GBK" w:eastAsia="方正黑体_GBK" w:cs="方正黑体_GBK"/>
+          <w:b w:val="false"/>
+          <w:bCs w:val="false"/>
           <w:color w:val="000000"/>
           <w:kern w:val="2"/>
           <w:sz w:val="32"/>
           <w:szCs w:val="32"/>
-          <w:highlight w:val="none"/>
           <w:u w:val="none"/>
           <w:lang w:val="en-US" w:eastAsia="zh-CN" w:bidi="ar-SA"/>
         </w:rPr>
@@ -7505,9 +7338,7 @@
         <w:ind w:firstLine="0" w:firstLineChars="0"/>
         <w:jc w:val="center"/>
         <w:pStyle w:val="Normal"/>
-        <w:kinsoku w:val="true"/>
-        <w:overflowPunct w:val="true"/>
-        <w:autoSpaceDE w:val="true"/>
+        <w:overflowPunct w:val="false"/>
         <w:bidi w:val="0"/>
         <w:snapToGrid w:val="true"/>
         <w:textAlignment w:val="auto"/>
@@ -7519,7 +7350,6 @@
           <w:kern w:val="2"/>
           <w:sz w:val="32"/>
           <w:szCs w:val="32"/>
-          <w:highlight w:val="none"/>
           <w:u w:val="none"/>
           <w:lang w:val="en-US" w:eastAsia="zh-CN" w:bidi="ar-SA"/>
         </w:rPr>
@@ -7568,7 +7398,6 @@
           <w:bCs w:val="false"/>
           <w:sz w:val="32"/>
           <w:szCs w:val="32"/>
-          <w:highlight w:val="none"/>
           <w:lang w:val="en-US" w:eastAsia="zh-CN"/>
         </w:rPr>
       </w:pPr>
@@ -7591,9 +7420,7 @@
         <w:keepLines w:val="false"/>
         <w:pageBreakBefore w:val="false"/>
         <w:widowControl w:val="false"/>
-        <w:kinsoku w:val="true"/>
-        <w:overflowPunct w:val="true"/>
-        <w:autoSpaceDE w:val="true"/>
+        <w:overflowPunct w:val="false"/>
         <w:bidi w:val="0"/>
         <w:snapToGrid w:val="true"/>
         <w:spacing w:lineRule="exact" w:line="580"/>
@@ -7605,7 +7432,6 @@
           <w:bCs w:val="false"/>
           <w:sz w:val="32"/>
           <w:szCs w:val="32"/>
-          <w:highlight w:val="none"/>
           <w:lang w:val="en-US" w:eastAsia="zh-CN"/>
         </w:rPr>
       </w:pPr>
@@ -7627,21 +7453,20 @@
         <w:keepNext w:val="false"/>
         <w:keepLines w:val="false"/>
         <w:widowControl w:val="false"/>
-        <w:kinsoku w:val="true"/>
-        <w:overflowPunct w:val="true"/>
-        <w:autoSpaceDE w:val="true"/>
+        <w:overflowPunct w:val="false"/>
         <w:bidi w:val="0"/>
         <w:snapToGrid w:val="true"/>
         <w:spacing w:lineRule="exact" w:line="580"/>
         <w:ind w:firstLine="640" w:end="0"/>
         <w:textAlignment w:val="auto"/>
         <w:rPr>
-          <w:rFonts w:ascii="方正黑体_GBK" w:hAnsi="方正黑体_GBK" w:eastAsia="方正黑体_GBK" w:cs="方正黑体_GBK"/>
-          <w:b w:val="false"/>
-          <w:bCs w:val="false"/>
+          <w:rFonts w:ascii="方正楷体_GBK" w:hAnsi="方正楷体_GBK" w:eastAsia="方正楷体_GBK" w:cs="方正楷体_GBK"/>
+          <w:b/>
+          <w:bCs/>
+          <w:color w:val="000000"/>
           <w:sz w:val="32"/>
           <w:szCs w:val="32"/>
-          <w:highlight w:val="none"/>
+          <w:u w:val="none"/>
           <w:lang w:val="en-US" w:eastAsia="zh-CN"/>
         </w:rPr>
       </w:pPr>
@@ -7663,15 +7488,15 @@
         <w:spacing w:lineRule="exact" w:line="580"/>
         <w:ind w:firstLine="643" w:end="0"/>
         <w:rPr>
-          <w:rFonts w:ascii="方正楷体_GBK" w:hAnsi="方正楷体_GBK" w:eastAsia="方正楷体_GBK" w:cs="方正楷体_GBK"/>
+          <w:rFonts w:cs="方正仿宋_GBK"/>
           <w:b/>
           <w:bCs/>
           <w:color w:val="000000"/>
+          <w:spacing w:val="0"/>
+          <w:kern w:val="2"/>
           <w:sz w:val="32"/>
           <w:szCs w:val="32"/>
-          <w:highlight w:val="none"/>
-          <w:u w:val="none"/>
-          <w:lang w:val="en-US" w:eastAsia="zh-CN"/>
+          <w:lang w:val="en-US" w:eastAsia="zh-CN" w:bidi="ar-SA"/>
         </w:rPr>
       </w:pPr>
       <w:r>
@@ -7695,15 +7520,12 @@
         <w:ind w:firstLine="643" w:end="0"/>
         <w:rPr>
           <w:rFonts w:cs="方正仿宋_GBK"/>
-          <w:b/>
-          <w:bCs/>
           <w:color w:val="000000"/>
           <w:spacing w:val="0"/>
           <w:kern w:val="2"/>
           <w:sz w:val="32"/>
           <w:szCs w:val="32"/>
-          <w:highlight w:val="none"/>
-          <w:lang w:val="en-US" w:eastAsia="zh-CN" w:bidi="ar"/>
+          <w:lang w:val="en-US" w:eastAsia="zh-CN" w:bidi="ar-SA"/>
         </w:rPr>
       </w:pPr>
       <w:r>
@@ -7716,7 +7538,7 @@
           <w:kern w:val="2"/>
           <w:sz w:val="32"/>
           <w:szCs w:val="32"/>
-          <w:lang w:val="en-US" w:eastAsia="zh-CN" w:bidi="ar"/>
+          <w:lang w:val="en-US" w:eastAsia="zh-CN" w:bidi="ar-SA"/>
         </w:rPr>
         <w:t>1.</w:t>
       </w:r>
@@ -7730,7 +7552,7 @@
           <w:kern w:val="2"/>
           <w:sz w:val="32"/>
           <w:szCs w:val="32"/>
-          <w:lang w:val="en-US" w:eastAsia="zh-CN" w:bidi="ar"/>
+          <w:lang w:val="en-US" w:eastAsia="zh-CN" w:bidi="ar-SA"/>
         </w:rPr>
         <w:t>作业承载力分析</w:t>
       </w:r>
@@ -7740,16 +7562,7 @@
         <w:pStyle w:val="Normal"/>
         <w:spacing w:lineRule="exact" w:line="580"/>
         <w:ind w:firstLine="640" w:end="0"/>
-        <w:rPr>
-          <w:rFonts w:ascii="方正仿宋_GBK" w:hAnsi="方正仿宋_GBK" w:eastAsia="方正仿宋_GBK" w:cs="方正仿宋_GBK"/>
-          <w:color w:val="000000"/>
-          <w:kern w:val="2"/>
-          <w:sz w:val="32"/>
-          <w:szCs w:val="32"/>
-          <w:highlight w:val="none"/>
-          <w:u w:val="none"/>
-          <w:lang w:val="en-US" w:eastAsia="zh-CN" w:bidi="ar-SA"/>
-        </w:rPr>
+        <w:rPr/>
       </w:pPr>
       <w:r>
         <w:rPr>
@@ -7759,7 +7572,7 @@
           <w:kern w:val="2"/>
           <w:sz w:val="32"/>
           <w:szCs w:val="32"/>
-          <w:lang w:val="en-US" w:eastAsia="zh-CN" w:bidi="ar"/>
+          <w:lang w:val="en-US" w:eastAsia="zh-CN" w:bidi="ar-SA"/>
         </w:rPr>
         <w:t>9月份，电缆中心、平度公司作业承载力满载（90%以上），主要开展/、国网山东青岛供电公司35kV午枯线T1等49台电缆分支箱肘型头维修、国网山东青岛供电公司35kV伊平线等10回电缆接头附件维修、国网山东青岛供电公司220kV星恩线电缆通道综合维修、国网山东青岛供电公司35kV薛景甲线T3等9台电缆分支箱改造、国网山东青岛供电公司35kV城阀线K6-1至K6-2开关箱电缆及通道维修、国网山东青岛供电公司35kV古莱线#1-5杆至K1-6开关箱电缆及通道维修、国网山东青岛供电公司35kV空口线43杆至瑞金站电缆通道综合维修等工作。各单位作业承载力如图 2所示。</w:t>
       </w:r>
@@ -7774,18 +7587,11 @@
         <w:ind w:firstLine="0" w:firstLineChars="0"/>
         <w:jc w:val="center"/>
         <w:pStyle w:val="Normal"/>
-        <w:kinsoku w:val="true"/>
-        <w:overflowPunct w:val="true"/>
-        <w:autoSpaceDE w:val="true"/>
+        <w:overflowPunct w:val="false"/>
         <w:bidi w:val="0"/>
         <w:snapToGrid w:val="true"/>
         <w:textAlignment w:val="auto"/>
         <w:rPr>
-          <w:rFonts w:ascii="方正黑体_GBK" w:hAnsi="方正黑体_GBK" w:eastAsia="方正黑体_GBK" w:cs="方正黑体_GBK"/>
-          <w:b w:val="false"/>
-          <w:bCs w:val="false"/>
-          <w:sz w:val="32"/>
-          <w:szCs w:val="32"/>
           <w:lang w:val="en-US" w:eastAsia="zh-CN"/>
         </w:rPr>
       </w:pPr>
@@ -7817,7 +7623,15 @@
         <w:pStyle w:val="Style21"/>
         <w:bidi w:val="0"/>
         <w:rPr>
-          <w:lang w:val="en-US" w:eastAsia="zh-CN"/>
+          <w:rFonts w:cs="方正仿宋_GBK"/>
+          <w:b/>
+          <w:bCs/>
+          <w:color w:val="000000"/>
+          <w:spacing w:val="0"/>
+          <w:kern w:val="2"/>
+          <w:sz w:val="32"/>
+          <w:szCs w:val="32"/>
+          <w:lang w:val="en-US" w:eastAsia="zh-CN" w:bidi="ar-SA"/>
         </w:rPr>
       </w:pPr>
       <w:r>
@@ -7838,14 +7652,13 @@
         <w:pStyle w:val="Normal"/>
         <w:rPr>
           <w:rFonts w:cs="方正仿宋_GBK"/>
-          <w:b/>
-          <w:bCs/>
+          <w:b w:val="false"/>
+          <w:bCs w:val="false"/>
           <w:color w:val="000000"/>
           <w:kern w:val="2"/>
           <w:sz w:val="32"/>
           <w:szCs w:val="32"/>
-          <w:highlight w:val="none"/>
-          <w:lang w:val="en-US" w:eastAsia="zh-CN" w:bidi="ar"/>
+          <w:lang w:val="en-US" w:eastAsia="zh-CN" w:bidi="ar-SA"/>
         </w:rPr>
       </w:pPr>
       <w:r>
@@ -7858,7 +7671,7 @@
           <w:kern w:val="2"/>
           <w:sz w:val="32"/>
           <w:szCs w:val="32"/>
-          <w:lang w:val="en-US" w:eastAsia="zh-CN" w:bidi="ar"/>
+          <w:lang w:val="en-US" w:eastAsia="zh-CN" w:bidi="ar-SA"/>
         </w:rPr>
         <w:t>2.</w:t>
       </w:r>
@@ -7872,7 +7685,7 @@
           <w:kern w:val="2"/>
           <w:sz w:val="32"/>
           <w:szCs w:val="32"/>
-          <w:lang w:val="en-US" w:eastAsia="zh-CN" w:bidi="ar"/>
+          <w:lang w:val="en-US" w:eastAsia="zh-CN" w:bidi="ar-SA"/>
         </w:rPr>
         <w:t>管理承载力分析</w:t>
       </w:r>
@@ -7894,8 +7707,7 @@
           <w:kern w:val="2"/>
           <w:sz w:val="32"/>
           <w:szCs w:val="32"/>
-          <w:highlight w:val="none"/>
-          <w:lang w:val="en-US" w:eastAsia="zh-CN" w:bidi="ar"/>
+          <w:lang w:val="en-US" w:eastAsia="zh-CN" w:bidi="ar-SA"/>
         </w:rPr>
       </w:pPr>
       <w:r>
@@ -7908,7 +7720,7 @@
           <w:kern w:val="2"/>
           <w:sz w:val="32"/>
           <w:szCs w:val="32"/>
-          <w:lang w:val="en-US" w:eastAsia="zh-CN" w:bidi="ar"/>
+          <w:lang w:val="en-US" w:eastAsia="zh-CN" w:bidi="ar-SA"/>
         </w:rPr>
         <w:t>全月管理承载力为22%，现场管理人员满足作业管控需求，如图 3所示。</w:t>
       </w:r>
@@ -7931,8 +7743,7 @@
           <w:kern w:val="2"/>
           <w:sz w:val="32"/>
           <w:szCs w:val="32"/>
-          <w:highlight w:val="none"/>
-          <w:lang w:val="en-US" w:eastAsia="zh-CN" w:bidi="ar"/>
+          <w:lang w:val="en-US" w:eastAsia="zh-CN" w:bidi="ar-SA"/>
         </w:rPr>
       </w:pPr>
       <w:r>
@@ -7945,7 +7756,7 @@
           <w:kern w:val="2"/>
           <w:sz w:val="32"/>
           <w:szCs w:val="32"/>
-          <w:lang w:val="en-US" w:eastAsia="zh-CN" w:bidi="ar"/>
+          <w:lang w:val="en-US" w:eastAsia="zh-CN" w:bidi="ar-SA"/>
         </w:rPr>
       </w:r>
       <w:r>
@@ -8004,15 +7815,15 @@
         <w:spacing w:lineRule="exact" w:line="580"/>
         <w:ind w:firstLine="643" w:end="0"/>
         <w:rPr>
-          <w:rFonts w:ascii="方正楷体_GBK" w:hAnsi="方正楷体_GBK" w:eastAsia="方正楷体_GBK" w:cs="方正楷体_GBK"/>
+          <w:rFonts w:cs="方正仿宋_GBK"/>
           <w:b/>
           <w:bCs/>
           <w:color w:val="000000"/>
+          <w:kern w:val="2"/>
           <w:sz w:val="32"/>
           <w:szCs w:val="32"/>
-          <w:highlight w:val="none"/>
           <w:u w:val="none"/>
-          <w:lang w:val="en-US" w:eastAsia="zh-CN"/>
+          <w:lang w:val="en-US" w:eastAsia="zh-CN" w:bidi="ar-SA"/>
         </w:rPr>
       </w:pPr>
       <w:r>
@@ -8036,8 +7847,15 @@
         <w:spacing w:lineRule="exact" w:line="580"/>
         <w:ind w:firstLine="643" w:end="0"/>
         <w:rPr>
-          <w:rFonts w:cs="Times New Roman"/>
-          <w:lang w:val="en-US" w:eastAsia="zh-CN"/>
+          <w:rFonts w:cs="方正仿宋_GBK"/>
+          <w:b/>
+          <w:bCs/>
+          <w:color w:val="000000"/>
+          <w:spacing w:val="0"/>
+          <w:kern w:val="2"/>
+          <w:sz w:val="32"/>
+          <w:szCs w:val="32"/>
+          <w:lang w:val="en-US" w:eastAsia="zh-CN" w:bidi="ar-SA"/>
         </w:rPr>
       </w:pPr>
       <w:r>
@@ -8063,15 +7881,12 @@
         <w:ind w:firstLine="643" w:end="0"/>
         <w:rPr>
           <w:rFonts w:cs="方正仿宋_GBK"/>
-          <w:b/>
-          <w:bCs/>
           <w:color w:val="000000"/>
-          <w:spacing w:val="0"/>
           <w:kern w:val="2"/>
           <w:sz w:val="32"/>
           <w:szCs w:val="32"/>
-          <w:highlight w:val="none"/>
-          <w:lang w:val="en-US" w:eastAsia="zh-CN" w:bidi="ar"/>
+          <w:u w:val="none"/>
+          <w:lang w:val="en-US" w:eastAsia="zh-CN" w:bidi="ar-SA"/>
         </w:rPr>
       </w:pPr>
       <w:r>
@@ -8084,7 +7899,7 @@
           <w:kern w:val="2"/>
           <w:sz w:val="32"/>
           <w:szCs w:val="32"/>
-          <w:lang w:val="en-US" w:eastAsia="zh-CN" w:bidi="ar"/>
+          <w:lang w:val="en-US" w:eastAsia="zh-CN" w:bidi="ar-SA"/>
         </w:rPr>
         <w:t>（</w:t>
       </w:r>
@@ -8098,7 +7913,7 @@
           <w:kern w:val="2"/>
           <w:sz w:val="32"/>
           <w:szCs w:val="32"/>
-          <w:lang w:val="en-US" w:eastAsia="zh-CN" w:bidi="ar"/>
+          <w:lang w:val="en-US" w:eastAsia="zh-CN" w:bidi="ar-SA"/>
         </w:rPr>
         <w:t>1</w:t>
       </w:r>
@@ -8112,7 +7927,7 @@
           <w:kern w:val="2"/>
           <w:sz w:val="32"/>
           <w:szCs w:val="32"/>
-          <w:lang w:val="en-US" w:eastAsia="zh-CN" w:bidi="ar"/>
+          <w:lang w:val="en-US" w:eastAsia="zh-CN" w:bidi="ar-SA"/>
         </w:rPr>
         <w:t>）作业承载力分析</w:t>
       </w:r>
@@ -8123,12 +7938,14 @@
         <w:spacing w:lineRule="exact" w:line="580"/>
         <w:ind w:firstLine="640" w:end="0"/>
         <w:rPr>
-          <w:rFonts w:ascii="方正仿宋_GBK" w:hAnsi="方正仿宋_GBK" w:eastAsia="方正仿宋_GBK" w:cs="方正仿宋_GBK"/>
+          <w:rFonts w:eastAsia="方正仿宋_GBK" w:cs="方正仿宋_GBK"/>
+          <w:b/>
+          <w:bCs/>
           <w:color w:val="000000"/>
+          <w:spacing w:val="0"/>
           <w:kern w:val="2"/>
           <w:sz w:val="32"/>
           <w:szCs w:val="32"/>
-          <w:highlight w:val="none"/>
           <w:u w:val="none"/>
           <w:lang w:val="en-US" w:eastAsia="zh-CN" w:bidi="ar-SA"/>
         </w:rPr>
@@ -8156,16 +7973,15 @@
         <w:jc w:val="center"/>
         <w:pStyle w:val="Normal"/>
         <w:rPr>
-          <w:rFonts w:ascii="方正仿宋_GBK" w:hAnsi="方正仿宋_GBK" w:eastAsia="方正仿宋_GBK" w:cs="方正仿宋_GBK"/>
+          <w:rFonts w:eastAsia="方正仿宋_GBK" w:cs="方正仿宋_GBK"/>
           <w:b/>
           <w:bCs/>
           <w:color w:val="000000"/>
           <w:kern w:val="2"/>
           <w:sz w:val="32"/>
           <w:szCs w:val="32"/>
-          <w:highlight w:val="none"/>
           <w:u w:val="none"/>
-          <w:lang w:val="en-US" w:eastAsia="zh-CN" w:bidi="ar"/>
+          <w:lang w:val="en-US" w:eastAsia="zh-CN" w:bidi="ar-SA"/>
         </w:rPr>
       </w:pPr>
       <w:r>
@@ -8179,7 +7995,7 @@
           <w:sz w:val="32"/>
           <w:szCs w:val="32"/>
           <w:u w:val="none"/>
-          <w:lang w:val="en-US" w:eastAsia="zh-CN" w:bidi="ar"/>
+          <w:lang w:val="en-US" w:eastAsia="zh-CN" w:bidi="ar-SA"/>
         </w:rPr>
       </w:r>
       <w:r>
@@ -8210,16 +8026,15 @@
         <w:ind w:firstLine="480" w:end="0"/>
         <w:jc w:val="center"/>
         <w:rPr>
-          <w:rFonts w:ascii="方正仿宋_GBK" w:hAnsi="方正仿宋_GBK" w:eastAsia="方正仿宋_GBK" w:cs="方正仿宋_GBK"/>
-          <w:b w:val="false"/>
+          <w:rFonts w:cs="方正仿宋_GBK"/>
+          <w:b/>
           <w:bCs/>
           <w:color w:val="000000"/>
           <w:spacing w:val="0"/>
           <w:kern w:val="2"/>
-          <w:sz w:val="24"/>
+          <w:sz w:val="32"/>
           <w:szCs w:val="32"/>
-          <w:highlight w:val="none"/>
-          <w:lang w:val="en-US" w:eastAsia="zh-CN" w:bidi="ar"/>
+          <w:lang w:val="en-US" w:eastAsia="zh-CN" w:bidi="ar-SA"/>
         </w:rPr>
       </w:pPr>
       <w:r>
@@ -8232,7 +8047,7 @@
           <w:kern w:val="2"/>
           <w:sz w:val="24"/>
           <w:szCs w:val="32"/>
-          <w:lang w:val="en-US" w:eastAsia="zh-CN" w:bidi="ar"/>
+          <w:lang w:val="en-US" w:eastAsia="zh-CN" w:bidi="ar-SA"/>
         </w:rPr>
         <w:t>图 4 公司9月份第1周作业承载力</w:t>
       </w:r>
@@ -8247,14 +8062,13 @@
         <w:pStyle w:val="Normal"/>
         <w:rPr>
           <w:rFonts w:cs="方正仿宋_GBK"/>
-          <w:b/>
-          <w:bCs/>
+          <w:b w:val="false"/>
+          <w:bCs w:val="false"/>
           <w:color w:val="000000"/>
           <w:kern w:val="2"/>
           <w:sz w:val="32"/>
           <w:szCs w:val="32"/>
-          <w:highlight w:val="none"/>
-          <w:lang w:val="en-US" w:eastAsia="zh-CN" w:bidi="ar"/>
+          <w:lang w:val="en-US" w:eastAsia="zh-CN" w:bidi="ar-SA"/>
         </w:rPr>
       </w:pPr>
       <w:r>
@@ -8267,7 +8081,7 @@
           <w:kern w:val="2"/>
           <w:sz w:val="32"/>
           <w:szCs w:val="32"/>
-          <w:lang w:val="en-US" w:eastAsia="zh-CN" w:bidi="ar"/>
+          <w:lang w:val="en-US" w:eastAsia="zh-CN" w:bidi="ar-SA"/>
         </w:rPr>
         <w:t>（</w:t>
       </w:r>
@@ -8281,7 +8095,7 @@
           <w:kern w:val="2"/>
           <w:sz w:val="32"/>
           <w:szCs w:val="32"/>
-          <w:lang w:val="en-US" w:eastAsia="zh-CN" w:bidi="ar"/>
+          <w:lang w:val="en-US" w:eastAsia="zh-CN" w:bidi="ar-SA"/>
         </w:rPr>
         <w:t>2</w:t>
       </w:r>
@@ -8295,7 +8109,7 @@
           <w:kern w:val="2"/>
           <w:sz w:val="32"/>
           <w:szCs w:val="32"/>
-          <w:lang w:val="en-US" w:eastAsia="zh-CN" w:bidi="ar"/>
+          <w:lang w:val="en-US" w:eastAsia="zh-CN" w:bidi="ar-SA"/>
         </w:rPr>
         <w:t>）管理承载力分析</w:t>
       </w:r>
@@ -8316,8 +8130,7 @@
           <w:kern w:val="2"/>
           <w:sz w:val="32"/>
           <w:szCs w:val="32"/>
-          <w:highlight w:val="none"/>
-          <w:lang w:val="en-US" w:eastAsia="zh-CN" w:bidi="ar"/>
+          <w:lang w:val="en-US" w:eastAsia="zh-CN" w:bidi="ar-SA"/>
         </w:rPr>
       </w:pPr>
       <w:r>
@@ -8330,7 +8143,7 @@
           <w:kern w:val="2"/>
           <w:sz w:val="32"/>
           <w:szCs w:val="32"/>
-          <w:lang w:val="en-US" w:eastAsia="zh-CN" w:bidi="ar"/>
+          <w:lang w:val="en-US" w:eastAsia="zh-CN" w:bidi="ar-SA"/>
         </w:rPr>
         <w:t>第1周管理承载力为24%，其中市北中心达79%，现场管理人员满足作业管控需求，如图 5所示。</w:t>
       </w:r>
@@ -8352,8 +8165,7 @@
           <w:kern w:val="2"/>
           <w:sz w:val="32"/>
           <w:szCs w:val="32"/>
-          <w:highlight w:val="none"/>
-          <w:lang w:val="en-US" w:eastAsia="zh-CN" w:bidi="ar"/>
+          <w:lang w:val="en-US" w:eastAsia="zh-CN" w:bidi="ar-SA"/>
         </w:rPr>
       </w:pPr>
       <w:r>
@@ -8366,7 +8178,7 @@
           <w:kern w:val="2"/>
           <w:sz w:val="32"/>
           <w:szCs w:val="32"/>
-          <w:lang w:val="en-US" w:eastAsia="zh-CN" w:bidi="ar"/>
+          <w:lang w:val="en-US" w:eastAsia="zh-CN" w:bidi="ar-SA"/>
         </w:rPr>
       </w:r>
       <w:r>
@@ -8401,10 +8213,9 @@
           <w:color w:val="000000"/>
           <w:spacing w:val="0"/>
           <w:kern w:val="2"/>
-          <w:sz w:val="24"/>
+          <w:sz w:val="32"/>
           <w:szCs w:val="32"/>
-          <w:highlight w:val="none"/>
-          <w:lang w:val="en-US" w:eastAsia="zh-CN" w:bidi="ar"/>
+          <w:lang w:val="en-US" w:eastAsia="zh-CN" w:bidi="ar-SA"/>
         </w:rPr>
       </w:pPr>
       <w:r>
@@ -8417,7 +8228,7 @@
           <w:kern w:val="2"/>
           <w:sz w:val="24"/>
           <w:szCs w:val="32"/>
-          <w:lang w:val="en-US" w:eastAsia="zh-CN" w:bidi="ar"/>
+          <w:lang w:val="en-US" w:eastAsia="zh-CN" w:bidi="ar-SA"/>
         </w:rPr>
         <w:t>图 5 公司9月份第1周管理承载力</w:t>
       </w:r>
@@ -8430,8 +8241,15 @@
         <w:bidi w:val="0"/>
         <w:ind w:end="0"/>
         <w:rPr>
-          <w:rFonts w:cs="Times New Roman"/>
-          <w:lang w:val="en-US" w:eastAsia="zh-CN"/>
+          <w:rFonts w:cs="方正仿宋_GBK"/>
+          <w:b/>
+          <w:bCs/>
+          <w:color w:val="000000"/>
+          <w:spacing w:val="0"/>
+          <w:kern w:val="2"/>
+          <w:sz w:val="32"/>
+          <w:szCs w:val="32"/>
+          <w:lang w:val="en-US" w:eastAsia="zh-CN" w:bidi="ar-SA"/>
         </w:rPr>
       </w:pPr>
       <w:r>
@@ -8456,16 +8274,8 @@
         <w:spacing w:lineRule="exact" w:line="580"/>
         <w:ind w:firstLine="643" w:end="0"/>
         <w:rPr>
-          <w:rFonts w:cs="方正仿宋_GBK"/>
-          <w:b/>
-          <w:bCs/>
-          <w:color w:val="000000"/>
-          <w:spacing w:val="0"/>
-          <w:kern w:val="2"/>
-          <w:sz w:val="32"/>
-          <w:szCs w:val="32"/>
-          <w:highlight w:val="none"/>
-          <w:lang w:val="en-US" w:eastAsia="zh-CN" w:bidi="ar"/>
+          <w:rFonts w:cs="Times New Roman"/>
+          <w:lang w:val="en-US" w:eastAsia="zh-CN"/>
         </w:rPr>
       </w:pPr>
       <w:r>
@@ -8478,7 +8288,7 @@
           <w:kern w:val="2"/>
           <w:sz w:val="32"/>
           <w:szCs w:val="32"/>
-          <w:lang w:val="en-US" w:eastAsia="zh-CN" w:bidi="ar"/>
+          <w:lang w:val="en-US" w:eastAsia="zh-CN" w:bidi="ar-SA"/>
         </w:rPr>
         <w:t>（</w:t>
       </w:r>
@@ -8492,7 +8302,7 @@
           <w:kern w:val="2"/>
           <w:sz w:val="32"/>
           <w:szCs w:val="32"/>
-          <w:lang w:val="en-US" w:eastAsia="zh-CN" w:bidi="ar"/>
+          <w:lang w:val="en-US" w:eastAsia="zh-CN" w:bidi="ar-SA"/>
         </w:rPr>
         <w:t>1</w:t>
       </w:r>
@@ -8506,7 +8316,7 @@
           <w:kern w:val="2"/>
           <w:sz w:val="32"/>
           <w:szCs w:val="32"/>
-          <w:lang w:val="en-US" w:eastAsia="zh-CN" w:bidi="ar"/>
+          <w:lang w:val="en-US" w:eastAsia="zh-CN" w:bidi="ar-SA"/>
         </w:rPr>
         <w:t>）作业承载力分析</w:t>
       </w:r>
@@ -8517,12 +8327,14 @@
         <w:bidi w:val="0"/>
         <w:ind w:end="0"/>
         <w:rPr>
-          <w:rFonts w:ascii="方正仿宋_GBK" w:hAnsi="方正仿宋_GBK" w:eastAsia="方正仿宋_GBK" w:cs="方正仿宋_GBK"/>
+          <w:rFonts w:eastAsia="方正仿宋_GBK" w:cs="方正仿宋_GBK"/>
+          <w:b/>
+          <w:bCs/>
           <w:color w:val="000000"/>
+          <w:spacing w:val="0"/>
           <w:kern w:val="2"/>
           <w:sz w:val="32"/>
           <w:szCs w:val="32"/>
-          <w:highlight w:val="none"/>
           <w:u w:val="none"/>
           <w:lang w:val="en-US" w:eastAsia="zh-CN" w:bidi="ar-SA"/>
         </w:rPr>
@@ -8545,16 +8357,15 @@
         <w:jc w:val="center"/>
         <w:pStyle w:val="Normal"/>
         <w:rPr>
-          <w:rFonts w:ascii="方正仿宋_GBK" w:hAnsi="方正仿宋_GBK" w:eastAsia="方正仿宋_GBK" w:cs="方正仿宋_GBK"/>
+          <w:rFonts w:eastAsia="方正仿宋_GBK" w:cs="方正仿宋_GBK"/>
           <w:b/>
           <w:bCs/>
           <w:color w:val="000000"/>
           <w:kern w:val="2"/>
           <w:sz w:val="32"/>
           <w:szCs w:val="32"/>
-          <w:highlight w:val="none"/>
           <w:u w:val="none"/>
-          <w:lang w:val="en-US" w:eastAsia="zh-CN" w:bidi="ar"/>
+          <w:lang w:val="en-US" w:eastAsia="zh-CN" w:bidi="ar-SA"/>
         </w:rPr>
       </w:pPr>
       <w:r>
@@ -8568,7 +8379,7 @@
           <w:sz w:val="32"/>
           <w:szCs w:val="32"/>
           <w:u w:val="none"/>
-          <w:lang w:val="en-US" w:eastAsia="zh-CN" w:bidi="ar"/>
+          <w:lang w:val="en-US" w:eastAsia="zh-CN" w:bidi="ar-SA"/>
         </w:rPr>
       </w:r>
       <w:r>
@@ -8599,16 +8410,15 @@
         <w:ind w:firstLine="480" w:end="0"/>
         <w:jc w:val="center"/>
         <w:rPr>
-          <w:rFonts w:ascii="方正仿宋_GBK" w:hAnsi="方正仿宋_GBK" w:eastAsia="方正仿宋_GBK" w:cs="方正仿宋_GBK"/>
-          <w:b w:val="false"/>
+          <w:rFonts w:cs="方正仿宋_GBK"/>
+          <w:b/>
           <w:bCs/>
           <w:color w:val="000000"/>
           <w:spacing w:val="0"/>
           <w:kern w:val="2"/>
-          <w:sz w:val="24"/>
+          <w:sz w:val="32"/>
           <w:szCs w:val="32"/>
-          <w:highlight w:val="none"/>
-          <w:lang w:val="en-US" w:eastAsia="zh-CN" w:bidi="ar"/>
+          <w:lang w:val="en-US" w:eastAsia="zh-CN" w:bidi="ar-SA"/>
         </w:rPr>
       </w:pPr>
       <w:r>
@@ -8621,7 +8431,7 @@
           <w:kern w:val="2"/>
           <w:sz w:val="24"/>
           <w:szCs w:val="32"/>
-          <w:lang w:val="en-US" w:eastAsia="zh-CN" w:bidi="ar"/>
+          <w:lang w:val="en-US" w:eastAsia="zh-CN" w:bidi="ar-SA"/>
         </w:rPr>
         <w:t>图 6 公司9月份第2周作业承载力</w:t>
       </w:r>
@@ -8636,14 +8446,13 @@
         <w:pStyle w:val="Normal"/>
         <w:rPr>
           <w:rFonts w:cs="方正仿宋_GBK"/>
-          <w:b/>
-          <w:bCs/>
+          <w:b w:val="false"/>
+          <w:bCs w:val="false"/>
           <w:color w:val="000000"/>
           <w:kern w:val="2"/>
           <w:sz w:val="32"/>
           <w:szCs w:val="32"/>
-          <w:highlight w:val="none"/>
-          <w:lang w:val="en-US" w:eastAsia="zh-CN" w:bidi="ar"/>
+          <w:lang w:val="en-US" w:eastAsia="zh-CN" w:bidi="ar-SA"/>
         </w:rPr>
       </w:pPr>
       <w:r>
@@ -8656,7 +8465,7 @@
           <w:kern w:val="2"/>
           <w:sz w:val="32"/>
           <w:szCs w:val="32"/>
-          <w:lang w:val="en-US" w:eastAsia="zh-CN" w:bidi="ar"/>
+          <w:lang w:val="en-US" w:eastAsia="zh-CN" w:bidi="ar-SA"/>
         </w:rPr>
         <w:t>（</w:t>
       </w:r>
@@ -8670,7 +8479,7 @@
           <w:kern w:val="2"/>
           <w:sz w:val="32"/>
           <w:szCs w:val="32"/>
-          <w:lang w:val="en-US" w:eastAsia="zh-CN" w:bidi="ar"/>
+          <w:lang w:val="en-US" w:eastAsia="zh-CN" w:bidi="ar-SA"/>
         </w:rPr>
         <w:t>2</w:t>
       </w:r>
@@ -8684,7 +8493,7 @@
           <w:kern w:val="2"/>
           <w:sz w:val="32"/>
           <w:szCs w:val="32"/>
-          <w:lang w:val="en-US" w:eastAsia="zh-CN" w:bidi="ar"/>
+          <w:lang w:val="en-US" w:eastAsia="zh-CN" w:bidi="ar-SA"/>
         </w:rPr>
         <w:t>）管理承载力分析</w:t>
       </w:r>
@@ -8706,8 +8515,7 @@
           <w:kern w:val="2"/>
           <w:sz w:val="32"/>
           <w:szCs w:val="32"/>
-          <w:highlight w:val="none"/>
-          <w:lang w:val="en-US" w:eastAsia="zh-CN" w:bidi="ar"/>
+          <w:lang w:val="en-US" w:eastAsia="zh-CN" w:bidi="ar-SA"/>
         </w:rPr>
       </w:pPr>
       <w:r>
@@ -8720,7 +8528,7 @@
           <w:kern w:val="2"/>
           <w:sz w:val="32"/>
           <w:szCs w:val="32"/>
-          <w:lang w:val="en-US" w:eastAsia="zh-CN" w:bidi="ar"/>
+          <w:lang w:val="en-US" w:eastAsia="zh-CN" w:bidi="ar-SA"/>
         </w:rPr>
         <w:t>第2周管理承载力为22%，现场管理人员满足作业管控需求，如图 7所示。</w:t>
       </w:r>
@@ -8742,8 +8550,7 @@
           <w:kern w:val="2"/>
           <w:sz w:val="32"/>
           <w:szCs w:val="32"/>
-          <w:highlight w:val="none"/>
-          <w:lang w:val="en-US" w:eastAsia="zh-CN" w:bidi="ar"/>
+          <w:lang w:val="en-US" w:eastAsia="zh-CN" w:bidi="ar-SA"/>
         </w:rPr>
       </w:pPr>
       <w:r>
@@ -8756,7 +8563,7 @@
           <w:kern w:val="2"/>
           <w:sz w:val="32"/>
           <w:szCs w:val="32"/>
-          <w:lang w:val="en-US" w:eastAsia="zh-CN" w:bidi="ar"/>
+          <w:lang w:val="en-US" w:eastAsia="zh-CN" w:bidi="ar-SA"/>
         </w:rPr>
       </w:r>
       <w:r>
@@ -8809,8 +8616,15 @@
         <w:bidi w:val="0"/>
         <w:ind w:end="0"/>
         <w:rPr>
-          <w:rFonts w:cs="Times New Roman"/>
-          <w:lang w:val="en-US" w:eastAsia="zh-CN"/>
+          <w:rFonts w:cs="方正仿宋_GBK"/>
+          <w:b/>
+          <w:bCs/>
+          <w:color w:val="000000"/>
+          <w:spacing w:val="0"/>
+          <w:kern w:val="2"/>
+          <w:sz w:val="32"/>
+          <w:szCs w:val="32"/>
+          <w:lang w:val="en-US" w:eastAsia="zh-CN" w:bidi="ar-SA"/>
         </w:rPr>
       </w:pPr>
       <w:r>
@@ -8835,16 +8649,10 @@
         <w:spacing w:lineRule="exact" w:line="580"/>
         <w:ind w:firstLine="643" w:end="0"/>
         <w:rPr>
-          <w:rFonts w:cs="方正仿宋_GBK"/>
-          <w:b/>
-          <w:bCs/>
-          <w:color w:val="000000"/>
-          <w:spacing w:val="0"/>
-          <w:kern w:val="2"/>
-          <w:sz w:val="32"/>
-          <w:szCs w:val="32"/>
-          <w:highlight w:val="none"/>
-          <w:lang w:val="en-US" w:eastAsia="zh-CN" w:bidi="ar"/>
+          <w:rFonts w:cs="Times New Roman"/>
+          <w:b w:val="false"/>
+          <w:bCs w:val="false"/>
+          <w:lang w:val="en-US" w:eastAsia="zh-CN"/>
         </w:rPr>
       </w:pPr>
       <w:r>
@@ -8857,7 +8665,7 @@
           <w:kern w:val="2"/>
           <w:sz w:val="32"/>
           <w:szCs w:val="32"/>
-          <w:lang w:val="en-US" w:eastAsia="zh-CN" w:bidi="ar"/>
+          <w:lang w:val="en-US" w:eastAsia="zh-CN" w:bidi="ar-SA"/>
         </w:rPr>
         <w:t>（</w:t>
       </w:r>
@@ -8871,7 +8679,7 @@
           <w:kern w:val="2"/>
           <w:sz w:val="32"/>
           <w:szCs w:val="32"/>
-          <w:lang w:val="en-US" w:eastAsia="zh-CN" w:bidi="ar"/>
+          <w:lang w:val="en-US" w:eastAsia="zh-CN" w:bidi="ar-SA"/>
         </w:rPr>
         <w:t>1</w:t>
       </w:r>
@@ -8885,7 +8693,7 @@
           <w:kern w:val="2"/>
           <w:sz w:val="32"/>
           <w:szCs w:val="32"/>
-          <w:lang w:val="en-US" w:eastAsia="zh-CN" w:bidi="ar"/>
+          <w:lang w:val="en-US" w:eastAsia="zh-CN" w:bidi="ar-SA"/>
         </w:rPr>
         <w:t>）作业承载力分析</w:t>
       </w:r>
@@ -8896,12 +8704,14 @@
         <w:bidi w:val="0"/>
         <w:ind w:end="0"/>
         <w:rPr>
-          <w:rFonts w:ascii="方正仿宋_GBK" w:hAnsi="方正仿宋_GBK" w:eastAsia="方正仿宋_GBK" w:cs="方正仿宋_GBK"/>
+          <w:rFonts w:eastAsia="方正仿宋_GBK" w:cs="方正仿宋_GBK"/>
+          <w:b/>
+          <w:bCs/>
           <w:color w:val="000000"/>
+          <w:spacing w:val="0"/>
           <w:kern w:val="2"/>
           <w:sz w:val="32"/>
           <w:szCs w:val="32"/>
-          <w:highlight w:val="none"/>
           <w:u w:val="none"/>
           <w:lang w:val="en-US" w:eastAsia="zh-CN" w:bidi="ar-SA"/>
         </w:rPr>
@@ -8926,16 +8736,15 @@
         <w:jc w:val="center"/>
         <w:pStyle w:val="Normal"/>
         <w:rPr>
-          <w:rFonts w:ascii="方正仿宋_GBK" w:hAnsi="方正仿宋_GBK" w:eastAsia="方正仿宋_GBK" w:cs="方正仿宋_GBK"/>
+          <w:rFonts w:eastAsia="方正仿宋_GBK" w:cs="方正仿宋_GBK"/>
           <w:b/>
           <w:bCs/>
           <w:color w:val="000000"/>
           <w:kern w:val="2"/>
           <w:sz w:val="32"/>
           <w:szCs w:val="32"/>
-          <w:highlight w:val="none"/>
           <w:u w:val="none"/>
-          <w:lang w:val="en-US" w:eastAsia="zh-CN" w:bidi="ar"/>
+          <w:lang w:val="en-US" w:eastAsia="zh-CN" w:bidi="ar-SA"/>
         </w:rPr>
       </w:pPr>
       <w:r>
@@ -8949,7 +8758,7 @@
           <w:sz w:val="32"/>
           <w:szCs w:val="32"/>
           <w:u w:val="none"/>
-          <w:lang w:val="en-US" w:eastAsia="zh-CN" w:bidi="ar"/>
+          <w:lang w:val="en-US" w:eastAsia="zh-CN" w:bidi="ar-SA"/>
         </w:rPr>
       </w:r>
       <w:r>
@@ -8980,16 +8789,15 @@
         <w:ind w:firstLine="480" w:end="0"/>
         <w:jc w:val="center"/>
         <w:rPr>
-          <w:rFonts w:ascii="方正仿宋_GBK" w:hAnsi="方正仿宋_GBK" w:eastAsia="方正仿宋_GBK" w:cs="方正仿宋_GBK"/>
-          <w:b w:val="false"/>
+          <w:rFonts w:cs="方正仿宋_GBK"/>
+          <w:b/>
           <w:bCs/>
           <w:color w:val="000000"/>
           <w:spacing w:val="0"/>
           <w:kern w:val="2"/>
-          <w:sz w:val="24"/>
+          <w:sz w:val="32"/>
           <w:szCs w:val="32"/>
-          <w:highlight w:val="none"/>
-          <w:lang w:val="en-US" w:eastAsia="zh-CN" w:bidi="ar"/>
+          <w:lang w:val="en-US" w:eastAsia="zh-CN" w:bidi="ar-SA"/>
         </w:rPr>
       </w:pPr>
       <w:r>
@@ -9002,7 +8810,7 @@
           <w:kern w:val="2"/>
           <w:sz w:val="24"/>
           <w:szCs w:val="32"/>
-          <w:lang w:val="en-US" w:eastAsia="zh-CN" w:bidi="ar"/>
+          <w:lang w:val="en-US" w:eastAsia="zh-CN" w:bidi="ar-SA"/>
         </w:rPr>
         <w:t>图 8 公司9月份第3周作业承载力</w:t>
       </w:r>
@@ -9017,14 +8825,13 @@
         <w:pStyle w:val="Normal"/>
         <w:rPr>
           <w:rFonts w:cs="方正仿宋_GBK"/>
-          <w:b/>
-          <w:bCs/>
+          <w:b w:val="false"/>
+          <w:bCs w:val="false"/>
           <w:color w:val="000000"/>
           <w:kern w:val="2"/>
           <w:sz w:val="32"/>
           <w:szCs w:val="32"/>
-          <w:highlight w:val="none"/>
-          <w:lang w:val="en-US" w:eastAsia="zh-CN" w:bidi="ar"/>
+          <w:lang w:val="en-US" w:eastAsia="zh-CN" w:bidi="ar-SA"/>
         </w:rPr>
       </w:pPr>
       <w:r>
@@ -9037,7 +8844,7 @@
           <w:kern w:val="2"/>
           <w:sz w:val="32"/>
           <w:szCs w:val="32"/>
-          <w:lang w:val="en-US" w:eastAsia="zh-CN" w:bidi="ar"/>
+          <w:lang w:val="en-US" w:eastAsia="zh-CN" w:bidi="ar-SA"/>
         </w:rPr>
         <w:t>（</w:t>
       </w:r>
@@ -9051,7 +8858,7 @@
           <w:kern w:val="2"/>
           <w:sz w:val="32"/>
           <w:szCs w:val="32"/>
-          <w:lang w:val="en-US" w:eastAsia="zh-CN" w:bidi="ar"/>
+          <w:lang w:val="en-US" w:eastAsia="zh-CN" w:bidi="ar-SA"/>
         </w:rPr>
         <w:t>2</w:t>
       </w:r>
@@ -9065,7 +8872,7 @@
           <w:kern w:val="2"/>
           <w:sz w:val="32"/>
           <w:szCs w:val="32"/>
-          <w:lang w:val="en-US" w:eastAsia="zh-CN" w:bidi="ar"/>
+          <w:lang w:val="en-US" w:eastAsia="zh-CN" w:bidi="ar-SA"/>
         </w:rPr>
         <w:t>）管理承载力分析</w:t>
       </w:r>
@@ -9087,8 +8894,7 @@
           <w:kern w:val="2"/>
           <w:sz w:val="32"/>
           <w:szCs w:val="32"/>
-          <w:highlight w:val="none"/>
-          <w:lang w:val="en-US" w:eastAsia="zh-CN" w:bidi="ar"/>
+          <w:lang w:val="en-US" w:eastAsia="zh-CN" w:bidi="ar-SA"/>
         </w:rPr>
       </w:pPr>
       <w:r>
@@ -9101,7 +8907,7 @@
           <w:kern w:val="2"/>
           <w:sz w:val="32"/>
           <w:szCs w:val="32"/>
-          <w:lang w:val="en-US" w:eastAsia="zh-CN" w:bidi="ar"/>
+          <w:lang w:val="en-US" w:eastAsia="zh-CN" w:bidi="ar-SA"/>
         </w:rPr>
         <w:t>第3周管理承载力为24%，其中城阳中心达85%，现场管理人员满足作业管控需求，如图 9所示。</w:t>
       </w:r>
@@ -9123,8 +8929,7 @@
           <w:kern w:val="2"/>
           <w:sz w:val="32"/>
           <w:szCs w:val="32"/>
-          <w:highlight w:val="none"/>
-          <w:lang w:val="en-US" w:eastAsia="zh-CN" w:bidi="ar"/>
+          <w:lang w:val="en-US" w:eastAsia="zh-CN" w:bidi="ar-SA"/>
         </w:rPr>
       </w:pPr>
       <w:r>
@@ -9137,7 +8942,7 @@
           <w:kern w:val="2"/>
           <w:sz w:val="32"/>
           <w:szCs w:val="32"/>
-          <w:lang w:val="en-US" w:eastAsia="zh-CN" w:bidi="ar"/>
+          <w:lang w:val="en-US" w:eastAsia="zh-CN" w:bidi="ar-SA"/>
         </w:rPr>
       </w:r>
       <w:r>
@@ -9190,8 +8995,15 @@
         <w:bidi w:val="0"/>
         <w:ind w:end="0"/>
         <w:rPr>
-          <w:rFonts w:cs="Times New Roman"/>
-          <w:lang w:val="en-US" w:eastAsia="zh-CN"/>
+          <w:rFonts w:cs="方正仿宋_GBK"/>
+          <w:b/>
+          <w:bCs/>
+          <w:color w:val="000000"/>
+          <w:spacing w:val="0"/>
+          <w:kern w:val="2"/>
+          <w:sz w:val="32"/>
+          <w:szCs w:val="32"/>
+          <w:lang w:val="en-US" w:eastAsia="zh-CN" w:bidi="ar-SA"/>
         </w:rPr>
       </w:pPr>
       <w:r>
@@ -9216,16 +9028,10 @@
         <w:spacing w:lineRule="exact" w:line="580"/>
         <w:ind w:firstLine="643" w:end="0"/>
         <w:rPr>
-          <w:rFonts w:cs="方正仿宋_GBK"/>
-          <w:b/>
-          <w:bCs/>
-          <w:color w:val="000000"/>
-          <w:spacing w:val="0"/>
-          <w:kern w:val="2"/>
-          <w:sz w:val="32"/>
-          <w:szCs w:val="32"/>
-          <w:highlight w:val="none"/>
-          <w:lang w:val="en-US" w:eastAsia="zh-CN" w:bidi="ar"/>
+          <w:rFonts w:cs="Times New Roman"/>
+          <w:b w:val="false"/>
+          <w:bCs w:val="false"/>
+          <w:lang w:val="en-US" w:eastAsia="zh-CN"/>
         </w:rPr>
       </w:pPr>
       <w:r>
@@ -9238,7 +9044,7 @@
           <w:kern w:val="2"/>
           <w:sz w:val="32"/>
           <w:szCs w:val="32"/>
-          <w:lang w:val="en-US" w:eastAsia="zh-CN" w:bidi="ar"/>
+          <w:lang w:val="en-US" w:eastAsia="zh-CN" w:bidi="ar-SA"/>
         </w:rPr>
         <w:t>（</w:t>
       </w:r>
@@ -9252,7 +9058,7 @@
           <w:kern w:val="2"/>
           <w:sz w:val="32"/>
           <w:szCs w:val="32"/>
-          <w:lang w:val="en-US" w:eastAsia="zh-CN" w:bidi="ar"/>
+          <w:lang w:val="en-US" w:eastAsia="zh-CN" w:bidi="ar-SA"/>
         </w:rPr>
         <w:t>1</w:t>
       </w:r>
@@ -9266,7 +9072,7 @@
           <w:kern w:val="2"/>
           <w:sz w:val="32"/>
           <w:szCs w:val="32"/>
-          <w:lang w:val="en-US" w:eastAsia="zh-CN" w:bidi="ar"/>
+          <w:lang w:val="en-US" w:eastAsia="zh-CN" w:bidi="ar-SA"/>
         </w:rPr>
         <w:t>）作业承载力分析</w:t>
       </w:r>
@@ -9277,12 +9083,14 @@
         <w:bidi w:val="0"/>
         <w:ind w:end="0"/>
         <w:rPr>
-          <w:rFonts w:ascii="方正仿宋_GBK" w:hAnsi="方正仿宋_GBK" w:eastAsia="方正仿宋_GBK" w:cs="方正仿宋_GBK"/>
+          <w:rFonts w:eastAsia="方正仿宋_GBK" w:cs="方正仿宋_GBK"/>
+          <w:b/>
+          <w:bCs/>
           <w:color w:val="000000"/>
+          <w:spacing w:val="0"/>
           <w:kern w:val="2"/>
           <w:sz w:val="32"/>
           <w:szCs w:val="32"/>
-          <w:highlight w:val="none"/>
           <w:u w:val="none"/>
           <w:lang w:val="en-US" w:eastAsia="zh-CN" w:bidi="ar-SA"/>
         </w:rPr>
@@ -9307,16 +9115,15 @@
         <w:jc w:val="center"/>
         <w:pStyle w:val="Normal"/>
         <w:rPr>
-          <w:rFonts w:ascii="方正仿宋_GBK" w:hAnsi="方正仿宋_GBK" w:eastAsia="方正仿宋_GBK" w:cs="方正仿宋_GBK"/>
+          <w:rFonts w:eastAsia="方正仿宋_GBK" w:cs="方正仿宋_GBK"/>
           <w:b/>
           <w:bCs/>
           <w:color w:val="000000"/>
           <w:kern w:val="2"/>
           <w:sz w:val="32"/>
           <w:szCs w:val="32"/>
-          <w:highlight w:val="none"/>
           <w:u w:val="none"/>
-          <w:lang w:val="en-US" w:eastAsia="zh-CN" w:bidi="ar"/>
+          <w:lang w:val="en-US" w:eastAsia="zh-CN" w:bidi="ar-SA"/>
         </w:rPr>
       </w:pPr>
       <w:r>
@@ -9330,7 +9137,7 @@
           <w:sz w:val="32"/>
           <w:szCs w:val="32"/>
           <w:u w:val="none"/>
-          <w:lang w:val="en-US" w:eastAsia="zh-CN" w:bidi="ar"/>
+          <w:lang w:val="en-US" w:eastAsia="zh-CN" w:bidi="ar-SA"/>
         </w:rPr>
       </w:r>
       <w:r>
@@ -9361,16 +9168,15 @@
         <w:ind w:firstLine="480" w:end="0"/>
         <w:jc w:val="center"/>
         <w:rPr>
-          <w:rFonts w:ascii="方正仿宋_GBK" w:hAnsi="方正仿宋_GBK" w:eastAsia="方正仿宋_GBK" w:cs="方正仿宋_GBK"/>
-          <w:b w:val="false"/>
+          <w:rFonts w:cs="方正仿宋_GBK"/>
+          <w:b/>
           <w:bCs/>
           <w:color w:val="000000"/>
           <w:spacing w:val="0"/>
           <w:kern w:val="2"/>
-          <w:sz w:val="24"/>
+          <w:sz w:val="32"/>
           <w:szCs w:val="32"/>
-          <w:highlight w:val="none"/>
-          <w:lang w:val="en-US" w:eastAsia="zh-CN" w:bidi="ar"/>
+          <w:lang w:val="en-US" w:eastAsia="zh-CN" w:bidi="ar-SA"/>
         </w:rPr>
       </w:pPr>
       <w:r>
@@ -9383,7 +9189,7 @@
           <w:kern w:val="2"/>
           <w:sz w:val="24"/>
           <w:szCs w:val="32"/>
-          <w:lang w:val="en-US" w:eastAsia="zh-CN" w:bidi="ar"/>
+          <w:lang w:val="en-US" w:eastAsia="zh-CN" w:bidi="ar-SA"/>
         </w:rPr>
         <w:t>图 10 公司9月份第4周作业承载力</w:t>
       </w:r>
@@ -9398,14 +9204,13 @@
         <w:pStyle w:val="Normal"/>
         <w:rPr>
           <w:rFonts w:cs="方正仿宋_GBK"/>
-          <w:b/>
-          <w:bCs/>
+          <w:b w:val="false"/>
+          <w:bCs w:val="false"/>
           <w:color w:val="000000"/>
           <w:kern w:val="2"/>
           <w:sz w:val="32"/>
           <w:szCs w:val="32"/>
-          <w:highlight w:val="none"/>
-          <w:lang w:val="en-US" w:eastAsia="zh-CN" w:bidi="ar"/>
+          <w:lang w:val="en-US" w:eastAsia="zh-CN" w:bidi="ar-SA"/>
         </w:rPr>
       </w:pPr>
       <w:r>
@@ -9418,7 +9223,7 @@
           <w:kern w:val="2"/>
           <w:sz w:val="32"/>
           <w:szCs w:val="32"/>
-          <w:lang w:val="en-US" w:eastAsia="zh-CN" w:bidi="ar"/>
+          <w:lang w:val="en-US" w:eastAsia="zh-CN" w:bidi="ar-SA"/>
         </w:rPr>
         <w:t>（</w:t>
       </w:r>
@@ -9432,7 +9237,7 @@
           <w:kern w:val="2"/>
           <w:sz w:val="32"/>
           <w:szCs w:val="32"/>
-          <w:lang w:val="en-US" w:eastAsia="zh-CN" w:bidi="ar"/>
+          <w:lang w:val="en-US" w:eastAsia="zh-CN" w:bidi="ar-SA"/>
         </w:rPr>
         <w:t>2</w:t>
       </w:r>
@@ -9446,7 +9251,7 @@
           <w:kern w:val="2"/>
           <w:sz w:val="32"/>
           <w:szCs w:val="32"/>
-          <w:lang w:val="en-US" w:eastAsia="zh-CN" w:bidi="ar"/>
+          <w:lang w:val="en-US" w:eastAsia="zh-CN" w:bidi="ar-SA"/>
         </w:rPr>
         <w:t>）管理承载力分析</w:t>
       </w:r>
@@ -9468,8 +9273,7 @@
           <w:kern w:val="2"/>
           <w:sz w:val="32"/>
           <w:szCs w:val="32"/>
-          <w:highlight w:val="none"/>
-          <w:lang w:val="en-US" w:eastAsia="zh-CN" w:bidi="ar"/>
+          <w:lang w:val="en-US" w:eastAsia="zh-CN" w:bidi="ar-SA"/>
         </w:rPr>
       </w:pPr>
       <w:r>
@@ -9482,7 +9286,7 @@
           <w:kern w:val="2"/>
           <w:sz w:val="32"/>
           <w:szCs w:val="32"/>
-          <w:lang w:val="en-US" w:eastAsia="zh-CN" w:bidi="ar"/>
+          <w:lang w:val="en-US" w:eastAsia="zh-CN" w:bidi="ar-SA"/>
         </w:rPr>
         <w:t>第4周管理承载力为24%，其中市北中心达81%，现场管理人员满足作业管控需求，如图 11所示。</w:t>
       </w:r>
@@ -9504,8 +9308,7 @@
           <w:kern w:val="2"/>
           <w:sz w:val="32"/>
           <w:szCs w:val="32"/>
-          <w:highlight w:val="none"/>
-          <w:lang w:val="en-US" w:eastAsia="zh-CN" w:bidi="ar"/>
+          <w:lang w:val="en-US" w:eastAsia="zh-CN" w:bidi="ar-SA"/>
         </w:rPr>
       </w:pPr>
       <w:r>
@@ -9518,7 +9321,7 @@
           <w:kern w:val="2"/>
           <w:sz w:val="32"/>
           <w:szCs w:val="32"/>
-          <w:lang w:val="en-US" w:eastAsia="zh-CN" w:bidi="ar"/>
+          <w:lang w:val="en-US" w:eastAsia="zh-CN" w:bidi="ar-SA"/>
         </w:rPr>
       </w:r>
       <w:r>
@@ -9571,8 +9374,15 @@
         <w:bidi w:val="0"/>
         <w:ind w:end="0"/>
         <w:rPr>
-          <w:rFonts w:cs="Times New Roman"/>
-          <w:lang w:val="en-US" w:eastAsia="zh-CN"/>
+          <w:rFonts w:cs="方正仿宋_GBK"/>
+          <w:b/>
+          <w:bCs/>
+          <w:color w:val="000000"/>
+          <w:spacing w:val="0"/>
+          <w:kern w:val="2"/>
+          <w:sz w:val="32"/>
+          <w:szCs w:val="32"/>
+          <w:lang w:val="en-US" w:eastAsia="zh-CN" w:bidi="ar-SA"/>
         </w:rPr>
       </w:pPr>
       <w:r>
@@ -9597,16 +9407,8 @@
         <w:spacing w:lineRule="exact" w:line="580"/>
         <w:ind w:firstLine="643" w:end="0"/>
         <w:rPr>
-          <w:rFonts w:cs="方正仿宋_GBK"/>
-          <w:b/>
-          <w:bCs/>
-          <w:color w:val="000000"/>
-          <w:spacing w:val="0"/>
-          <w:kern w:val="2"/>
-          <w:sz w:val="32"/>
-          <w:szCs w:val="32"/>
-          <w:highlight w:val="none"/>
-          <w:lang w:val="en-US" w:eastAsia="zh-CN" w:bidi="ar"/>
+          <w:rFonts w:cs="Times New Roman"/>
+          <w:lang w:val="en-US" w:eastAsia="zh-CN"/>
         </w:rPr>
       </w:pPr>
       <w:r>
@@ -9619,7 +9421,7 @@
           <w:kern w:val="2"/>
           <w:sz w:val="32"/>
           <w:szCs w:val="32"/>
-          <w:lang w:val="en-US" w:eastAsia="zh-CN" w:bidi="ar"/>
+          <w:lang w:val="en-US" w:eastAsia="zh-CN" w:bidi="ar-SA"/>
         </w:rPr>
         <w:t>（</w:t>
       </w:r>
@@ -9633,7 +9435,7 @@
           <w:kern w:val="2"/>
           <w:sz w:val="32"/>
           <w:szCs w:val="32"/>
-          <w:lang w:val="en-US" w:eastAsia="zh-CN" w:bidi="ar"/>
+          <w:lang w:val="en-US" w:eastAsia="zh-CN" w:bidi="ar-SA"/>
         </w:rPr>
         <w:t>1</w:t>
       </w:r>
@@ -9647,7 +9449,7 @@
           <w:kern w:val="2"/>
           <w:sz w:val="32"/>
           <w:szCs w:val="32"/>
-          <w:lang w:val="en-US" w:eastAsia="zh-CN" w:bidi="ar"/>
+          <w:lang w:val="en-US" w:eastAsia="zh-CN" w:bidi="ar-SA"/>
         </w:rPr>
         <w:t>）作业承载力分析</w:t>
       </w:r>
@@ -9658,12 +9460,14 @@
         <w:bidi w:val="0"/>
         <w:ind w:end="0"/>
         <w:rPr>
-          <w:rFonts w:ascii="方正仿宋_GBK" w:hAnsi="方正仿宋_GBK" w:eastAsia="方正仿宋_GBK" w:cs="方正仿宋_GBK"/>
+          <w:rFonts w:eastAsia="方正仿宋_GBK" w:cs="方正仿宋_GBK"/>
+          <w:b/>
+          <w:bCs/>
           <w:color w:val="000000"/>
+          <w:spacing w:val="0"/>
           <w:kern w:val="2"/>
           <w:sz w:val="32"/>
           <w:szCs w:val="32"/>
-          <w:highlight w:val="none"/>
           <w:u w:val="none"/>
           <w:lang w:val="en-US" w:eastAsia="zh-CN" w:bidi="ar-SA"/>
         </w:rPr>
@@ -9686,16 +9490,15 @@
         <w:jc w:val="center"/>
         <w:pStyle w:val="Normal"/>
         <w:rPr>
-          <w:rFonts w:ascii="方正仿宋_GBK" w:hAnsi="方正仿宋_GBK" w:eastAsia="方正仿宋_GBK" w:cs="方正仿宋_GBK"/>
+          <w:rFonts w:eastAsia="方正仿宋_GBK" w:cs="方正仿宋_GBK"/>
           <w:b/>
           <w:bCs/>
           <w:color w:val="000000"/>
           <w:kern w:val="2"/>
           <w:sz w:val="32"/>
           <w:szCs w:val="32"/>
-          <w:highlight w:val="none"/>
           <w:u w:val="none"/>
-          <w:lang w:val="en-US" w:eastAsia="zh-CN" w:bidi="ar"/>
+          <w:lang w:val="en-US" w:eastAsia="zh-CN" w:bidi="ar-SA"/>
         </w:rPr>
       </w:pPr>
       <w:r>
@@ -9709,7 +9512,7 @@
           <w:sz w:val="32"/>
           <w:szCs w:val="32"/>
           <w:u w:val="none"/>
-          <w:lang w:val="en-US" w:eastAsia="zh-CN" w:bidi="ar"/>
+          <w:lang w:val="en-US" w:eastAsia="zh-CN" w:bidi="ar-SA"/>
         </w:rPr>
       </w:r>
       <w:r>
@@ -9740,16 +9543,15 @@
         <w:ind w:firstLine="480" w:end="0"/>
         <w:jc w:val="center"/>
         <w:rPr>
-          <w:rFonts w:ascii="方正仿宋_GBK" w:hAnsi="方正仿宋_GBK" w:eastAsia="方正仿宋_GBK" w:cs="方正仿宋_GBK"/>
-          <w:b w:val="false"/>
+          <w:rFonts w:cs="方正仿宋_GBK"/>
+          <w:b/>
           <w:bCs/>
           <w:color w:val="000000"/>
           <w:spacing w:val="0"/>
           <w:kern w:val="2"/>
-          <w:sz w:val="24"/>
+          <w:sz w:val="32"/>
           <w:szCs w:val="32"/>
-          <w:highlight w:val="none"/>
-          <w:lang w:val="en-US" w:eastAsia="zh-CN" w:bidi="ar"/>
+          <w:lang w:val="en-US" w:eastAsia="zh-CN" w:bidi="ar-SA"/>
         </w:rPr>
       </w:pPr>
       <w:r>
@@ -9762,7 +9564,7 @@
           <w:kern w:val="2"/>
           <w:sz w:val="24"/>
           <w:szCs w:val="32"/>
-          <w:lang w:val="en-US" w:eastAsia="zh-CN" w:bidi="ar"/>
+          <w:lang w:val="en-US" w:eastAsia="zh-CN" w:bidi="ar-SA"/>
         </w:rPr>
         <w:t>图 12 公司9月份第5周作业承载力</w:t>
       </w:r>
@@ -9777,14 +9579,13 @@
         <w:pStyle w:val="Normal"/>
         <w:rPr>
           <w:rFonts w:cs="方正仿宋_GBK"/>
-          <w:b/>
-          <w:bCs/>
+          <w:b w:val="false"/>
+          <w:bCs w:val="false"/>
           <w:color w:val="000000"/>
           <w:kern w:val="2"/>
           <w:sz w:val="32"/>
           <w:szCs w:val="32"/>
-          <w:highlight w:val="none"/>
-          <w:lang w:val="en-US" w:eastAsia="zh-CN" w:bidi="ar"/>
+          <w:lang w:val="en-US" w:eastAsia="zh-CN" w:bidi="ar-SA"/>
         </w:rPr>
       </w:pPr>
       <w:r>
@@ -9797,7 +9598,7 @@
           <w:kern w:val="2"/>
           <w:sz w:val="32"/>
           <w:szCs w:val="32"/>
-          <w:lang w:val="en-US" w:eastAsia="zh-CN" w:bidi="ar"/>
+          <w:lang w:val="en-US" w:eastAsia="zh-CN" w:bidi="ar-SA"/>
         </w:rPr>
         <w:t>（</w:t>
       </w:r>
@@ -9811,7 +9612,7 @@
           <w:kern w:val="2"/>
           <w:sz w:val="32"/>
           <w:szCs w:val="32"/>
-          <w:lang w:val="en-US" w:eastAsia="zh-CN" w:bidi="ar"/>
+          <w:lang w:val="en-US" w:eastAsia="zh-CN" w:bidi="ar-SA"/>
         </w:rPr>
         <w:t>2</w:t>
       </w:r>
@@ -9825,7 +9626,7 @@
           <w:kern w:val="2"/>
           <w:sz w:val="32"/>
           <w:szCs w:val="32"/>
-          <w:lang w:val="en-US" w:eastAsia="zh-CN" w:bidi="ar"/>
+          <w:lang w:val="en-US" w:eastAsia="zh-CN" w:bidi="ar-SA"/>
         </w:rPr>
         <w:t>）管理承载力分析</w:t>
       </w:r>
@@ -9838,9 +9639,7 @@
         <w:spacing w:before="0" w:after="0" w:line="580" w:lineRule="exact"/>
         <w:ind w:firstLine="0" w:firstLineChars="0"/>
         <w:pStyle w:val="Normal"/>
-        <w:kinsoku w:val="true"/>
-        <w:overflowPunct w:val="true"/>
-        <w:autoSpaceDE w:val="true"/>
+        <w:overflowPunct w:val="false"/>
         <w:bidi w:val="0"/>
         <w:snapToGrid w:val="true"/>
         <w:textAlignment w:val="auto"/>
@@ -9852,8 +9651,7 @@
           <w:kern w:val="2"/>
           <w:sz w:val="32"/>
           <w:szCs w:val="32"/>
-          <w:highlight w:val="none"/>
-          <w:lang w:val="en-US" w:eastAsia="zh-CN" w:bidi="ar"/>
+          <w:lang w:val="en-US" w:eastAsia="zh-CN" w:bidi="ar-SA"/>
         </w:rPr>
       </w:pPr>
       <w:r>
@@ -9866,7 +9664,7 @@
           <w:kern w:val="2"/>
           <w:sz w:val="32"/>
           <w:szCs w:val="32"/>
-          <w:lang w:val="en-US" w:eastAsia="zh-CN" w:bidi="ar"/>
+          <w:lang w:val="en-US" w:eastAsia="zh-CN" w:bidi="ar-SA"/>
         </w:rPr>
         <w:t>第5周管理承载力为16%，现场管理人员满足作业管控需求，如图 13所示。</w:t>
       </w:r>
@@ -9888,8 +9686,7 @@
           <w:kern w:val="2"/>
           <w:sz w:val="32"/>
           <w:szCs w:val="32"/>
-          <w:highlight w:val="none"/>
-          <w:lang w:val="en-US" w:eastAsia="zh-CN" w:bidi="ar"/>
+          <w:lang w:val="en-US" w:eastAsia="zh-CN" w:bidi="ar-SA"/>
         </w:rPr>
       </w:pPr>
       <w:r>
@@ -9902,7 +9699,7 @@
           <w:kern w:val="2"/>
           <w:sz w:val="32"/>
           <w:szCs w:val="32"/>
-          <w:lang w:val="en-US" w:eastAsia="zh-CN" w:bidi="ar"/>
+          <w:lang w:val="en-US" w:eastAsia="zh-CN" w:bidi="ar-SA"/>
         </w:rPr>
       </w:r>
       <w:r>
@@ -9972,9 +9769,7 @@
         <w:keepNext w:val="false"/>
         <w:keepLines w:val="false"/>
         <w:widowControl w:val="false"/>
-        <w:kinsoku w:val="true"/>
-        <w:overflowPunct w:val="true"/>
-        <w:autoSpaceDE w:val="true"/>
+        <w:overflowPunct w:val="false"/>
         <w:bidi w:val="0"/>
         <w:snapToGrid w:val="true"/>
         <w:spacing w:lineRule="exact" w:line="580"/>
@@ -9986,7 +9781,6 @@
           <w:bCs w:val="false"/>
           <w:sz w:val="32"/>
           <w:szCs w:val="32"/>
-          <w:highlight w:val="none"/>
           <w:lang w:val="en-US" w:eastAsia="zh-CN"/>
         </w:rPr>
       </w:pPr>
@@ -10021,15 +9815,13 @@
       <w:pPr>
         <w:pStyle w:val="HY-"/>
         <w:bidi w:val="0"/>
-        <w:rPr>
-          <w:lang w:val="en-US" w:eastAsia="zh-CN"/>
-        </w:rPr>
+        <w:rPr/>
       </w:pPr>
       <w:r>
         <w:rPr>
           <w:lang w:val="en-US" w:eastAsia="zh-CN"/>
         </w:rPr>
-        <w:t>本月日计划15236项，二级风险1项，三级风险47项。单位承载力居前的是电缆中心128.8%、平度公司112.3%、输电中心60.6%。峰值单位电缆中心为128.8%，已达满载，请压缩该单位同期作业。管理承载力为22%。请各单位按实际承载力安排现场作业。</w:t>
+        <w:t>本月日计划15236项，三级风险47项，四级风险3123项，五级风险12060项。单位承载力居前的是电缆中心128.8%、平度公司112.3%、输电中心60.6%。峰值单位电缆中心为128.8%，已达满载，请压缩该单位同期作业。管理承载力为22%。请各单位按实际承载力安排现场作业。</w:t>
       </w:r>
     </w:p>
     <w:sectPr>
@@ -10059,12 +9851,10 @@
       <w:rPr>
         <w:sz w:val="18"/>
       </w:rPr>
-    </w:r>
-    <w:r>
       <mc:AlternateContent>
         <mc:Choice Requires="wps">
           <w:drawing>
-            <wp:anchor behindDoc="1" distT="0" distB="0" distL="114935" distR="114935" simplePos="0" locked="0" layoutInCell="0" allowOverlap="1" relativeHeight="9">
+            <wp:anchor behindDoc="1" distT="0" distB="0" distL="114935" distR="0" simplePos="0" locked="0" layoutInCell="0" allowOverlap="1" relativeHeight="10">
               <wp:simplePos x="0" y="0"/>
               <wp:positionH relativeFrom="margin">
                 <wp:align>center</wp:align>
@@ -10072,10 +9862,10 @@
               <wp:positionV relativeFrom="paragraph">
                 <wp:posOffset>635</wp:posOffset>
               </wp:positionV>
-              <wp:extent cx="1031240" cy="369570"/>
-              <wp:effectExtent l="0" t="0" r="0" b="0"/>
+              <wp:extent cx="1031240" cy="368300"/>
+              <wp:effectExtent l="2292350" t="635" r="0" b="0"/>
               <wp:wrapNone/>
-              <wp:docPr id="2" name="Frame1"/>
+              <wp:docPr id="2" name=""/>
               <a:graphic xmlns:a="http://schemas.openxmlformats.org/drawingml/2006/main">
                 <a:graphicData uri="http://schemas.microsoft.com/office/word/2010/wordprocessingShape">
                   <wps:wsp>
@@ -10083,7 +9873,81 @@
                     <wps:spPr>
                       <a:xfrm>
                         <a:off x="0" y="0"/>
-                        <a:ext cx="1031240" cy="369570"/>
+                        <a:ext cx="1031400" cy="368280"/>
+                      </a:xfrm>
+                      <a:prstGeom prst="rect">
+                        <a:avLst/>
+                      </a:prstGeom>
+                      <a:noFill/>
+                      <a:ln w="0">
+                        <a:noFill/>
+                      </a:ln>
+                    </wps:spPr>
+                    <wps:bodyPr/>
+                  </wps:wsp>
+                </a:graphicData>
+              </a:graphic>
+            </wp:anchor>
+          </w:drawing>
+        </mc:Choice>
+        <mc:Fallback>
+          <w:pict>
+            <v:shapetype id="_x0000_t202" coordsize="21600,21600" o:spt="202" path="m,l,21600l21600,21600l21600,xe">
+              <v:stroke joinstyle="miter"/>
+              <v:path gradientshapeok="t" o:connecttype="rect"/>
+            </v:shapetype>
+            <v:shape id="shape_0" fillcolor="white" stroked="f" o:allowincell="f" style="position:absolute;margin-left:180.5pt;margin-top:0.05pt;width:81.15pt;height:28.95pt;mso-wrap-style:none;v-text-anchor:middle;mso-position-horizontal:center;mso-position-horizontal-relative:margin" type="_x0000_t202">
+              <v:textbox>
+                <w:txbxContent>
+                  <w:p>
+                    <w:pPr>
+                      <w:overflowPunct w:val="false"/>
+                      <w:spacing w:lineRule="auto" w:line="240"/>
+                      <w:jc w:val="start"/>
+                      <w:rPr/>
+                    </w:pPr>
+                    <w:r>
+                      <w:rPr>
+                        <w:sz w:val="24"/>
+                        <w:rFonts w:ascii="Liberation Serif" w:hAnsi="Liberation Serif" w:eastAsia="WenQuanYi Micro Hei" w:cs="Noto Sans Devanagari"/>
+                        <w:lang w:bidi="hi-IN"/>
+                      </w:rPr>
+                    </w:r>
+                  </w:p>
+                </w:txbxContent>
+              </v:textbox>
+              <v:fill o:detectmouseclick="t" type="solid" color2="black" opacity="0"/>
+              <v:stroke color="#3465a4" joinstyle="round" endcap="flat"/>
+              <w10:wrap type="none"/>
+            </v:shape>
+          </w:pict>
+        </mc:Fallback>
+      </mc:AlternateContent>
+    </w:r>
+    <w:r>
+      <mc:AlternateContent>
+        <mc:Choice Requires="wps">
+          <w:drawing>
+            <wp:anchor behindDoc="1" distT="72390" distB="72390" distL="0" distR="0" simplePos="0" locked="0" layoutInCell="0" allowOverlap="1" relativeHeight="18">
+              <wp:simplePos x="0" y="0"/>
+              <wp:positionH relativeFrom="margin">
+                <wp:align>center</wp:align>
+              </wp:positionH>
+              <wp:positionV relativeFrom="paragraph">
+                <wp:posOffset>635</wp:posOffset>
+              </wp:positionV>
+              <wp:extent cx="1031875" cy="368935"/>
+              <wp:effectExtent l="0" t="0" r="0" b="0"/>
+              <wp:wrapNone/>
+              <wp:docPr id="3" name="Frame2"/>
+              <a:graphic xmlns:a="http://schemas.openxmlformats.org/drawingml/2006/main">
+                <a:graphicData uri="http://schemas.microsoft.com/office/word/2010/wordprocessingShape">
+                  <wps:wsp>
+                    <wps:cNvSpPr txBox="1"/>
+                    <wps:spPr>
+                      <a:xfrm>
+                        <a:off x="0" y="0"/>
+                        <a:ext cx="1031875" cy="368935"/>
                       </a:xfrm>
                       <a:prstGeom prst="rect"/>
                       <a:solidFill>
@@ -10105,7 +9969,15 @@
                               <w:sz w:val="24"/>
                               <w:szCs w:val="24"/>
                             </w:rPr>
-                            <w:t xml:space="preserve">— </w:t>
+                            <w:t>—</w:t>
+                          </w:r>
+                          <w:r>
+                            <w:rPr>
+                              <w:rFonts w:eastAsia="方正仿宋_GBK" w:cs="方正仿宋_GBK"/>
+                              <w:sz w:val="24"/>
+                              <w:szCs w:val="24"/>
+                            </w:rPr>
+                            <w:t xml:space="preserve"> </w:t>
                           </w:r>
                           <w:r>
                             <w:rPr>
@@ -10137,7 +10009,7 @@
                               <w:szCs w:val="24"/>
                               <w:rFonts w:eastAsia="方正仿宋_GBK" w:cs="方正仿宋_GBK"/>
                             </w:rPr>
-                            <w:t>7</w:t>
+                            <w:t>8</w:t>
                           </w:r>
                           <w:r>
                             <w:rPr>
@@ -10153,13 +10025,21 @@
                               <w:sz w:val="24"/>
                               <w:szCs w:val="24"/>
                             </w:rPr>
-                            <w:t xml:space="preserve"> —</w:t>
+                            <w:t xml:space="preserve"> </w:t>
+                          </w:r>
+                          <w:r>
+                            <w:rPr>
+                              <w:rFonts w:eastAsia="方正仿宋_GBK" w:cs="方正仿宋_GBK"/>
+                              <w:sz w:val="24"/>
+                              <w:szCs w:val="24"/>
+                            </w:rPr>
+                            <w:t>—</w:t>
                           </w:r>
                         </w:p>
                       </w:txbxContent>
                     </wps:txbx>
-                    <wps:bodyPr anchor="t" lIns="635" tIns="635" rIns="635" bIns="635">
-                      <a:spAutoFit/>
+                    <wps:bodyPr anchor="t" lIns="1270" tIns="1270" rIns="1270" bIns="1270">
+                      <a:noAutofit/>
                     </wps:bodyPr>
                   </wps:wsp>
                 </a:graphicData>
@@ -10169,9 +10049,9 @@
         </mc:Choice>
         <mc:Fallback>
           <w:pict>
-            <v:rect fillcolor="#FFFFFF" style="position:absolute;rotation:-0;width:81.2pt;height:29.1pt;mso-wrap-distance-left:9.05pt;mso-wrap-distance-right:9.05pt;mso-wrap-distance-top:0pt;mso-wrap-distance-bottom:0pt;margin-top:0pt;mso-position-vertical-relative:text;margin-left:180.5pt;mso-position-horizontal:center;mso-position-horizontal-relative:margin">
+            <v:rect fillcolor="#FFFFFF" style="position:absolute;rotation:-0;width:81.25pt;height:29.05pt;mso-wrap-distance-left:0pt;mso-wrap-distance-right:0pt;mso-wrap-distance-top:5.7pt;mso-wrap-distance-bottom:5.7pt;margin-top:0.05pt;mso-position-vertical-relative:text;margin-left:180.5pt;mso-position-horizontal:center;mso-position-horizontal-relative:margin">
               <v:fill opacity="0f"/>
-              <v:textbox inset="0.000694444444444445in,0.000694444444444445in,0.000694444444444445in,0.000694444444444445in">
+              <v:textbox inset="0.00138888888888889in,0.00138888888888889in,0.00138888888888889in,0.00138888888888889in">
                 <w:txbxContent>
                   <w:p>
                     <w:pPr>
@@ -10184,7 +10064,15 @@
                         <w:sz w:val="24"/>
                         <w:szCs w:val="24"/>
                       </w:rPr>
-                      <w:t xml:space="preserve">— </w:t>
+                      <w:t>—</w:t>
+                    </w:r>
+                    <w:r>
+                      <w:rPr>
+                        <w:rFonts w:eastAsia="方正仿宋_GBK" w:cs="方正仿宋_GBK"/>
+                        <w:sz w:val="24"/>
+                        <w:szCs w:val="24"/>
+                      </w:rPr>
+                      <w:t xml:space="preserve"> </w:t>
                     </w:r>
                     <w:r>
                       <w:rPr>
@@ -10216,7 +10104,7 @@
                         <w:szCs w:val="24"/>
                         <w:rFonts w:eastAsia="方正仿宋_GBK" w:cs="方正仿宋_GBK"/>
                       </w:rPr>
-                      <w:t>7</w:t>
+                      <w:t>8</w:t>
                     </w:r>
                     <w:r>
                       <w:rPr>
@@ -10232,7 +10120,15 @@
                         <w:sz w:val="24"/>
                         <w:szCs w:val="24"/>
                       </w:rPr>
-                      <w:t xml:space="preserve"> —</w:t>
+                      <w:t xml:space="preserve"> </w:t>
+                    </w:r>
+                    <w:r>
+                      <w:rPr>
+                        <w:rFonts w:eastAsia="方正仿宋_GBK" w:cs="方正仿宋_GBK"/>
+                        <w:sz w:val="24"/>
+                        <w:szCs w:val="24"/>
+                      </w:rPr>
+                      <w:t>—</w:t>
                     </w:r>
                   </w:p>
                 </w:txbxContent>
@@ -10270,8 +10166,9 @@
     <w:qFormat/>
     <w:pPr>
       <w:widowControl w:val="false"/>
+      <w:suppressAutoHyphens w:val="true"/>
       <w:bidi w:val="0"/>
-      <w:spacing w:lineRule="exact" w:line="580"/>
+      <w:spacing w:lineRule="exact" w:line="580" w:before="0" w:after="0"/>
       <w:ind w:firstLine="880" w:start="0" w:end="0"/>
       <w:jc w:val="both"/>
     </w:pPr>
@@ -10316,7 +10213,7 @@
       <w:spacing w:before="240" w:after="120"/>
     </w:pPr>
     <w:rPr>
-      <w:rFonts w:ascii="Liberation Sans" w:hAnsi="Liberation Sans" w:eastAsia="WenQuanYi Micro Hei" w:cs="Noto Sans Devanagari"/>
+      <w:rFonts w:ascii="Liberation Sans;Arial" w:hAnsi="Liberation Sans;Arial" w:eastAsia="WenQuanYi Micro Hei" w:cs="Noto Sans Devanagari"/>
       <w:sz w:val="28"/>
       <w:szCs w:val="28"/>
     </w:rPr>
@@ -10431,7 +10328,6 @@
     <w:name w:val="Header"/>
     <w:basedOn w:val="Normal"/>
     <w:pPr>
-      <w:pBdr/>
       <w:tabs>
         <w:tab w:val="clear" w:pos="420"/>
         <w:tab w:val="center" w:pos="4153" w:leader="none"/>
@@ -10476,7 +10372,7 @@
       <w:kern w:val="0"/>
       <w:sz w:val="24"/>
       <w:szCs w:val="24"/>
-      <w:lang w:val="en-US" w:eastAsia="zh-CN" w:bidi="ar"/>
+      <w:lang w:val="en-US" w:eastAsia="zh-CN" w:bidi="ar-SA"/>
     </w:rPr>
   </w:style>
   <w:style w:type="paragraph" w:styleId="Style17">

--- a/安全作业承载力分析/承载力报告/承载力报告20260923/国网青岛供电公司2026年9月份安全承载力分析报告.docx
+++ b/安全作业承载力分析/承载力报告/承载力报告20260923/国网青岛供电公司2026年9月份安全承载力分析报告.docx
@@ -9821,7 +9821,7 @@
         <w:rPr>
           <w:lang w:val="en-US" w:eastAsia="zh-CN"/>
         </w:rPr>
-        <w:t>本月日计划15236项，三级风险47项，四级风险3123项，五级风险12060项。单位承载力居前的是电缆中心128.8%、平度公司112.3%、输电中心60.6%。峰值单位电缆中心为128.8%，已达满载，请压缩该单位同期作业。管理承载力为22%。请各单位按实际承载力安排现场作业。</w:t>
+        <w:t>【判断】本月作业承载力总体偏紧。满载单位：电缆中心128.8%、平度公司112.3%；重载单位：无。矛盾主要集中在电缆中心、平度公司。【风险】本周期三级47项、四级3123项、五级12060项。满载/重载单位须严控与三级风险作业的时段叠加。【管理】全网管理承载力22%，总体可支撑，但满载/重载单位检查频次应高于常规。【措施】1．对电缆中心、平度公司：立即组织计划清理，非紧急四级/五级作业错峰或暂缓，满载解除前原则上不新增长周期作业；2．其他单位按预警分级动态管控。【反馈】请电缆中心、平度公司安监会同生产部门于下一工作日前反馈计划调整结果。【底线】涉及保电、紧急消缺、重大风险管控的作业，须履行审批后实施，不得简单取消。</w:t>
       </w:r>
     </w:p>
     <w:sectPr>
